--- a/projects/components/retro_legacy_blocks/docs/PIC_8259_MAS_v1.0.docx
+++ b/projects/components/retro_legacy_blocks/docs/PIC_8259_MAS_v1.0.docx
@@ -16,7 +16,7 @@
           <wp:inline distT="0" distB="0" distL="0" distR="0">
             <wp:extent cx="2286000" cy="2286000"/>
             <wp:effectExtent l="0" t="0" r="0" b="0"/>
-            <wp:docPr id="1" name="Picture 48" descr=""/>
+            <wp:docPr id="1" name="Picture 52" descr=""/>
             <wp:cNvGraphicFramePr>
               <a:graphicFrameLocks xmlns:a="http://schemas.openxmlformats.org/drawingml/2006/main" noChangeAspect="1"/>
             </wp:cNvGraphicFramePr>
@@ -24,7 +24,7 @@
               <a:graphicData uri="http://schemas.openxmlformats.org/drawingml/2006/picture">
                 <pic:pic xmlns:pic="http://schemas.openxmlformats.org/drawingml/2006/picture">
                   <pic:nvPicPr>
-                    <pic:cNvPr id="1" name="Picture 48" descr=""/>
+                    <pic:cNvPr id="1" name="Picture 52" descr=""/>
                     <pic:cNvPicPr>
                       <a:picLocks noChangeAspect="1" noChangeArrowheads="1"/>
                     </pic:cNvPicPr>
@@ -160,7 +160,7 @@
             </w:rPr>
             <w:fldChar w:fldCharType="separate"/>
           </w:r>
-          <w:hyperlink w:anchor="__RefHeading___Toc3152_1927110876">
+          <w:hyperlink w:anchor="__RefHeading___Toc3983_4073099194">
             <w:r>
               <w:rPr>
                 <w:webHidden/>
@@ -181,15 +181,15 @@
             </w:tabs>
             <w:rPr/>
           </w:pPr>
-          <w:hyperlink w:anchor="__RefHeading___Toc3154_1927110876">
+          <w:hyperlink w:anchor="__RefHeading___Toc3985_4073099194">
             <w:r>
               <w:rPr>
                 <w:webHidden/>
                 <w:rStyle w:val="IndexLink"/>
               </w:rPr>
-              <w:t>2 APB PIC 8259 - Overview</w:t>
+              <w:t>2 pic_8259 – Overview</w:t>
               <w:tab/>
-              <w:t>7</w:t>
+              <w:t>8</w:t>
             </w:r>
           </w:hyperlink>
         </w:p>
@@ -202,15 +202,57 @@
             </w:tabs>
             <w:rPr/>
           </w:pPr>
-          <w:hyperlink w:anchor="__RefHeading___Toc3156_1927110876">
+          <w:hyperlink w:anchor="__RefHeading___Toc3987_4073099194">
             <w:r>
               <w:rPr>
                 <w:webHidden/>
                 <w:rStyle w:val="IndexLink"/>
               </w:rPr>
-              <w:t>2.1 Introduction</w:t>
+              <w:t>2.1 Overview</w:t>
               <w:tab/>
-              <w:t>7</w:t>
+              <w:t>8</w:t>
+            </w:r>
+          </w:hyperlink>
+        </w:p>
+        <w:p>
+          <w:pPr>
+            <w:pStyle w:val="TOC3"/>
+            <w:tabs>
+              <w:tab w:val="clear" w:pos="8793"/>
+              <w:tab w:val="right" w:pos="9359" w:leader="dot"/>
+            </w:tabs>
+            <w:rPr/>
+          </w:pPr>
+          <w:hyperlink w:anchor="__RefHeading___Toc3989_4073099194">
+            <w:r>
+              <w:rPr>
+                <w:webHidden/>
+                <w:rStyle w:val="IndexLink"/>
+              </w:rPr>
+              <w:t>2.1.1 Parameters</w:t>
+              <w:tab/>
+              <w:t>9</w:t>
+            </w:r>
+          </w:hyperlink>
+        </w:p>
+        <w:p>
+          <w:pPr>
+            <w:pStyle w:val="TOC3"/>
+            <w:tabs>
+              <w:tab w:val="clear" w:pos="8793"/>
+              <w:tab w:val="right" w:pos="9359" w:leader="dot"/>
+            </w:tabs>
+            <w:rPr/>
+          </w:pPr>
+          <w:hyperlink w:anchor="__RefHeading___Toc3991_4073099194">
+            <w:r>
+              <w:rPr>
+                <w:webHidden/>
+                <w:rStyle w:val="IndexLink"/>
+              </w:rPr>
+              <w:t>2.1.2 Applications</w:t>
+              <w:tab/>
+              <w:t>9</w:t>
             </w:r>
           </w:hyperlink>
         </w:p>
@@ -223,15 +265,99 @@
             </w:tabs>
             <w:rPr/>
           </w:pPr>
-          <w:hyperlink w:anchor="__RefHeading___Toc3158_1927110876">
+          <w:hyperlink w:anchor="__RefHeading___Toc3993_4073099194">
             <w:r>
               <w:rPr>
                 <w:webHidden/>
                 <w:rStyle w:val="IndexLink"/>
               </w:rPr>
-              <w:t>2.2 Key Features</w:t>
+              <w:t>2.2 Functional Description</w:t>
               <w:tab/>
-              <w:t>7</w:t>
+              <w:t>9</w:t>
+            </w:r>
+          </w:hyperlink>
+        </w:p>
+        <w:p>
+          <w:pPr>
+            <w:pStyle w:val="TOC3"/>
+            <w:tabs>
+              <w:tab w:val="clear" w:pos="8793"/>
+              <w:tab w:val="right" w:pos="9359" w:leader="dot"/>
+            </w:tabs>
+            <w:rPr/>
+          </w:pPr>
+          <w:hyperlink w:anchor="__RefHeading___Toc3995_4073099194">
+            <w:r>
+              <w:rPr>
+                <w:webHidden/>
+                <w:rStyle w:val="IndexLink"/>
+              </w:rPr>
+              <w:t>2.2.1 Figure 1.1: PIC 8259 Block Diagram</w:t>
+              <w:tab/>
+              <w:t>9</w:t>
+            </w:r>
+          </w:hyperlink>
+        </w:p>
+        <w:p>
+          <w:pPr>
+            <w:pStyle w:val="TOC3"/>
+            <w:tabs>
+              <w:tab w:val="clear" w:pos="8793"/>
+              <w:tab w:val="right" w:pos="9359" w:leader="dot"/>
+            </w:tabs>
+            <w:rPr/>
+          </w:pPr>
+          <w:hyperlink w:anchor="__RefHeading___Toc3997_4073099194">
+            <w:r>
+              <w:rPr>
+                <w:webHidden/>
+                <w:rStyle w:val="IndexLink"/>
+              </w:rPr>
+              <w:t>2.2.2 Register Summary</w:t>
+              <w:tab/>
+              <w:t>9</w:t>
+            </w:r>
+          </w:hyperlink>
+        </w:p>
+        <w:p>
+          <w:pPr>
+            <w:pStyle w:val="TOC3"/>
+            <w:tabs>
+              <w:tab w:val="clear" w:pos="8793"/>
+              <w:tab w:val="right" w:pos="9359" w:leader="dot"/>
+            </w:tabs>
+            <w:rPr/>
+          </w:pPr>
+          <w:hyperlink w:anchor="__RefHeading___Toc3999_4073099194">
+            <w:r>
+              <w:rPr>
+                <w:webHidden/>
+                <w:rStyle w:val="IndexLink"/>
+              </w:rPr>
+              <w:t>2.2.3 Interrupt Priority</w:t>
+              <w:tab/>
+              <w:t>10</w:t>
+            </w:r>
+          </w:hyperlink>
+        </w:p>
+        <w:p>
+          <w:pPr>
+            <w:pStyle w:val="TOC3"/>
+            <w:tabs>
+              <w:tab w:val="clear" w:pos="8793"/>
+              <w:tab w:val="right" w:pos="9359" w:leader="dot"/>
+            </w:tabs>
+            <w:rPr/>
+          </w:pPr>
+          <w:hyperlink w:anchor="__RefHeading___Toc4001_4073099194">
+            <w:r>
+              <w:rPr>
+                <w:webHidden/>
+                <w:rStyle w:val="IndexLink"/>
+              </w:rPr>
+              <w:t>2.2.4 Priority Modes</w:t>
+              <w:tab/>
+              <w:t>11</w:t>
             </w:r>
           </w:hyperlink>
         </w:p>
@@ -244,15 +370,120 @@
             </w:tabs>
             <w:rPr/>
           </w:pPr>
-          <w:hyperlink w:anchor="__RefHeading___Toc3160_1927110876">
+          <w:hyperlink w:anchor="__RefHeading___Toc4003_4073099194">
             <w:r>
               <w:rPr>
                 <w:webHidden/>
                 <w:rStyle w:val="IndexLink"/>
               </w:rPr>
-              <w:t>2.3 Applications</w:t>
+              <w:t>2.3 Waveforms</w:t>
               <w:tab/>
-              <w:t>7</w:t>
+              <w:t>11</w:t>
+            </w:r>
+          </w:hyperlink>
+        </w:p>
+        <w:p>
+          <w:pPr>
+            <w:pStyle w:val="TOC3"/>
+            <w:tabs>
+              <w:tab w:val="clear" w:pos="8793"/>
+              <w:tab w:val="right" w:pos="9359" w:leader="dot"/>
+            </w:tabs>
+            <w:rPr/>
+          </w:pPr>
+          <w:hyperlink w:anchor="__RefHeading___Toc4005_4073099194">
+            <w:r>
+              <w:rPr>
+                <w:webHidden/>
+                <w:rStyle w:val="IndexLink"/>
+              </w:rPr>
+              <w:t>2.3.1 Waveform 1.1: Interrupt Request</w:t>
+              <w:tab/>
+              <w:t>11</w:t>
+            </w:r>
+          </w:hyperlink>
+        </w:p>
+        <w:p>
+          <w:pPr>
+            <w:pStyle w:val="TOC3"/>
+            <w:tabs>
+              <w:tab w:val="clear" w:pos="8793"/>
+              <w:tab w:val="right" w:pos="9359" w:leader="dot"/>
+            </w:tabs>
+            <w:rPr/>
+          </w:pPr>
+          <w:hyperlink w:anchor="__RefHeading___Toc4007_4073099194">
+            <w:r>
+              <w:rPr>
+                <w:webHidden/>
+                <w:rStyle w:val="IndexLink"/>
+              </w:rPr>
+              <w:t>2.3.2 Waveform 1.2: Interrupt Acknowledge Sequence</w:t>
+              <w:tab/>
+              <w:t>11</w:t>
+            </w:r>
+          </w:hyperlink>
+        </w:p>
+        <w:p>
+          <w:pPr>
+            <w:pStyle w:val="TOC3"/>
+            <w:tabs>
+              <w:tab w:val="clear" w:pos="8793"/>
+              <w:tab w:val="right" w:pos="9359" w:leader="dot"/>
+            </w:tabs>
+            <w:rPr/>
+          </w:pPr>
+          <w:hyperlink w:anchor="__RefHeading___Toc4009_4073099194">
+            <w:r>
+              <w:rPr>
+                <w:webHidden/>
+                <w:rStyle w:val="IndexLink"/>
+              </w:rPr>
+              <w:t>2.3.3 Waveform 1.3: End-of-Interrupt (EOI)</w:t>
+              <w:tab/>
+              <w:t>12</w:t>
+            </w:r>
+          </w:hyperlink>
+        </w:p>
+        <w:p>
+          <w:pPr>
+            <w:pStyle w:val="TOC3"/>
+            <w:tabs>
+              <w:tab w:val="clear" w:pos="8793"/>
+              <w:tab w:val="right" w:pos="9359" w:leader="dot"/>
+            </w:tabs>
+            <w:rPr/>
+          </w:pPr>
+          <w:hyperlink w:anchor="__RefHeading___Toc4011_4073099194">
+            <w:r>
+              <w:rPr>
+                <w:webHidden/>
+                <w:rStyle w:val="IndexLink"/>
+              </w:rPr>
+              <w:t>2.3.4 Waveform 1.4: Cascade Mode</w:t>
+              <w:tab/>
+              <w:t>13</w:t>
+            </w:r>
+          </w:hyperlink>
+        </w:p>
+        <w:p>
+          <w:pPr>
+            <w:pStyle w:val="TOC3"/>
+            <w:tabs>
+              <w:tab w:val="clear" w:pos="8793"/>
+              <w:tab w:val="right" w:pos="9359" w:leader="dot"/>
+            </w:tabs>
+            <w:rPr/>
+          </w:pPr>
+          <w:hyperlink w:anchor="__RefHeading___Toc4013_4073099194">
+            <w:r>
+              <w:rPr>
+                <w:webHidden/>
+                <w:rStyle w:val="IndexLink"/>
+              </w:rPr>
+              <w:t>2.3.5 Waveform 1.5: Priority Rotation</w:t>
+              <w:tab/>
+              <w:t>13</w:t>
             </w:r>
           </w:hyperlink>
         </w:p>
@@ -265,15 +496,78 @@
             </w:tabs>
             <w:rPr/>
           </w:pPr>
-          <w:hyperlink w:anchor="__RefHeading___Toc3162_1927110876">
+          <w:hyperlink w:anchor="__RefHeading___Toc4015_4073099194">
             <w:r>
               <w:rPr>
                 <w:webHidden/>
                 <w:rStyle w:val="IndexLink"/>
               </w:rPr>
-              <w:t>2.4 Block Diagram</w:t>
+              <w:t>2.4 Navigation</w:t>
               <w:tab/>
-              <w:t>8</w:t>
+              <w:t>14</w:t>
+            </w:r>
+          </w:hyperlink>
+        </w:p>
+        <w:p>
+          <w:pPr>
+            <w:pStyle w:val="TOC1"/>
+            <w:tabs>
+              <w:tab w:val="clear" w:pos="9360"/>
+              <w:tab w:val="right" w:pos="9359" w:leader="dot"/>
+            </w:tabs>
+            <w:rPr/>
+          </w:pPr>
+          <w:hyperlink w:anchor="__RefHeading___Toc4017_4073099194">
+            <w:r>
+              <w:rPr>
+                <w:webHidden/>
+                <w:rStyle w:val="IndexLink"/>
+              </w:rPr>
+              <w:t>3 pic_8259 – Register Map</w:t>
+              <w:tab/>
+              <w:t>15</w:t>
+            </w:r>
+          </w:hyperlink>
+        </w:p>
+        <w:p>
+          <w:pPr>
+            <w:pStyle w:val="TOC2"/>
+            <w:tabs>
+              <w:tab w:val="clear" w:pos="9077"/>
+              <w:tab w:val="right" w:pos="9359" w:leader="dot"/>
+            </w:tabs>
+            <w:rPr/>
+          </w:pPr>
+          <w:hyperlink w:anchor="__RefHeading___Toc4019_4073099194">
+            <w:r>
+              <w:rPr>
+                <w:webHidden/>
+                <w:rStyle w:val="IndexLink"/>
+              </w:rPr>
+              <w:t>3.1 Overview</w:t>
+              <w:tab/>
+              <w:t>15</w:t>
+            </w:r>
+          </w:hyperlink>
+        </w:p>
+        <w:p>
+          <w:pPr>
+            <w:pStyle w:val="TOC2"/>
+            <w:tabs>
+              <w:tab w:val="clear" w:pos="9077"/>
+              <w:tab w:val="right" w:pos="9359" w:leader="dot"/>
+            </w:tabs>
+            <w:rPr/>
+          </w:pPr>
+          <w:hyperlink w:anchor="__RefHeading___Toc4021_4073099194">
+            <w:r>
+              <w:rPr>
+                <w:webHidden/>
+                <w:rStyle w:val="IndexLink"/>
+              </w:rPr>
+              <w:t>3.2 Functional Description</w:t>
+              <w:tab/>
+              <w:t>15</w:t>
             </w:r>
           </w:hyperlink>
         </w:p>
@@ -286,15 +580,99 @@
             </w:tabs>
             <w:rPr/>
           </w:pPr>
-          <w:hyperlink w:anchor="__RefHeading___Toc3164_1927110876">
+          <w:hyperlink w:anchor="__RefHeading___Toc4023_4073099194">
             <w:r>
               <w:rPr>
                 <w:webHidden/>
                 <w:rStyle w:val="IndexLink"/>
               </w:rPr>
-              <w:t>2.4.1 Figure 1.1: PIC 8259 Block Diagram</w:t>
+              <w:t>3.2.1 Register Map</w:t>
               <w:tab/>
-              <w:t>8</w:t>
+              <w:t>15</w:t>
+            </w:r>
+          </w:hyperlink>
+        </w:p>
+        <w:p>
+          <w:pPr>
+            <w:pStyle w:val="TOC3"/>
+            <w:tabs>
+              <w:tab w:val="clear" w:pos="8793"/>
+              <w:tab w:val="right" w:pos="9359" w:leader="dot"/>
+            </w:tabs>
+            <w:rPr/>
+          </w:pPr>
+          <w:hyperlink w:anchor="__RefHeading___Toc4025_4073099194">
+            <w:r>
+              <w:rPr>
+                <w:webHidden/>
+                <w:rStyle w:val="IndexLink"/>
+              </w:rPr>
+              <w:t>3.2.2 Global Configuration</w:t>
+              <w:tab/>
+              <w:t>16</w:t>
+            </w:r>
+          </w:hyperlink>
+        </w:p>
+        <w:p>
+          <w:pPr>
+            <w:pStyle w:val="TOC3"/>
+            <w:tabs>
+              <w:tab w:val="clear" w:pos="8793"/>
+              <w:tab w:val="right" w:pos="9359" w:leader="dot"/>
+            </w:tabs>
+            <w:rPr/>
+          </w:pPr>
+          <w:hyperlink w:anchor="__RefHeading___Toc4027_4073099194">
+            <w:r>
+              <w:rPr>
+                <w:webHidden/>
+                <w:rStyle w:val="IndexLink"/>
+              </w:rPr>
+              <w:t>3.2.3 Initialization Command Words (ICW)</w:t>
+              <w:tab/>
+              <w:t>18</w:t>
+            </w:r>
+          </w:hyperlink>
+        </w:p>
+        <w:p>
+          <w:pPr>
+            <w:pStyle w:val="TOC3"/>
+            <w:tabs>
+              <w:tab w:val="clear" w:pos="8793"/>
+              <w:tab w:val="right" w:pos="9359" w:leader="dot"/>
+            </w:tabs>
+            <w:rPr/>
+          </w:pPr>
+          <w:hyperlink w:anchor="__RefHeading___Toc4029_4073099194">
+            <w:r>
+              <w:rPr>
+                <w:webHidden/>
+                <w:rStyle w:val="IndexLink"/>
+              </w:rPr>
+              <w:t>3.2.4 Operation Command Words (OCW)</w:t>
+              <w:tab/>
+              <w:t>19</w:t>
+            </w:r>
+          </w:hyperlink>
+        </w:p>
+        <w:p>
+          <w:pPr>
+            <w:pStyle w:val="TOC3"/>
+            <w:tabs>
+              <w:tab w:val="clear" w:pos="8793"/>
+              <w:tab w:val="right" w:pos="9359" w:leader="dot"/>
+            </w:tabs>
+            <w:rPr/>
+          </w:pPr>
+          <w:hyperlink w:anchor="__RefHeading___Toc4031_4073099194">
+            <w:r>
+              <w:rPr>
+                <w:webHidden/>
+                <w:rStyle w:val="IndexLink"/>
+              </w:rPr>
+              <w:t>3.2.5 Status / Readback Registers</w:t>
+              <w:tab/>
+              <w:t>22</w:t>
             </w:r>
           </w:hyperlink>
         </w:p>
@@ -307,120 +685,15 @@
             </w:tabs>
             <w:rPr/>
           </w:pPr>
-          <w:hyperlink w:anchor="__RefHeading___Toc3166_1927110876">
+          <w:hyperlink w:anchor="__RefHeading___Toc4033_4073099194">
             <w:r>
               <w:rPr>
                 <w:webHidden/>
                 <w:rStyle w:val="IndexLink"/>
               </w:rPr>
-              <w:t>2.5 Timing Diagrams</w:t>
+              <w:t>3.3 Design Notes</w:t>
               <w:tab/>
-              <w:t>8</w:t>
-            </w:r>
-          </w:hyperlink>
-        </w:p>
-        <w:p>
-          <w:pPr>
-            <w:pStyle w:val="TOC3"/>
-            <w:tabs>
-              <w:tab w:val="clear" w:pos="8793"/>
-              <w:tab w:val="right" w:pos="9359" w:leader="dot"/>
-            </w:tabs>
-            <w:rPr/>
-          </w:pPr>
-          <w:hyperlink w:anchor="__RefHeading___Toc3168_1927110876">
-            <w:r>
-              <w:rPr>
-                <w:webHidden/>
-                <w:rStyle w:val="IndexLink"/>
-              </w:rPr>
-              <w:t>2.5.1 Waveform 1.1: Interrupt Request</w:t>
-              <w:tab/>
-              <w:t>8</w:t>
-            </w:r>
-          </w:hyperlink>
-        </w:p>
-        <w:p>
-          <w:pPr>
-            <w:pStyle w:val="TOC3"/>
-            <w:tabs>
-              <w:tab w:val="clear" w:pos="8793"/>
-              <w:tab w:val="right" w:pos="9359" w:leader="dot"/>
-            </w:tabs>
-            <w:rPr/>
-          </w:pPr>
-          <w:hyperlink w:anchor="__RefHeading___Toc3170_1927110876">
-            <w:r>
-              <w:rPr>
-                <w:webHidden/>
-                <w:rStyle w:val="IndexLink"/>
-              </w:rPr>
-              <w:t>2.5.2 Waveform 1.2: Interrupt Acknowledge Sequence</w:t>
-              <w:tab/>
-              <w:t>8</w:t>
-            </w:r>
-          </w:hyperlink>
-        </w:p>
-        <w:p>
-          <w:pPr>
-            <w:pStyle w:val="TOC3"/>
-            <w:tabs>
-              <w:tab w:val="clear" w:pos="8793"/>
-              <w:tab w:val="right" w:pos="9359" w:leader="dot"/>
-            </w:tabs>
-            <w:rPr/>
-          </w:pPr>
-          <w:hyperlink w:anchor="__RefHeading___Toc3172_1927110876">
-            <w:r>
-              <w:rPr>
-                <w:webHidden/>
-                <w:rStyle w:val="IndexLink"/>
-              </w:rPr>
-              <w:t>2.5.3 Waveform 1.3: End-of-Interrupt (EOI)</w:t>
-              <w:tab/>
-              <w:t>9</w:t>
-            </w:r>
-          </w:hyperlink>
-        </w:p>
-        <w:p>
-          <w:pPr>
-            <w:pStyle w:val="TOC3"/>
-            <w:tabs>
-              <w:tab w:val="clear" w:pos="8793"/>
-              <w:tab w:val="right" w:pos="9359" w:leader="dot"/>
-            </w:tabs>
-            <w:rPr/>
-          </w:pPr>
-          <w:hyperlink w:anchor="__RefHeading___Toc3174_1927110876">
-            <w:r>
-              <w:rPr>
-                <w:webHidden/>
-                <w:rStyle w:val="IndexLink"/>
-              </w:rPr>
-              <w:t>2.5.4 Waveform 1.4: Cascade Mode</w:t>
-              <w:tab/>
-              <w:t>9</w:t>
-            </w:r>
-          </w:hyperlink>
-        </w:p>
-        <w:p>
-          <w:pPr>
-            <w:pStyle w:val="TOC3"/>
-            <w:tabs>
-              <w:tab w:val="clear" w:pos="8793"/>
-              <w:tab w:val="right" w:pos="9359" w:leader="dot"/>
-            </w:tabs>
-            <w:rPr/>
-          </w:pPr>
-          <w:hyperlink w:anchor="__RefHeading___Toc3176_1927110876">
-            <w:r>
-              <w:rPr>
-                <w:webHidden/>
-                <w:rStyle w:val="IndexLink"/>
-              </w:rPr>
-              <w:t>2.5.5 Waveform 1.5: Priority Rotation</w:t>
-              <w:tab/>
-              <w:t>10</w:t>
+              <w:t>25</w:t>
             </w:r>
           </w:hyperlink>
         </w:p>
@@ -433,435 +706,15 @@
             </w:tabs>
             <w:rPr/>
           </w:pPr>
-          <w:hyperlink w:anchor="__RefHeading___Toc3178_1927110876">
+          <w:hyperlink w:anchor="__RefHeading___Toc4035_4073099194">
             <w:r>
               <w:rPr>
                 <w:webHidden/>
                 <w:rStyle w:val="IndexLink"/>
               </w:rPr>
-              <w:t>2.6 Register Summary</w:t>
+              <w:t>3.4 Navigation</w:t>
               <w:tab/>
-              <w:t>10</w:t>
-            </w:r>
-          </w:hyperlink>
-        </w:p>
-        <w:p>
-          <w:pPr>
-            <w:pStyle w:val="TOC2"/>
-            <w:tabs>
-              <w:tab w:val="clear" w:pos="9077"/>
-              <w:tab w:val="right" w:pos="9359" w:leader="dot"/>
-            </w:tabs>
-            <w:rPr/>
-          </w:pPr>
-          <w:hyperlink w:anchor="__RefHeading___Toc3180_1927110876">
-            <w:r>
-              <w:rPr>
-                <w:webHidden/>
-                <w:rStyle w:val="IndexLink"/>
-              </w:rPr>
-              <w:t>2.7 Interrupt Priority</w:t>
-              <w:tab/>
-              <w:t>11</w:t>
-            </w:r>
-          </w:hyperlink>
-        </w:p>
-        <w:p>
-          <w:pPr>
-            <w:pStyle w:val="TOC2"/>
-            <w:tabs>
-              <w:tab w:val="clear" w:pos="9077"/>
-              <w:tab w:val="right" w:pos="9359" w:leader="dot"/>
-            </w:tabs>
-            <w:rPr/>
-          </w:pPr>
-          <w:hyperlink w:anchor="__RefHeading___Toc3182_1927110876">
-            <w:r>
-              <w:rPr>
-                <w:webHidden/>
-                <w:rStyle w:val="IndexLink"/>
-              </w:rPr>
-              <w:t>2.8 Priority Modes</w:t>
-              <w:tab/>
-              <w:t>11</w:t>
-            </w:r>
-          </w:hyperlink>
-        </w:p>
-        <w:p>
-          <w:pPr>
-            <w:pStyle w:val="TOC1"/>
-            <w:tabs>
-              <w:tab w:val="clear" w:pos="9360"/>
-              <w:tab w:val="right" w:pos="9359" w:leader="dot"/>
-            </w:tabs>
-            <w:rPr/>
-          </w:pPr>
-          <w:hyperlink w:anchor="__RefHeading___Toc3184_1927110876">
-            <w:r>
-              <w:rPr>
-                <w:webHidden/>
-                <w:rStyle w:val="IndexLink"/>
-              </w:rPr>
-              <w:t>3 APB PIC 8259 - Register Map</w:t>
-              <w:tab/>
-              <w:t>12</w:t>
-            </w:r>
-          </w:hyperlink>
-        </w:p>
-        <w:p>
-          <w:pPr>
-            <w:pStyle w:val="TOC2"/>
-            <w:tabs>
-              <w:tab w:val="clear" w:pos="9077"/>
-              <w:tab w:val="right" w:pos="9359" w:leader="dot"/>
-            </w:tabs>
-            <w:rPr/>
-          </w:pPr>
-          <w:hyperlink w:anchor="__RefHeading___Toc3186_1927110876">
-            <w:r>
-              <w:rPr>
-                <w:webHidden/>
-                <w:rStyle w:val="IndexLink"/>
-              </w:rPr>
-              <w:t>3.1 Register Map</w:t>
-              <w:tab/>
-              <w:t>12</w:t>
-            </w:r>
-          </w:hyperlink>
-        </w:p>
-        <w:p>
-          <w:pPr>
-            <w:pStyle w:val="TOC2"/>
-            <w:tabs>
-              <w:tab w:val="clear" w:pos="9077"/>
-              <w:tab w:val="right" w:pos="9359" w:leader="dot"/>
-            </w:tabs>
-            <w:rPr/>
-          </w:pPr>
-          <w:hyperlink w:anchor="__RefHeading___Toc3188_1927110876">
-            <w:r>
-              <w:rPr>
-                <w:webHidden/>
-                <w:rStyle w:val="IndexLink"/>
-              </w:rPr>
-              <w:t>3.2 Global Configuration</w:t>
-              <w:tab/>
-              <w:t>13</w:t>
-            </w:r>
-          </w:hyperlink>
-        </w:p>
-        <w:p>
-          <w:pPr>
-            <w:pStyle w:val="TOC3"/>
-            <w:tabs>
-              <w:tab w:val="clear" w:pos="8793"/>
-              <w:tab w:val="right" w:pos="9359" w:leader="dot"/>
-            </w:tabs>
-            <w:rPr/>
-          </w:pPr>
-          <w:hyperlink w:anchor="__RefHeading___Toc3190_1927110876">
-            <w:r>
-              <w:rPr>
-                <w:webHidden/>
-                <w:rStyle w:val="IndexLink"/>
-              </w:rPr>
-              <w:t>3.2.1 PIC_CONFIG (Offset 0x00, RW)</w:t>
-              <w:tab/>
-              <w:t>13</w:t>
-            </w:r>
-          </w:hyperlink>
-        </w:p>
-        <w:p>
-          <w:pPr>
-            <w:pStyle w:val="TOC2"/>
-            <w:tabs>
-              <w:tab w:val="clear" w:pos="9077"/>
-              <w:tab w:val="right" w:pos="9359" w:leader="dot"/>
-            </w:tabs>
-            <w:rPr/>
-          </w:pPr>
-          <w:hyperlink w:anchor="__RefHeading___Toc3192_1927110876">
-            <w:r>
-              <w:rPr>
-                <w:webHidden/>
-                <w:rStyle w:val="IndexLink"/>
-              </w:rPr>
-              <w:t>3.3 Initialization Command Words (ICW)</w:t>
-              <w:tab/>
-              <w:t>14</w:t>
-            </w:r>
-          </w:hyperlink>
-        </w:p>
-        <w:p>
-          <w:pPr>
-            <w:pStyle w:val="TOC3"/>
-            <w:tabs>
-              <w:tab w:val="clear" w:pos="8793"/>
-              <w:tab w:val="right" w:pos="9359" w:leader="dot"/>
-            </w:tabs>
-            <w:rPr/>
-          </w:pPr>
-          <w:hyperlink w:anchor="__RefHeading___Toc3194_1927110876">
-            <w:r>
-              <w:rPr>
-                <w:webHidden/>
-                <w:rStyle w:val="IndexLink"/>
-              </w:rPr>
-              <w:t>3.3.1 PIC_ICW1 (Offset 0x04, WO)</w:t>
-              <w:tab/>
-              <w:t>14</w:t>
-            </w:r>
-          </w:hyperlink>
-        </w:p>
-        <w:p>
-          <w:pPr>
-            <w:pStyle w:val="TOC3"/>
-            <w:tabs>
-              <w:tab w:val="clear" w:pos="8793"/>
-              <w:tab w:val="right" w:pos="9359" w:leader="dot"/>
-            </w:tabs>
-            <w:rPr/>
-          </w:pPr>
-          <w:hyperlink w:anchor="__RefHeading___Toc3196_1927110876">
-            <w:r>
-              <w:rPr>
-                <w:webHidden/>
-                <w:rStyle w:val="IndexLink"/>
-              </w:rPr>
-              <w:t>3.3.2 PIC_ICW2 (Offset 0x08, WO)</w:t>
-              <w:tab/>
-              <w:t>14</w:t>
-            </w:r>
-          </w:hyperlink>
-        </w:p>
-        <w:p>
-          <w:pPr>
-            <w:pStyle w:val="TOC3"/>
-            <w:tabs>
-              <w:tab w:val="clear" w:pos="8793"/>
-              <w:tab w:val="right" w:pos="9359" w:leader="dot"/>
-            </w:tabs>
-            <w:rPr/>
-          </w:pPr>
-          <w:hyperlink w:anchor="__RefHeading___Toc3198_1927110876">
-            <w:r>
-              <w:rPr>
-                <w:webHidden/>
-                <w:rStyle w:val="IndexLink"/>
-              </w:rPr>
-              <w:t>3.3.3 PIC_ICW3 (Offset 0x0C, WO)</w:t>
-              <w:tab/>
-              <w:t>14</w:t>
-            </w:r>
-          </w:hyperlink>
-        </w:p>
-        <w:p>
-          <w:pPr>
-            <w:pStyle w:val="TOC3"/>
-            <w:tabs>
-              <w:tab w:val="clear" w:pos="8793"/>
-              <w:tab w:val="right" w:pos="9359" w:leader="dot"/>
-            </w:tabs>
-            <w:rPr/>
-          </w:pPr>
-          <w:hyperlink w:anchor="__RefHeading___Toc3200_1927110876">
-            <w:r>
-              <w:rPr>
-                <w:webHidden/>
-                <w:rStyle w:val="IndexLink"/>
-              </w:rPr>
-              <w:t>3.3.4 PIC_ICW4 (Offset 0x10, WO)</w:t>
-              <w:tab/>
-              <w:t>15</w:t>
-            </w:r>
-          </w:hyperlink>
-        </w:p>
-        <w:p>
-          <w:pPr>
-            <w:pStyle w:val="TOC2"/>
-            <w:tabs>
-              <w:tab w:val="clear" w:pos="9077"/>
-              <w:tab w:val="right" w:pos="9359" w:leader="dot"/>
-            </w:tabs>
-            <w:rPr/>
-          </w:pPr>
-          <w:hyperlink w:anchor="__RefHeading___Toc3202_1927110876">
-            <w:r>
-              <w:rPr>
-                <w:webHidden/>
-                <w:rStyle w:val="IndexLink"/>
-              </w:rPr>
-              <w:t>3.4 Operation Command Words (OCW)</w:t>
-              <w:tab/>
-              <w:t>15</w:t>
-            </w:r>
-          </w:hyperlink>
-        </w:p>
-        <w:p>
-          <w:pPr>
-            <w:pStyle w:val="TOC3"/>
-            <w:tabs>
-              <w:tab w:val="clear" w:pos="8793"/>
-              <w:tab w:val="right" w:pos="9359" w:leader="dot"/>
-            </w:tabs>
-            <w:rPr/>
-          </w:pPr>
-          <w:hyperlink w:anchor="__RefHeading___Toc3204_1927110876">
-            <w:r>
-              <w:rPr>
-                <w:webHidden/>
-                <w:rStyle w:val="IndexLink"/>
-              </w:rPr>
-              <w:t>3.4.1 PIC_OCW1 - Interrupt Mask Register (Offset 0x14, RW)</w:t>
-              <w:tab/>
-              <w:t>15</w:t>
-            </w:r>
-          </w:hyperlink>
-        </w:p>
-        <w:p>
-          <w:pPr>
-            <w:pStyle w:val="TOC3"/>
-            <w:tabs>
-              <w:tab w:val="clear" w:pos="8793"/>
-              <w:tab w:val="right" w:pos="9359" w:leader="dot"/>
-            </w:tabs>
-            <w:rPr/>
-          </w:pPr>
-          <w:hyperlink w:anchor="__RefHeading___Toc3206_1927110876">
-            <w:r>
-              <w:rPr>
-                <w:webHidden/>
-                <w:rStyle w:val="IndexLink"/>
-              </w:rPr>
-              <w:t>3.4.2 PIC_OCW2 (Offset 0x18, WO)</w:t>
-              <w:tab/>
-              <w:t>15</w:t>
-            </w:r>
-          </w:hyperlink>
-        </w:p>
-        <w:p>
-          <w:pPr>
-            <w:pStyle w:val="TOC3"/>
-            <w:tabs>
-              <w:tab w:val="clear" w:pos="8793"/>
-              <w:tab w:val="right" w:pos="9359" w:leader="dot"/>
-            </w:tabs>
-            <w:rPr/>
-          </w:pPr>
-          <w:hyperlink w:anchor="__RefHeading___Toc3208_1927110876">
-            <w:r>
-              <w:rPr>
-                <w:webHidden/>
-                <w:rStyle w:val="IndexLink"/>
-              </w:rPr>
-              <w:t>3.4.3 PIC_OCW3 (Offset 0x1C, WO)</w:t>
-              <w:tab/>
-              <w:t>16</w:t>
-            </w:r>
-          </w:hyperlink>
-        </w:p>
-        <w:p>
-          <w:pPr>
-            <w:pStyle w:val="TOC2"/>
-            <w:tabs>
-              <w:tab w:val="clear" w:pos="9077"/>
-              <w:tab w:val="right" w:pos="9359" w:leader="dot"/>
-            </w:tabs>
-            <w:rPr/>
-          </w:pPr>
-          <w:hyperlink w:anchor="__RefHeading___Toc3210_1927110876">
-            <w:r>
-              <w:rPr>
-                <w:webHidden/>
-                <w:rStyle w:val="IndexLink"/>
-              </w:rPr>
-              <w:t>3.5 Status / Readback Registers</w:t>
-              <w:tab/>
-              <w:t>17</w:t>
-            </w:r>
-          </w:hyperlink>
-        </w:p>
-        <w:p>
-          <w:pPr>
-            <w:pStyle w:val="TOC3"/>
-            <w:tabs>
-              <w:tab w:val="clear" w:pos="8793"/>
-              <w:tab w:val="right" w:pos="9359" w:leader="dot"/>
-            </w:tabs>
-            <w:rPr/>
-          </w:pPr>
-          <w:hyperlink w:anchor="__RefHeading___Toc3212_1927110876">
-            <w:r>
-              <w:rPr>
-                <w:webHidden/>
-                <w:rStyle w:val="IndexLink"/>
-              </w:rPr>
-              <w:t>3.5.1 PIC_IRR - Interrupt Request Register (Offset 0x20, RO)</w:t>
-              <w:tab/>
-              <w:t>17</w:t>
-            </w:r>
-          </w:hyperlink>
-        </w:p>
-        <w:p>
-          <w:pPr>
-            <w:pStyle w:val="TOC3"/>
-            <w:tabs>
-              <w:tab w:val="clear" w:pos="8793"/>
-              <w:tab w:val="right" w:pos="9359" w:leader="dot"/>
-            </w:tabs>
-            <w:rPr/>
-          </w:pPr>
-          <w:hyperlink w:anchor="__RefHeading___Toc3214_1927110876">
-            <w:r>
-              <w:rPr>
-                <w:webHidden/>
-                <w:rStyle w:val="IndexLink"/>
-              </w:rPr>
-              <w:t>3.5.2 PIC_ISR - In-Service Register (Offset 0x24, RO)</w:t>
-              <w:tab/>
-              <w:t>17</w:t>
-            </w:r>
-          </w:hyperlink>
-        </w:p>
-        <w:p>
-          <w:pPr>
-            <w:pStyle w:val="TOC3"/>
-            <w:tabs>
-              <w:tab w:val="clear" w:pos="8793"/>
-              <w:tab w:val="right" w:pos="9359" w:leader="dot"/>
-            </w:tabs>
-            <w:rPr/>
-          </w:pPr>
-          <w:hyperlink w:anchor="__RefHeading___Toc3216_1927110876">
-            <w:r>
-              <w:rPr>
-                <w:webHidden/>
-                <w:rStyle w:val="IndexLink"/>
-              </w:rPr>
-              <w:t>3.5.3 PIC_STATUS (Offset 0x28, RO)</w:t>
-              <w:tab/>
-              <w:t>17</w:t>
-            </w:r>
-          </w:hyperlink>
-        </w:p>
-        <w:p>
-          <w:pPr>
-            <w:pStyle w:val="TOC2"/>
-            <w:tabs>
-              <w:tab w:val="clear" w:pos="9077"/>
-              <w:tab w:val="right" w:pos="9359" w:leader="dot"/>
-            </w:tabs>
-            <w:rPr/>
-          </w:pPr>
-          <w:hyperlink w:anchor="__RefHeading___Toc3218_1927110876">
-            <w:r>
-              <w:rPr>
-                <w:webHidden/>
-                <w:rStyle w:val="IndexLink"/>
-              </w:rPr>
-              <w:t>3.6 Implementation Notes (RTL vs. classic 8259A)</w:t>
-              <w:tab/>
-              <w:t>18</w:t>
+              <w:t>25</w:t>
             </w:r>
           </w:hyperlink>
           <w:r>
@@ -950,7 +803,7 @@
           <w:rPr>
             <w:rStyle w:val="ListLabel1"/>
           </w:rPr>
-          <w:t>8</w:t>
+          <w:t>9</w:t>
         </w:r>
         <w:r>
           <w:rPr>
@@ -1076,7 +929,7 @@
           <w:rPr>
             <w:rStyle w:val="ListLabel1"/>
           </w:rPr>
-          <w:t>8</w:t>
+          <w:t>11</w:t>
         </w:r>
         <w:r>
           <w:rPr>
@@ -1133,7 +986,7 @@
           <w:rPr>
             <w:rStyle w:val="ListLabel1"/>
           </w:rPr>
-          <w:t>8</w:t>
+          <w:t>11</w:t>
         </w:r>
         <w:r>
           <w:rPr>
@@ -1190,7 +1043,7 @@
           <w:rPr>
             <w:rStyle w:val="ListLabel1"/>
           </w:rPr>
-          <w:t>9</w:t>
+          <w:t>12</w:t>
         </w:r>
         <w:r>
           <w:rPr>
@@ -1247,7 +1100,7 @@
           <w:rPr>
             <w:rStyle w:val="ListLabel1"/>
           </w:rPr>
-          <w:t>9</w:t>
+          <w:t>13</w:t>
         </w:r>
         <w:r>
           <w:rPr>
@@ -1304,7 +1157,7 @@
           <w:rPr>
             <w:rStyle w:val="ListLabel1"/>
           </w:rPr>
-          <w:t>10</w:t>
+          <w:t>13</w:t>
         </w:r>
         <w:r>
           <w:rPr>
@@ -1333,7 +1186,7 @@
         <w:spacing w:before="0" w:after="120"/>
         <w:rPr/>
       </w:pPr>
-      <w:bookmarkStart w:id="2" w:name="__RefHeading___Toc3152_1927110876"/>
+      <w:bookmarkStart w:id="2" w:name="__RefHeading___Toc3983_4073099194"/>
       <w:bookmarkEnd w:id="2"/>
       <w:r>
         <w:rPr>
@@ -1371,7 +1224,7 @@
         <w:rPr>
           <w:sz w:val="20"/>
         </w:rPr>
-        <w:t xml:space="preserve"> 2026-08-14</w:t>
+        <w:t xml:space="preserve"> 2026-10-02</w:t>
       </w:r>
     </w:p>
     <w:p>
@@ -1460,6 +1313,9 @@
         </mc:AlternateContent>
       </w:r>
       <w:bookmarkEnd w:id="3"/>
+      <w:r>
+        <w:br w:type="page"/>
+      </w:r>
     </w:p>
     <w:p>
       <w:pPr>
@@ -1468,8 +1324,8 @@
         <w:spacing w:before="360" w:after="120"/>
         <w:rPr/>
       </w:pPr>
-      <w:bookmarkStart w:id="4" w:name="__RefHeading___Toc3154_1927110876"/>
-      <w:bookmarkStart w:id="5" w:name="apb-pic-8259---overview"/>
+      <w:bookmarkStart w:id="4" w:name="__RefHeading___Toc3985_4073099194"/>
+      <w:bookmarkStart w:id="5" w:name="pic_8259-overview"/>
       <w:bookmarkEnd w:id="4"/>
       <w:r>
         <w:rPr>
@@ -1487,7 +1343,7 @@
           <w:sz w:val="32"/>
         </w:rPr>
         <w:tab/>
-        <w:t>APB PIC 8259 - Overview</w:t>
+        <w:t>pic_8259 – Overview</w:t>
       </w:r>
     </w:p>
     <w:p>
@@ -1499,8 +1355,8 @@
         <w:spacing w:before="280" w:after="80"/>
         <w:rPr/>
       </w:pPr>
-      <w:bookmarkStart w:id="6" w:name="__RefHeading___Toc3156_1927110876"/>
-      <w:bookmarkStart w:id="7" w:name="introduction"/>
+      <w:bookmarkStart w:id="6" w:name="__RefHeading___Toc3987_4073099194"/>
+      <w:bookmarkStart w:id="7" w:name="overview"/>
       <w:bookmarkEnd w:id="6"/>
       <w:r>
         <w:rPr>
@@ -1518,7 +1374,7 @@
           <w:sz w:val="28"/>
         </w:rPr>
         <w:tab/>
-        <w:t>Introduction</w:t>
+        <w:t>Overview</w:t>
       </w:r>
     </w:p>
     <w:p>
@@ -1526,14 +1382,716 @@
         <w:pStyle w:val="FirstParagraph"/>
         <w:rPr/>
       </w:pPr>
-      <w:bookmarkStart w:id="8" w:name="introduction"/>
       <w:r>
         <w:rPr>
           <w:sz w:val="20"/>
         </w:rPr>
-        <w:t>The APB PIC 8259 is an 8259A-compatible Programmable Interrupt Controller with an APB interface. It provides interrupt management for legacy PC-compatible systems.</w:t>
-      </w:r>
+        <w:t>The pic_8259 is an 8259A-compatible Programmable Interrupt Controller with an APB interface. It handles interrupt management for legacy PC-compatible systems: eight request lines in, one interrupt line out, with masking, priority resolution, and an initialization sequence in between.</w:t>
+      </w:r>
+    </w:p>
+    <w:p>
+      <w:pPr>
+        <w:pStyle w:val="BodyText"/>
+        <w:rPr/>
+      </w:pPr>
+      <w:r>
+        <w:rPr>
+          <w:sz w:val="20"/>
+        </w:rPr>
+        <w:t>Implemented in the current RTL:</w:t>
+      </w:r>
+    </w:p>
+    <w:p>
+      <w:pPr>
+        <w:pStyle w:val="Compact"/>
+        <w:numPr>
+          <w:ilvl w:val="0"/>
+          <w:numId w:val="1"/>
+        </w:numPr>
+        <w:rPr/>
+      </w:pPr>
+      <w:r>
+        <w:rPr/>
+        <w:t>8 interrupt inputs (</w:t>
+      </w:r>
+      <w:r>
+        <w:rPr>
+          <w:rStyle w:val="VerbatimChar"/>
+        </w:rPr>
+        <w:t>irq_in[7:0]</w:t>
+      </w:r>
+      <w:r>
+        <w:rPr/>
+        <w:t xml:space="preserve">) with a single </w:t>
+      </w:r>
+      <w:r>
+        <w:rPr>
+          <w:rStyle w:val="VerbatimChar"/>
+        </w:rPr>
+        <w:t>int_out</w:t>
+      </w:r>
+      <w:r>
+        <w:rPr/>
+        <w:t xml:space="preserve"> line. </w:t>
+      </w:r>
+      <w:r>
+        <w:rPr>
+          <w:rStyle w:val="VerbatimChar"/>
+        </w:rPr>
+        <w:t>irq_in</w:t>
+      </w:r>
+      <w:r>
+        <w:rPr/>
+        <w:t xml:space="preserve"> may be asynchronous – it passes a </w:t>
+      </w:r>
+      <w:r>
+        <w:rPr>
+          <w:rStyle w:val="VerbatimChar"/>
+        </w:rPr>
+        <w:t>SYNC_STAGES</w:t>
+      </w:r>
+      <w:r>
+        <w:rPr/>
+        <w:t xml:space="preserve">-flop synchronizer (default 2) before the edge detector, so a pin transition costs </w:t>
+      </w:r>
+      <w:r>
+        <w:rPr>
+          <w:rStyle w:val="VerbatimChar"/>
+        </w:rPr>
+        <w:t>SYNC_STAGES + 1</w:t>
+      </w:r>
+      <w:r>
+        <w:rPr/>
+        <w:t xml:space="preserve"> clocks before </w:t>
+      </w:r>
+      <w:r>
+        <w:rPr>
+          <w:rStyle w:val="VerbatimChar"/>
+        </w:rPr>
+        <w:t>int_out</w:t>
+      </w:r>
+      <w:r>
+        <w:rPr/>
+        <w:t xml:space="preserve"> reflects it</w:t>
+      </w:r>
+    </w:p>
+    <w:p>
+      <w:pPr>
+        <w:pStyle w:val="Compact"/>
+        <w:numPr>
+          <w:ilvl w:val="0"/>
+          <w:numId w:val="1"/>
+        </w:numPr>
+        <w:rPr/>
+      </w:pPr>
+      <w:r>
+        <w:rPr/>
+        <w:t xml:space="preserve">Fully-decoded 32-bit APB register file (no legacy A0 two-port model). Only 0x00-0x2C are decoded; everything else in the 4 KB window is dropped with </w:t>
+      </w:r>
+      <w:r>
+        <w:rPr>
+          <w:rStyle w:val="VerbatimChar"/>
+        </w:rPr>
+        <w:t>PSLVERR</w:t>
+      </w:r>
+    </w:p>
+    <w:p>
+      <w:pPr>
+        <w:pStyle w:val="Compact"/>
+        <w:numPr>
+          <w:ilvl w:val="0"/>
+          <w:numId w:val="1"/>
+        </w:numPr>
+        <w:rPr/>
+      </w:pPr>
+      <w:r>
+        <w:rPr/>
+        <w:t xml:space="preserve">Acknowledge by read: a read of PIC_INTA (0x2C) stands in for the INTA bus cycle. It returns </w:t>
+      </w:r>
+      <w:r>
+        <w:rPr>
+          <w:rStyle w:val="VerbatimChar"/>
+        </w:rPr>
+        <w:t>{vector_base[7:3], irq}</w:t>
+      </w:r>
+      <w:r>
+        <w:rPr/>
+        <w:t xml:space="preserve"> with a valid bit, sets the ISR bit, and clears an edge-mode IRR bit</w:t>
+      </w:r>
+    </w:p>
+    <w:p>
+      <w:pPr>
+        <w:pStyle w:val="Compact"/>
+        <w:numPr>
+          <w:ilvl w:val="0"/>
+          <w:numId w:val="1"/>
+        </w:numPr>
+        <w:rPr/>
+      </w:pPr>
+      <w:r>
+        <w:rPr/>
+        <w:t>Live IRR and ISR with the fully nested rule: an in-service level blocks itself and every lower-priority level until its EOI; a higher-priority level preempts</w:t>
+      </w:r>
+    </w:p>
+    <w:p>
+      <w:pPr>
+        <w:pStyle w:val="Compact"/>
+        <w:numPr>
+          <w:ilvl w:val="0"/>
+          <w:numId w:val="1"/>
+        </w:numPr>
+        <w:rPr/>
+      </w:pPr>
+      <w:r>
+        <w:rPr/>
+        <w:t>All eight OCW2 commands: non-specific, specific and rotating EOI, set-priority, rotate-on-AEOI arm/disarm, and automatic EOI (ICW4 AEOI)</w:t>
+      </w:r>
+    </w:p>
+    <w:p>
+      <w:pPr>
+        <w:pStyle w:val="Compact"/>
+        <w:numPr>
+          <w:ilvl w:val="0"/>
+          <w:numId w:val="1"/>
+        </w:numPr>
+        <w:rPr/>
+      </w:pPr>
+      <w:r>
+        <w:rPr/>
+        <w:t>Special mask mode (OCW3)</w:t>
+      </w:r>
+    </w:p>
+    <w:p>
+      <w:pPr>
+        <w:pStyle w:val="Compact"/>
+        <w:numPr>
+          <w:ilvl w:val="0"/>
+          <w:numId w:val="1"/>
+        </w:numPr>
+        <w:rPr/>
+      </w:pPr>
+      <w:r>
+        <w:rPr/>
+        <w:t>Edge or level triggering</w:t>
+      </w:r>
+    </w:p>
+    <w:p>
+      <w:pPr>
+        <w:pStyle w:val="Compact"/>
+        <w:numPr>
+          <w:ilvl w:val="0"/>
+          <w:numId w:val="1"/>
+        </w:numPr>
+        <w:rPr/>
+      </w:pPr>
+      <w:r>
+        <w:rPr/>
+        <w:t>Interrupt masking (IMR / OCW1)</w:t>
+      </w:r>
+    </w:p>
+    <w:p>
+      <w:pPr>
+        <w:pStyle w:val="FirstParagraph"/>
+        <w:rPr/>
+      </w:pPr>
+      <w:r>
+        <w:rPr>
+          <w:sz w:val="20"/>
+        </w:rPr>
+        <w:t>Now the other half of the story. The following register bits are software-visible storage with no hardware effect – they are kept so a classic ICW/OCW sequence runs unchanged, and that is all they do (see the register map design notes):</w:t>
+      </w:r>
+    </w:p>
+    <w:p>
+      <w:pPr>
+        <w:pStyle w:val="Compact"/>
+        <w:numPr>
+          <w:ilvl w:val="0"/>
+          <w:numId w:val="9"/>
+        </w:numPr>
+        <w:rPr/>
+      </w:pPr>
+      <w:r>
+        <w:rPr/>
+        <w:t>Special fully nested mode (ICW4 SFNM)</w:t>
+      </w:r>
+    </w:p>
+    <w:p>
+      <w:pPr>
+        <w:pStyle w:val="Compact"/>
+        <w:numPr>
+          <w:ilvl w:val="0"/>
+          <w:numId w:val="10"/>
+        </w:numPr>
+        <w:rPr/>
+      </w:pPr>
+      <w:r>
+        <w:rPr/>
+        <w:t>Buffered mode (ICW4 BUF)</w:t>
+      </w:r>
+    </w:p>
+    <w:p>
+      <w:pPr>
+        <w:pStyle w:val="Compact"/>
+        <w:numPr>
+          <w:ilvl w:val="0"/>
+          <w:numId w:val="11"/>
+        </w:numPr>
+        <w:rPr/>
+      </w:pPr>
+      <w:r>
+        <w:rPr/>
+        <w:t>OCW3 read-register-select and poll. IRR and ISR have dedicated read-only registers, and PIC_INTA answers the poll question with the acknowledge folded in</w:t>
+      </w:r>
+    </w:p>
+    <w:p>
+      <w:pPr>
+        <w:pStyle w:val="Compact"/>
+        <w:numPr>
+          <w:ilvl w:val="0"/>
+          <w:numId w:val="12"/>
+        </w:numPr>
+        <w:rPr/>
+      </w:pPr>
+      <w:r>
+        <w:rPr>
+          <w:rStyle w:val="VerbatimChar"/>
+        </w:rPr>
+        <w:t>auto_reset_init</w:t>
+      </w:r>
+      <w:r>
+        <w:rPr/>
+        <w:t xml:space="preserve"> (PIC_CONFIG bit 2) affects only whether </w:t>
+      </w:r>
+      <w:r>
+        <w:rPr>
+          <w:rStyle w:val="VerbatimChar"/>
+        </w:rPr>
+        <w:t>init_mode</w:t>
+      </w:r>
+      <w:r>
+        <w:rPr/>
+        <w:t xml:space="preserve"> clears itself after ICW4</w:t>
+      </w:r>
+    </w:p>
+    <w:p>
+      <w:pPr>
+        <w:pStyle w:val="FirstParagraph"/>
+        <w:rPr/>
+      </w:pPr>
+      <w:r>
+        <w:rPr>
+          <w:sz w:val="20"/>
+        </w:rPr>
+        <w:t>This is the block after the 2026-09-09 fixes (issue #50); before them there was no acknowledge path at all.</w:t>
+      </w:r>
+    </w:p>
+    <w:p>
+      <w:pPr>
+        <w:pStyle w:val="Heading3"/>
+        <w:spacing w:before="200" w:after="80"/>
+        <w:rPr/>
+      </w:pPr>
+      <w:bookmarkStart w:id="8" w:name="__RefHeading___Toc3989_4073099194"/>
       <w:bookmarkEnd w:id="8"/>
+      <w:r>
+        <w:rPr>
+          <w:rStyle w:val="SectionNumber"/>
+          <w:b/>
+          <w:color w:val="404040"/>
+          <w:sz w:val="24"/>
+        </w:rPr>
+        <w:t>2.1.1</w:t>
+      </w:r>
+      <w:r>
+        <w:rPr>
+          <w:b/>
+          <w:color w:val="404040"/>
+          <w:sz w:val="24"/>
+        </w:rPr>
+        <w:tab/>
+        <w:t>Parameters</w:t>
+      </w:r>
+    </w:p>
+    <w:tbl>
+      <w:tblPr>
+        <w:tblStyle w:val="Table"/>
+        <w:tblW w:w="5000" w:type="pct"/>
+        <w:jc w:val="left"/>
+        <w:tblInd w:w="108" w:type="dxa"/>
+        <w:tblLayout w:type="fixed"/>
+        <w:tblCellMar>
+          <w:top w:w="0" w:type="dxa"/>
+          <w:left w:w="108" w:type="dxa"/>
+          <w:bottom w:w="0" w:type="dxa"/>
+          <w:right w:w="108" w:type="dxa"/>
+        </w:tblCellMar>
+        <w:tblLook w:val="0020" w:noHBand="0" w:noVBand="0" w:firstColumn="0" w:lastRow="0" w:lastColumn="0" w:firstRow="1"/>
+      </w:tblPr>
+      <w:tblGrid>
+        <w:gridCol w:w="2639"/>
+        <w:gridCol w:w="1440"/>
+        <w:gridCol w:w="2160"/>
+        <w:gridCol w:w="3120"/>
+      </w:tblGrid>
+      <w:tr>
+        <w:trPr>
+          <w:tblHeader w:val="true"/>
+        </w:trPr>
+        <w:tc>
+          <w:tcPr>
+            <w:tcW w:w="2639" w:type="dxa"/>
+            <w:tcBorders>
+              <w:bottom w:val="single" w:sz="6" w:space="0" w:color="000000"/>
+            </w:tcBorders>
+            <w:shd w:color="auto" w:fill="E0E0E0" w:val="clear"/>
+            <w:vAlign w:val="bottom"/>
+          </w:tcPr>
+          <w:p>
+            <w:pPr>
+              <w:pStyle w:val="Compact"/>
+              <w:widowControl/>
+              <w:spacing w:before="36" w:after="36"/>
+              <w:jc w:val="left"/>
+              <w:rPr>
+                <w:rFonts w:ascii="Cambria" w:hAnsi="Cambria" w:eastAsia="Cambria" w:cs=""/>
+                <w:kern w:val="0"/>
+                <w:sz w:val="24"/>
+                <w:szCs w:val="24"/>
+                <w:lang w:val="en-US" w:eastAsia="en-US" w:bidi="ar-SA"/>
+              </w:rPr>
+            </w:pPr>
+            <w:r>
+              <w:rPr>
+                <w:rFonts w:eastAsia="Cambria" w:cs=""/>
+                <w:b/>
+                <w:kern w:val="0"/>
+                <w:sz w:val="20"/>
+                <w:szCs w:val="24"/>
+                <w:lang w:val="en-US" w:eastAsia="en-US" w:bidi="ar-SA"/>
+              </w:rPr>
+              <w:t>Parameter</w:t>
+            </w:r>
+          </w:p>
+        </w:tc>
+        <w:tc>
+          <w:tcPr>
+            <w:tcW w:w="1440" w:type="dxa"/>
+            <w:tcBorders>
+              <w:bottom w:val="single" w:sz="6" w:space="0" w:color="000000"/>
+            </w:tcBorders>
+            <w:shd w:color="auto" w:fill="E0E0E0" w:val="clear"/>
+            <w:vAlign w:val="bottom"/>
+          </w:tcPr>
+          <w:p>
+            <w:pPr>
+              <w:pStyle w:val="Compact"/>
+              <w:widowControl/>
+              <w:spacing w:before="36" w:after="36"/>
+              <w:jc w:val="left"/>
+              <w:rPr>
+                <w:rFonts w:ascii="Cambria" w:hAnsi="Cambria" w:eastAsia="Cambria" w:cs=""/>
+                <w:kern w:val="0"/>
+                <w:sz w:val="24"/>
+                <w:szCs w:val="24"/>
+                <w:lang w:val="en-US" w:eastAsia="en-US" w:bidi="ar-SA"/>
+              </w:rPr>
+            </w:pPr>
+            <w:r>
+              <w:rPr>
+                <w:rFonts w:eastAsia="Cambria" w:cs=""/>
+                <w:b/>
+                <w:kern w:val="0"/>
+                <w:sz w:val="20"/>
+                <w:szCs w:val="24"/>
+                <w:lang w:val="en-US" w:eastAsia="en-US" w:bidi="ar-SA"/>
+              </w:rPr>
+              <w:t>Type</w:t>
+            </w:r>
+          </w:p>
+        </w:tc>
+        <w:tc>
+          <w:tcPr>
+            <w:tcW w:w="2160" w:type="dxa"/>
+            <w:tcBorders>
+              <w:bottom w:val="single" w:sz="6" w:space="0" w:color="000000"/>
+            </w:tcBorders>
+            <w:shd w:color="auto" w:fill="E0E0E0" w:val="clear"/>
+            <w:vAlign w:val="bottom"/>
+          </w:tcPr>
+          <w:p>
+            <w:pPr>
+              <w:pStyle w:val="Compact"/>
+              <w:widowControl/>
+              <w:spacing w:before="36" w:after="36"/>
+              <w:jc w:val="left"/>
+              <w:rPr>
+                <w:rFonts w:ascii="Cambria" w:hAnsi="Cambria" w:eastAsia="Cambria" w:cs=""/>
+                <w:kern w:val="0"/>
+                <w:sz w:val="24"/>
+                <w:szCs w:val="24"/>
+                <w:lang w:val="en-US" w:eastAsia="en-US" w:bidi="ar-SA"/>
+              </w:rPr>
+            </w:pPr>
+            <w:r>
+              <w:rPr>
+                <w:rFonts w:eastAsia="Cambria" w:cs=""/>
+                <w:b/>
+                <w:kern w:val="0"/>
+                <w:sz w:val="20"/>
+                <w:szCs w:val="24"/>
+                <w:lang w:val="en-US" w:eastAsia="en-US" w:bidi="ar-SA"/>
+              </w:rPr>
+              <w:t>Default</w:t>
+            </w:r>
+          </w:p>
+        </w:tc>
+        <w:tc>
+          <w:tcPr>
+            <w:tcW w:w="3120" w:type="dxa"/>
+            <w:tcBorders>
+              <w:bottom w:val="single" w:sz="6" w:space="0" w:color="000000"/>
+            </w:tcBorders>
+            <w:shd w:color="auto" w:fill="E0E0E0" w:val="clear"/>
+            <w:vAlign w:val="bottom"/>
+          </w:tcPr>
+          <w:p>
+            <w:pPr>
+              <w:pStyle w:val="Compact"/>
+              <w:widowControl/>
+              <w:spacing w:before="36" w:after="36"/>
+              <w:jc w:val="left"/>
+              <w:rPr>
+                <w:rFonts w:ascii="Cambria" w:hAnsi="Cambria" w:eastAsia="Cambria" w:cs=""/>
+                <w:kern w:val="0"/>
+                <w:sz w:val="24"/>
+                <w:szCs w:val="24"/>
+                <w:lang w:val="en-US" w:eastAsia="en-US" w:bidi="ar-SA"/>
+              </w:rPr>
+            </w:pPr>
+            <w:r>
+              <w:rPr>
+                <w:rFonts w:eastAsia="Cambria" w:cs=""/>
+                <w:b/>
+                <w:kern w:val="0"/>
+                <w:sz w:val="20"/>
+                <w:szCs w:val="24"/>
+                <w:lang w:val="en-US" w:eastAsia="en-US" w:bidi="ar-SA"/>
+              </w:rPr>
+              <w:t>Description</w:t>
+            </w:r>
+          </w:p>
+        </w:tc>
+      </w:tr>
+      <w:tr>
+        <w:trPr/>
+        <w:tc>
+          <w:tcPr>
+            <w:tcW w:w="2639" w:type="dxa"/>
+            <w:tcBorders/>
+          </w:tcPr>
+          <w:p>
+            <w:pPr>
+              <w:pStyle w:val="Compact"/>
+              <w:widowControl/>
+              <w:spacing w:before="36" w:after="36"/>
+              <w:jc w:val="left"/>
+              <w:rPr>
+                <w:rFonts w:ascii="Cambria" w:hAnsi="Cambria" w:eastAsia="Cambria" w:cs=""/>
+                <w:kern w:val="0"/>
+                <w:sz w:val="24"/>
+                <w:szCs w:val="24"/>
+                <w:lang w:val="en-US" w:eastAsia="en-US" w:bidi="ar-SA"/>
+              </w:rPr>
+            </w:pPr>
+            <w:r>
+              <w:rPr>
+                <w:rFonts w:eastAsia="Cambria" w:cs=""/>
+                <w:kern w:val="0"/>
+                <w:sz w:val="24"/>
+                <w:szCs w:val="24"/>
+                <w:lang w:val="en-US" w:eastAsia="en-US" w:bidi="ar-SA"/>
+              </w:rPr>
+              <w:t>SYNC_STAGES</w:t>
+            </w:r>
+          </w:p>
+        </w:tc>
+        <w:tc>
+          <w:tcPr>
+            <w:tcW w:w="1440" w:type="dxa"/>
+            <w:tcBorders/>
+          </w:tcPr>
+          <w:p>
+            <w:pPr>
+              <w:pStyle w:val="Compact"/>
+              <w:widowControl/>
+              <w:spacing w:before="36" w:after="36"/>
+              <w:jc w:val="left"/>
+              <w:rPr>
+                <w:rFonts w:ascii="Cambria" w:hAnsi="Cambria" w:eastAsia="Cambria" w:cs=""/>
+                <w:kern w:val="0"/>
+                <w:sz w:val="24"/>
+                <w:szCs w:val="24"/>
+                <w:lang w:val="en-US" w:eastAsia="en-US" w:bidi="ar-SA"/>
+              </w:rPr>
+            </w:pPr>
+            <w:r>
+              <w:rPr>
+                <w:rFonts w:eastAsia="Cambria" w:cs=""/>
+                <w:kern w:val="0"/>
+                <w:sz w:val="24"/>
+                <w:szCs w:val="24"/>
+                <w:lang w:val="en-US" w:eastAsia="en-US" w:bidi="ar-SA"/>
+              </w:rPr>
+              <w:t>int</w:t>
+            </w:r>
+          </w:p>
+        </w:tc>
+        <w:tc>
+          <w:tcPr>
+            <w:tcW w:w="2160" w:type="dxa"/>
+            <w:tcBorders/>
+          </w:tcPr>
+          <w:p>
+            <w:pPr>
+              <w:pStyle w:val="Compact"/>
+              <w:widowControl/>
+              <w:spacing w:before="36" w:after="36"/>
+              <w:jc w:val="left"/>
+              <w:rPr>
+                <w:rFonts w:ascii="Cambria" w:hAnsi="Cambria" w:eastAsia="Cambria" w:cs=""/>
+                <w:kern w:val="0"/>
+                <w:sz w:val="24"/>
+                <w:szCs w:val="24"/>
+                <w:lang w:val="en-US" w:eastAsia="en-US" w:bidi="ar-SA"/>
+              </w:rPr>
+            </w:pPr>
+            <w:r>
+              <w:rPr>
+                <w:rFonts w:eastAsia="Cambria" w:cs=""/>
+                <w:kern w:val="0"/>
+                <w:sz w:val="24"/>
+                <w:szCs w:val="24"/>
+                <w:lang w:val="en-US" w:eastAsia="en-US" w:bidi="ar-SA"/>
+              </w:rPr>
+              <w:t>2</w:t>
+            </w:r>
+          </w:p>
+        </w:tc>
+        <w:tc>
+          <w:tcPr>
+            <w:tcW w:w="3120" w:type="dxa"/>
+            <w:tcBorders/>
+          </w:tcPr>
+          <w:p>
+            <w:pPr>
+              <w:pStyle w:val="Compact"/>
+              <w:widowControl/>
+              <w:spacing w:before="36" w:after="36"/>
+              <w:jc w:val="left"/>
+              <w:rPr>
+                <w:rFonts w:ascii="Cambria" w:hAnsi="Cambria" w:eastAsia="Cambria" w:cs=""/>
+                <w:kern w:val="0"/>
+                <w:sz w:val="24"/>
+                <w:szCs w:val="24"/>
+                <w:lang w:val="en-US" w:eastAsia="en-US" w:bidi="ar-SA"/>
+              </w:rPr>
+            </w:pPr>
+            <w:r>
+              <w:rPr>
+                <w:rStyle w:val="VerbatimChar"/>
+                <w:rFonts w:eastAsia="Cambria" w:cs=""/>
+                <w:kern w:val="0"/>
+                <w:szCs w:val="24"/>
+                <w:lang w:val="en-US" w:eastAsia="en-US" w:bidi="ar-SA"/>
+              </w:rPr>
+              <w:t>irq_in</w:t>
+            </w:r>
+            <w:r>
+              <w:rPr>
+                <w:rFonts w:eastAsia="Cambria" w:cs=""/>
+                <w:kern w:val="0"/>
+                <w:sz w:val="24"/>
+                <w:szCs w:val="24"/>
+                <w:lang w:val="en-US" w:eastAsia="en-US" w:bidi="ar-SA"/>
+              </w:rPr>
+              <w:t xml:space="preserve"> synchronizer depth in flops. Minimum 2 (a simulation-time guard rejects less)</w:t>
+            </w:r>
+            <w:bookmarkStart w:id="9" w:name="parameters"/>
+            <w:bookmarkEnd w:id="9"/>
+          </w:p>
+        </w:tc>
+      </w:tr>
+    </w:tbl>
+    <w:p>
+      <w:pPr>
+        <w:pStyle w:val="Heading3"/>
+        <w:spacing w:before="200" w:after="80"/>
+        <w:rPr/>
+      </w:pPr>
+      <w:bookmarkStart w:id="10" w:name="__RefHeading___Toc3991_4073099194"/>
+      <w:bookmarkEnd w:id="10"/>
+      <w:r>
+        <w:rPr>
+          <w:rStyle w:val="SectionNumber"/>
+          <w:b/>
+          <w:color w:val="404040"/>
+          <w:sz w:val="24"/>
+        </w:rPr>
+        <w:t>2.1.2</w:t>
+      </w:r>
+      <w:r>
+        <w:rPr>
+          <w:b/>
+          <w:color w:val="404040"/>
+          <w:sz w:val="24"/>
+        </w:rPr>
+        <w:tab/>
+        <w:t>Applications</w:t>
+      </w:r>
+    </w:p>
+    <w:p>
+      <w:pPr>
+        <w:pStyle w:val="Compact"/>
+        <w:numPr>
+          <w:ilvl w:val="0"/>
+          <w:numId w:val="13"/>
+        </w:numPr>
+        <w:rPr/>
+      </w:pPr>
+      <w:r>
+        <w:rPr/>
+        <w:t>PC-compatible interrupt management</w:t>
+      </w:r>
+    </w:p>
+    <w:p>
+      <w:pPr>
+        <w:pStyle w:val="Compact"/>
+        <w:numPr>
+          <w:ilvl w:val="0"/>
+          <w:numId w:val="14"/>
+        </w:numPr>
+        <w:rPr/>
+      </w:pPr>
+      <w:r>
+        <w:rPr/>
+        <w:t>Legacy device support</w:t>
+      </w:r>
+    </w:p>
+    <w:p>
+      <w:pPr>
+        <w:pStyle w:val="Compact"/>
+        <w:numPr>
+          <w:ilvl w:val="0"/>
+          <w:numId w:val="15"/>
+        </w:numPr>
+        <w:rPr/>
+      </w:pPr>
+      <w:bookmarkStart w:id="11" w:name="overview"/>
+      <w:r>
+        <w:rPr/>
+        <w:t>x86 system integration</w:t>
+      </w:r>
+      <w:bookmarkEnd w:id="11"/>
     </w:p>
     <w:p>
       <w:pPr>
@@ -1544,9 +2102,9 @@
         <w:spacing w:before="280" w:after="80"/>
         <w:rPr/>
       </w:pPr>
-      <w:bookmarkStart w:id="9" w:name="__RefHeading___Toc3158_1927110876"/>
-      <w:bookmarkStart w:id="10" w:name="key-features"/>
-      <w:bookmarkEnd w:id="9"/>
+      <w:bookmarkStart w:id="12" w:name="__RefHeading___Toc3993_4073099194"/>
+      <w:bookmarkStart w:id="13" w:name="functional-description"/>
+      <w:bookmarkEnd w:id="12"/>
       <w:r>
         <w:rPr>
           <w:rStyle w:val="SectionNumber"/>
@@ -1563,254 +2121,19 @@
           <w:sz w:val="28"/>
         </w:rPr>
         <w:tab/>
-        <w:t>Key Features</w:t>
+        <w:t>Functional Description</w:t>
       </w:r>
     </w:p>
     <w:p>
       <w:pPr>
-        <w:pStyle w:val="FirstParagraph"/>
-        <w:rPr/>
-      </w:pPr>
-      <w:r>
-        <w:rPr>
-          <w:sz w:val="20"/>
-        </w:rPr>
-        <w:t>Implemented in the current RTL:</w:t>
-      </w:r>
-    </w:p>
-    <w:p>
-      <w:pPr>
-        <w:pStyle w:val="Compact"/>
-        <w:numPr>
-          <w:ilvl w:val="0"/>
-          <w:numId w:val="1"/>
-        </w:numPr>
-        <w:rPr/>
-      </w:pPr>
-      <w:r>
-        <w:rPr/>
-        <w:t>8 interrupt inputs (</w:t>
-      </w:r>
-      <w:r>
-        <w:rPr>
-          <w:rStyle w:val="VerbatimChar"/>
-        </w:rPr>
-        <w:t>irq_in[7:0]</w:t>
-      </w:r>
-      <w:r>
-        <w:rPr/>
-        <w:t xml:space="preserve">) with a single </w:t>
-      </w:r>
-      <w:r>
-        <w:rPr>
-          <w:rStyle w:val="VerbatimChar"/>
-        </w:rPr>
-        <w:t>int_out</w:t>
-      </w:r>
-      <w:r>
-        <w:rPr/>
-        <w:t xml:space="preserve"> line</w:t>
-      </w:r>
-    </w:p>
-    <w:p>
-      <w:pPr>
-        <w:pStyle w:val="Compact"/>
-        <w:numPr>
-          <w:ilvl w:val="0"/>
-          <w:numId w:val="1"/>
-        </w:numPr>
-        <w:rPr/>
-      </w:pPr>
-      <w:r>
-        <w:rPr/>
-        <w:t>Fully-decoded 32-bit APB register file (no legacy A0 two-port model)</w:t>
-      </w:r>
-    </w:p>
-    <w:p>
-      <w:pPr>
-        <w:pStyle w:val="Compact"/>
-        <w:numPr>
-          <w:ilvl w:val="0"/>
-          <w:numId w:val="1"/>
-        </w:numPr>
-        <w:rPr/>
-      </w:pPr>
-      <w:r>
-        <w:rPr/>
-        <w:t>Programmable priority with rotation (set-priority / rotate-on-EOI)</w:t>
-      </w:r>
-    </w:p>
-    <w:p>
-      <w:pPr>
-        <w:pStyle w:val="Compact"/>
-        <w:numPr>
-          <w:ilvl w:val="0"/>
-          <w:numId w:val="1"/>
-        </w:numPr>
-        <w:rPr/>
-      </w:pPr>
-      <w:r>
-        <w:rPr/>
-        <w:t>Edge or level triggering</w:t>
-      </w:r>
-    </w:p>
-    <w:p>
-      <w:pPr>
-        <w:pStyle w:val="Compact"/>
-        <w:numPr>
-          <w:ilvl w:val="0"/>
-          <w:numId w:val="1"/>
-        </w:numPr>
-        <w:rPr/>
-      </w:pPr>
-      <w:r>
-        <w:rPr/>
-        <w:t>Interrupt masking (IMR / OCW1)</w:t>
-      </w:r>
-    </w:p>
-    <w:p>
-      <w:pPr>
-        <w:pStyle w:val="FirstParagraph"/>
-        <w:rPr/>
-      </w:pPr>
-      <w:r>
-        <w:rPr>
-          <w:sz w:val="20"/>
-        </w:rPr>
-        <w:t xml:space="preserve">Register bits exist but are </w:t>
-      </w:r>
-      <w:r>
-        <w:rPr>
-          <w:b/>
-          <w:bCs/>
-          <w:sz w:val="20"/>
-        </w:rPr>
-        <w:t>not</w:t>
-      </w:r>
-      <w:r>
-        <w:rPr>
-          <w:sz w:val="20"/>
-        </w:rPr>
-        <w:t xml:space="preserve"> functional in the current core (see the register map implementation notes): Master/Slave cascade (ICW3), Automatic EOI (ICW4 AEOI), polling mode (OCW3), special fully nested mode (ICW4 SFNM), and buffered mode (ICW4 BUF). There is also no INTA handshake or vector-output pin.</w:t>
-      </w:r>
-      <w:bookmarkEnd w:id="10"/>
-    </w:p>
-    <w:p>
-      <w:pPr>
-        <w:pStyle w:val="Heading2"/>
-        <w:pBdr>
-          <w:bottom w:val="single" w:sz="12" w:space="0" w:color="228B22"/>
-        </w:pBdr>
-        <w:spacing w:before="280" w:after="80"/>
-        <w:rPr/>
-      </w:pPr>
-      <w:bookmarkStart w:id="11" w:name="__RefHeading___Toc3160_1927110876"/>
-      <w:bookmarkStart w:id="12" w:name="applications"/>
-      <w:bookmarkEnd w:id="11"/>
-      <w:r>
-        <w:rPr>
-          <w:rStyle w:val="SectionNumber"/>
-          <w:b/>
-          <w:color w:val="228B22"/>
-          <w:sz w:val="28"/>
-        </w:rPr>
-        <w:t>2.3</w:t>
-      </w:r>
-      <w:r>
-        <w:rPr>
-          <w:b/>
-          <w:color w:val="228B22"/>
-          <w:sz w:val="28"/>
-        </w:rPr>
-        <w:tab/>
-        <w:t>Applications</w:t>
-      </w:r>
-    </w:p>
-    <w:p>
-      <w:pPr>
-        <w:pStyle w:val="Compact"/>
-        <w:numPr>
-          <w:ilvl w:val="0"/>
-          <w:numId w:val="6"/>
-        </w:numPr>
-        <w:rPr/>
-      </w:pPr>
-      <w:r>
-        <w:rPr/>
-        <w:t>PC-compatible interrupt management</w:t>
-      </w:r>
-    </w:p>
-    <w:p>
-      <w:pPr>
-        <w:pStyle w:val="Compact"/>
-        <w:numPr>
-          <w:ilvl w:val="0"/>
-          <w:numId w:val="7"/>
-        </w:numPr>
-        <w:rPr/>
-      </w:pPr>
-      <w:r>
-        <w:rPr/>
-        <w:t>Legacy device support</w:t>
-      </w:r>
-    </w:p>
-    <w:p>
-      <w:pPr>
-        <w:pStyle w:val="Compact"/>
-        <w:numPr>
-          <w:ilvl w:val="0"/>
-          <w:numId w:val="8"/>
-        </w:numPr>
-        <w:rPr/>
-      </w:pPr>
-      <w:bookmarkStart w:id="13" w:name="applications"/>
-      <w:r>
-        <w:rPr/>
-        <w:t>x86 system integration</w:t>
-      </w:r>
-      <w:bookmarkEnd w:id="13"/>
-    </w:p>
-    <w:p>
-      <w:pPr>
-        <w:pStyle w:val="Heading2"/>
-        <w:pBdr>
-          <w:bottom w:val="single" w:sz="12" w:space="0" w:color="228B22"/>
-        </w:pBdr>
-        <w:spacing w:before="280" w:after="80"/>
-        <w:rPr/>
-      </w:pPr>
-      <w:bookmarkStart w:id="14" w:name="__RefHeading___Toc3162_1927110876"/>
-      <w:bookmarkStart w:id="15" w:name="block-diagram"/>
-      <w:bookmarkEnd w:id="14"/>
-      <w:r>
-        <w:rPr>
-          <w:rStyle w:val="SectionNumber"/>
-          <w:b/>
-          <w:color w:val="228B22"/>
-          <w:sz w:val="28"/>
-        </w:rPr>
-        <w:t>2.4</w:t>
-      </w:r>
-      <w:r>
-        <w:rPr>
-          <w:b/>
-          <w:color w:val="228B22"/>
-          <w:sz w:val="28"/>
-        </w:rPr>
-        <w:tab/>
-        <w:t>Block Diagram</w:t>
-      </w:r>
-    </w:p>
-    <w:p>
-      <w:pPr>
         <w:pStyle w:val="Heading3"/>
         <w:spacing w:before="200" w:after="80"/>
         <w:rPr/>
       </w:pPr>
-      <w:bookmarkStart w:id="16" w:name="__RefHeading___Toc3164_1927110876"/>
-      <w:bookmarkStart w:id="17" w:name="figure-1.1-pic-8259-block-diagram"/>
-      <w:bookmarkStart w:id="18" w:name="_Fig_1_PIC_8259_Block_Diagr"/>
-      <w:bookmarkEnd w:id="16"/>
+      <w:bookmarkStart w:id="14" w:name="__RefHeading___Toc3995_4073099194"/>
+      <w:bookmarkStart w:id="15" w:name="figure-1.1-pic-8259-block-diagram"/>
+      <w:bookmarkStart w:id="16" w:name="_Fig_1_PIC_8259_Block_Diagr"/>
+      <w:bookmarkEnd w:id="14"/>
       <w:r>
         <w:rPr>
           <w:rStyle w:val="SectionNumber"/>
@@ -1818,7 +2141,7 @@
           <w:color w:val="404040"/>
           <w:sz w:val="24"/>
         </w:rPr>
-        <w:t>2.4.1</w:t>
+        <w:t>2.2.1</w:t>
       </w:r>
       <w:r>
         <w:rPr>
@@ -1829,7 +2152,7 @@
         <w:tab/>
         <w:t>Figure 1.1: PIC 8259 Block Diagram</w:t>
       </w:r>
-      <w:bookmarkEnd w:id="18"/>
+      <w:bookmarkEnd w:id="16"/>
     </w:p>
     <w:p>
       <w:pPr>
@@ -1840,7 +2163,7 @@
         <w:rPr/>
         <w:drawing>
           <wp:inline distT="0" distB="0" distL="0" distR="0">
-            <wp:extent cx="5334000" cy="1287780"/>
+            <wp:extent cx="5334000" cy="1365885"/>
             <wp:effectExtent l="0" t="0" r="0" b="0"/>
             <wp:docPr id="4" name="Picture" descr="PIC 8259 Block Diagram"/>
             <wp:cNvGraphicFramePr>
@@ -1856,13 +2179,7 @@
                     </pic:cNvPicPr>
                   </pic:nvPicPr>
                   <pic:blipFill>
-                    <a:blip r:embed="rId3">
-                      <a:extLst>
-                        <a:ext uri="{96DAC541-7B7A-43D3-8B79-37D633B846F1}">
-                          <asvg:svgBlip xmlns:asvg="http://schemas.microsoft.com/office/drawing/2016/SVG/main" r:embed="rId4"/>
-                        </a:ext>
-                      </a:extLst>
-                    </a:blip>
+                    <a:blip r:embed="rId3"/>
                     <a:stretch>
                       <a:fillRect/>
                     </a:stretch>
@@ -1870,7 +2187,7 @@
                   <pic:spPr bwMode="auto">
                     <a:xfrm>
                       <a:off x="0" y="0"/>
-                      <a:ext cx="5334000" cy="1287780"/>
+                      <a:ext cx="5334000" cy="1365885"/>
                     </a:xfrm>
                     <a:prstGeom prst="rect">
                       <a:avLst/>
@@ -1888,56 +2205,22 @@
         <w:pStyle w:val="ImageCaption"/>
         <w:rPr/>
       </w:pPr>
-      <w:bookmarkStart w:id="19" w:name="block-diagram"/>
-      <w:bookmarkStart w:id="20" w:name="figure-1.1-pic-8259-block-diagram"/>
+      <w:bookmarkStart w:id="17" w:name="figure-1.1-pic-8259-block-diagram"/>
       <w:r>
         <w:rPr/>
         <w:t>PIC 8259 Block Diagram</w:t>
       </w:r>
-      <w:bookmarkEnd w:id="19"/>
-      <w:bookmarkEnd w:id="20"/>
+      <w:bookmarkEnd w:id="17"/>
     </w:p>
     <w:p>
       <w:pPr>
-        <w:pStyle w:val="Heading2"/>
-        <w:pBdr>
-          <w:bottom w:val="single" w:sz="12" w:space="0" w:color="228B22"/>
-        </w:pBdr>
-        <w:spacing w:before="280" w:after="80"/>
-        <w:rPr/>
-      </w:pPr>
-      <w:bookmarkStart w:id="21" w:name="__RefHeading___Toc3166_1927110876"/>
-      <w:bookmarkStart w:id="22" w:name="timing-diagrams"/>
-      <w:bookmarkEnd w:id="21"/>
-      <w:r>
-        <w:rPr>
-          <w:rStyle w:val="SectionNumber"/>
-          <w:b/>
-          <w:color w:val="228B22"/>
-          <w:sz w:val="28"/>
-        </w:rPr>
-        <w:t>2.5</w:t>
-      </w:r>
-      <w:r>
-        <w:rPr>
-          <w:b/>
-          <w:color w:val="228B22"/>
-          <w:sz w:val="28"/>
-        </w:rPr>
-        <w:tab/>
-        <w:t>Timing Diagrams</w:t>
-      </w:r>
-    </w:p>
-    <w:p>
-      <w:pPr>
         <w:pStyle w:val="Heading3"/>
         <w:spacing w:before="200" w:after="80"/>
         <w:rPr/>
       </w:pPr>
-      <w:bookmarkStart w:id="23" w:name="__RefHeading___Toc3168_1927110876"/>
-      <w:bookmarkStart w:id="24" w:name="waveform-1.1-interrupt-request"/>
-      <w:bookmarkStart w:id="25" w:name="_Wave_1_1_Interrupt_Request"/>
-      <w:bookmarkEnd w:id="23"/>
+      <w:bookmarkStart w:id="18" w:name="__RefHeading___Toc3997_4073099194"/>
+      <w:bookmarkStart w:id="19" w:name="register-summary"/>
+      <w:bookmarkEnd w:id="18"/>
       <w:r>
         <w:rPr>
           <w:rStyle w:val="SectionNumber"/>
@@ -1945,7 +2228,7 @@
           <w:color w:val="404040"/>
           <w:sz w:val="24"/>
         </w:rPr>
-        <w:t>2.5.1</w:t>
+        <w:t>2.2.2</w:t>
       </w:r>
       <w:r>
         <w:rPr>
@@ -1954,9 +2237,8 @@
           <w:sz w:val="24"/>
         </w:rPr>
         <w:tab/>
-        <w:t>Waveform 1.1: Interrupt Request</w:t>
-      </w:r>
-      <w:bookmarkEnd w:id="25"/>
+        <w:t>Register Summary</w:t>
+      </w:r>
     </w:p>
     <w:p>
       <w:pPr>
@@ -1967,671 +2249,9 @@
         <w:rPr>
           <w:sz w:val="20"/>
         </w:rPr>
-        <w:t>Shows an IRQ input assertion triggering the interrupt process.</w:t>
-      </w:r>
-    </w:p>
-    <w:p>
-      <w:pPr>
-        <w:pStyle w:val="CaptionedFigure"/>
-        <w:rPr/>
-      </w:pPr>
-      <w:r>
-        <w:rPr/>
-        <w:drawing>
-          <wp:inline distT="0" distB="0" distL="0" distR="0">
-            <wp:extent cx="5334000" cy="1144270"/>
-            <wp:effectExtent l="0" t="0" r="0" b="0"/>
-            <wp:docPr id="5" name="Image2" descr="PIC Interrupt Request"/>
-            <wp:cNvGraphicFramePr>
-              <a:graphicFrameLocks xmlns:a="http://schemas.openxmlformats.org/drawingml/2006/main" noChangeAspect="1"/>
-            </wp:cNvGraphicFramePr>
-            <a:graphic xmlns:a="http://schemas.openxmlformats.org/drawingml/2006/main">
-              <a:graphicData uri="http://schemas.openxmlformats.org/drawingml/2006/picture">
-                <pic:pic xmlns:pic="http://schemas.openxmlformats.org/drawingml/2006/picture">
-                  <pic:nvPicPr>
-                    <pic:cNvPr id="5" name="Image2" descr="PIC Interrupt Request"/>
-                    <pic:cNvPicPr>
-                      <a:picLocks noChangeAspect="1" noChangeArrowheads="1"/>
-                    </pic:cNvPicPr>
-                  </pic:nvPicPr>
-                  <pic:blipFill>
-                    <a:blip r:embed="rId5">
-                      <a:extLst>
-                        <a:ext uri="{96DAC541-7B7A-43D3-8B79-37D633B846F1}">
-                          <asvg:svgBlip xmlns:asvg="http://schemas.microsoft.com/office/drawing/2016/SVG/main" r:embed="rId6"/>
-                        </a:ext>
-                      </a:extLst>
-                    </a:blip>
-                    <a:stretch>
-                      <a:fillRect/>
-                    </a:stretch>
-                  </pic:blipFill>
-                  <pic:spPr bwMode="auto">
-                    <a:xfrm>
-                      <a:off x="0" y="0"/>
-                      <a:ext cx="5334000" cy="1144270"/>
-                    </a:xfrm>
-                    <a:prstGeom prst="rect">
-                      <a:avLst/>
-                    </a:prstGeom>
-                  </pic:spPr>
-                </pic:pic>
-              </a:graphicData>
-            </a:graphic>
-          </wp:inline>
-        </w:drawing>
-      </w:r>
-    </w:p>
-    <w:p>
-      <w:pPr>
-        <w:pStyle w:val="ImageCaption"/>
-        <w:rPr/>
-      </w:pPr>
-      <w:r>
-        <w:rPr/>
-        <w:t>PIC Interrupt Request</w:t>
-      </w:r>
-    </w:p>
-    <w:p>
-      <w:pPr>
-        <w:pStyle w:val="BodyText"/>
-        <w:rPr/>
-      </w:pPr>
-      <w:bookmarkStart w:id="26" w:name="waveform-1.1-interrupt-request"/>
-      <w:r>
-        <w:rPr>
-          <w:sz w:val="20"/>
-        </w:rPr>
-        <w:t>When an IR pin asserts, the corresponding IRR bit is set. The priority resolver selects the highest priority unmasked interrupt and asserts INT to the CPU.</w:t>
-      </w:r>
-      <w:bookmarkEnd w:id="26"/>
-    </w:p>
-    <w:p>
-      <w:pPr>
-        <w:pStyle w:val="Heading3"/>
-        <w:spacing w:before="200" w:after="80"/>
-        <w:rPr/>
-      </w:pPr>
-      <w:bookmarkStart w:id="27" w:name="__RefHeading___Toc3170_1927110876"/>
-      <w:bookmarkStart w:id="28" w:name="Xefcc99a6d8297d9f85965b27415f5191e619ca0"/>
-      <w:bookmarkStart w:id="29" w:name="_Wave_1_2_Interrupt_Acknowledg"/>
-      <w:bookmarkEnd w:id="27"/>
-      <w:r>
-        <w:rPr>
-          <w:rStyle w:val="SectionNumber"/>
-          <w:b/>
-          <w:color w:val="404040"/>
-          <w:sz w:val="24"/>
-        </w:rPr>
-        <w:t>2.5.2</w:t>
-      </w:r>
-      <w:r>
-        <w:rPr>
-          <w:b/>
-          <w:color w:val="404040"/>
-          <w:sz w:val="24"/>
-        </w:rPr>
-        <w:tab/>
-        <w:t>Waveform 1.2: Interrupt Acknowledge Sequence</w:t>
-      </w:r>
-      <w:bookmarkEnd w:id="29"/>
-    </w:p>
-    <w:p>
-      <w:pPr>
-        <w:pStyle w:val="FirstParagraph"/>
-        <w:rPr/>
-      </w:pPr>
-      <w:r>
-        <w:rPr>
-          <w:sz w:val="20"/>
-        </w:rPr>
-        <w:t>The two-pulse INTA sequence from CPU to PIC.</w:t>
-      </w:r>
-    </w:p>
-    <w:p>
-      <w:pPr>
-        <w:pStyle w:val="CaptionedFigure"/>
-        <w:rPr/>
-      </w:pPr>
-      <w:r>
-        <w:rPr/>
-        <w:drawing>
-          <wp:inline distT="0" distB="0" distL="0" distR="0">
-            <wp:extent cx="5334000" cy="1153160"/>
-            <wp:effectExtent l="0" t="0" r="0" b="0"/>
-            <wp:docPr id="6" name="Image3" descr="PIC Interrupt Acknowledge"/>
-            <wp:cNvGraphicFramePr>
-              <a:graphicFrameLocks xmlns:a="http://schemas.openxmlformats.org/drawingml/2006/main" noChangeAspect="1"/>
-            </wp:cNvGraphicFramePr>
-            <a:graphic xmlns:a="http://schemas.openxmlformats.org/drawingml/2006/main">
-              <a:graphicData uri="http://schemas.openxmlformats.org/drawingml/2006/picture">
-                <pic:pic xmlns:pic="http://schemas.openxmlformats.org/drawingml/2006/picture">
-                  <pic:nvPicPr>
-                    <pic:cNvPr id="6" name="Image3" descr="PIC Interrupt Acknowledge"/>
-                    <pic:cNvPicPr>
-                      <a:picLocks noChangeAspect="1" noChangeArrowheads="1"/>
-                    </pic:cNvPicPr>
-                  </pic:nvPicPr>
-                  <pic:blipFill>
-                    <a:blip r:embed="rId7">
-                      <a:extLst>
-                        <a:ext uri="{96DAC541-7B7A-43D3-8B79-37D633B846F1}">
-                          <asvg:svgBlip xmlns:asvg="http://schemas.microsoft.com/office/drawing/2016/SVG/main" r:embed="rId8"/>
-                        </a:ext>
-                      </a:extLst>
-                    </a:blip>
-                    <a:stretch>
-                      <a:fillRect/>
-                    </a:stretch>
-                  </pic:blipFill>
-                  <pic:spPr bwMode="auto">
-                    <a:xfrm>
-                      <a:off x="0" y="0"/>
-                      <a:ext cx="5334000" cy="1153160"/>
-                    </a:xfrm>
-                    <a:prstGeom prst="rect">
-                      <a:avLst/>
-                    </a:prstGeom>
-                  </pic:spPr>
-                </pic:pic>
-              </a:graphicData>
-            </a:graphic>
-          </wp:inline>
-        </w:drawing>
-      </w:r>
-    </w:p>
-    <w:p>
-      <w:pPr>
-        <w:pStyle w:val="ImageCaption"/>
-        <w:rPr/>
-      </w:pPr>
-      <w:r>
-        <w:rPr/>
-        <w:t>PIC Interrupt Acknowledge</w:t>
-      </w:r>
-    </w:p>
-    <w:p>
-      <w:pPr>
-        <w:pStyle w:val="BodyText"/>
-        <w:rPr/>
-      </w:pPr>
-      <w:r>
-        <w:rPr>
-          <w:sz w:val="20"/>
-        </w:rPr>
-        <w:t>On the first INTA pulse, priority is frozen and IRR transfers to ISR. On the second INTA pulse, the PIC outputs the interrupt vector (base + IR number) on the data bus.</w:t>
-      </w:r>
-    </w:p>
-    <w:p>
-      <w:pPr>
-        <w:pStyle w:val="BlockText"/>
-        <w:rPr/>
-      </w:pPr>
-      <w:r>
-        <w:rPr/>
-        <w:t xml:space="preserve">Note: the current RTL implements no INTA handshake. There are no </w:t>
-      </w:r>
-      <w:r>
-        <w:rPr>
-          <w:rStyle w:val="VerbatimChar"/>
-        </w:rPr>
-        <w:t>inta_n</w:t>
-      </w:r>
-      <w:r>
-        <w:rPr/>
-        <w:t xml:space="preserve">, </w:t>
-      </w:r>
-      <w:r>
-        <w:rPr>
-          <w:rStyle w:val="VerbatimChar"/>
-        </w:rPr>
-        <w:t>cas</w:t>
-      </w:r>
-      <w:r>
-        <w:rPr/>
-        <w:t xml:space="preserve">, or </w:t>
-      </w:r>
-      <w:r>
-        <w:rPr>
-          <w:rStyle w:val="VerbatimChar"/>
-        </w:rPr>
-        <w:t>sp_n/en_n</w:t>
-      </w:r>
-      <w:r>
-        <w:rPr/>
-        <w:t xml:space="preserve"> pins, ISR is never set, and the computed vector is not exposed to software. This waveform describes classic-8259A behavior that this block does not yet provide.</w:t>
-      </w:r>
-      <w:bookmarkEnd w:id="28"/>
-    </w:p>
-    <w:p>
-      <w:pPr>
-        <w:pStyle w:val="Heading3"/>
-        <w:spacing w:before="200" w:after="80"/>
-        <w:rPr/>
-      </w:pPr>
-      <w:bookmarkStart w:id="30" w:name="__RefHeading___Toc3172_1927110876"/>
-      <w:bookmarkStart w:id="31" w:name="waveform-1.3-end-of-interrupt-eoi"/>
-      <w:bookmarkStart w:id="32" w:name="_Wave_1_3_End_of_Interrupt__EO"/>
-      <w:bookmarkEnd w:id="30"/>
-      <w:r>
-        <w:rPr>
-          <w:rStyle w:val="SectionNumber"/>
-          <w:b/>
-          <w:color w:val="404040"/>
-          <w:sz w:val="24"/>
-        </w:rPr>
-        <w:t>2.5.3</w:t>
-      </w:r>
-      <w:r>
-        <w:rPr>
-          <w:b/>
-          <w:color w:val="404040"/>
-          <w:sz w:val="24"/>
-        </w:rPr>
-        <w:tab/>
-        <w:t>Waveform 1.3: End-of-Interrupt (EOI)</w:t>
-      </w:r>
-      <w:bookmarkEnd w:id="32"/>
-    </w:p>
-    <w:p>
-      <w:pPr>
-        <w:pStyle w:val="FirstParagraph"/>
-        <w:rPr/>
-      </w:pPr>
-      <w:r>
-        <w:rPr>
-          <w:sz w:val="20"/>
-        </w:rPr>
-        <w:t>Software clears the in-service bit with an EOI command.</w:t>
-      </w:r>
-    </w:p>
-    <w:p>
-      <w:pPr>
-        <w:pStyle w:val="CaptionedFigure"/>
-        <w:rPr/>
-      </w:pPr>
-      <w:r>
-        <w:rPr/>
-        <w:drawing>
-          <wp:inline distT="0" distB="0" distL="0" distR="0">
-            <wp:extent cx="5334000" cy="1327150"/>
-            <wp:effectExtent l="0" t="0" r="0" b="0"/>
-            <wp:docPr id="7" name="Image4" descr="PIC EOI"/>
-            <wp:cNvGraphicFramePr>
-              <a:graphicFrameLocks xmlns:a="http://schemas.openxmlformats.org/drawingml/2006/main" noChangeAspect="1"/>
-            </wp:cNvGraphicFramePr>
-            <a:graphic xmlns:a="http://schemas.openxmlformats.org/drawingml/2006/main">
-              <a:graphicData uri="http://schemas.openxmlformats.org/drawingml/2006/picture">
-                <pic:pic xmlns:pic="http://schemas.openxmlformats.org/drawingml/2006/picture">
-                  <pic:nvPicPr>
-                    <pic:cNvPr id="7" name="Image4" descr="PIC EOI"/>
-                    <pic:cNvPicPr>
-                      <a:picLocks noChangeAspect="1" noChangeArrowheads="1"/>
-                    </pic:cNvPicPr>
-                  </pic:nvPicPr>
-                  <pic:blipFill>
-                    <a:blip r:embed="rId9">
-                      <a:extLst>
-                        <a:ext uri="{96DAC541-7B7A-43D3-8B79-37D633B846F1}">
-                          <asvg:svgBlip xmlns:asvg="http://schemas.microsoft.com/office/drawing/2016/SVG/main" r:embed="rId10"/>
-                        </a:ext>
-                      </a:extLst>
-                    </a:blip>
-                    <a:stretch>
-                      <a:fillRect/>
-                    </a:stretch>
-                  </pic:blipFill>
-                  <pic:spPr bwMode="auto">
-                    <a:xfrm>
-                      <a:off x="0" y="0"/>
-                      <a:ext cx="5334000" cy="1327150"/>
-                    </a:xfrm>
-                    <a:prstGeom prst="rect">
-                      <a:avLst/>
-                    </a:prstGeom>
-                  </pic:spPr>
-                </pic:pic>
-              </a:graphicData>
-            </a:graphic>
-          </wp:inline>
-        </w:drawing>
-      </w:r>
-    </w:p>
-    <w:p>
-      <w:pPr>
-        <w:pStyle w:val="ImageCaption"/>
-        <w:rPr/>
-      </w:pPr>
-      <w:r>
-        <w:rPr/>
-        <w:t>PIC EOI</w:t>
-      </w:r>
-    </w:p>
-    <w:p>
-      <w:pPr>
-        <w:pStyle w:val="BodyText"/>
-        <w:rPr/>
-      </w:pPr>
-      <w:r>
-        <w:rPr>
-          <w:sz w:val="20"/>
-        </w:rPr>
-        <w:t>Non-specific EOI (0x20) clears the highest priority ISR bit. Specific EOI (0x60-0x67) clears a designated IR.</w:t>
-      </w:r>
-    </w:p>
-    <w:p>
-      <w:pPr>
-        <w:pStyle w:val="BlockText"/>
-        <w:rPr/>
-      </w:pPr>
-      <w:bookmarkStart w:id="33" w:name="waveform-1.3-end-of-interrupt-eoi"/>
-      <w:r>
-        <w:rPr/>
-        <w:t>Note: because the current RTL never sets an ISR bit, EOI commands (written via PIC_OCW2 at offset 0x18) have no effect on live state today. See the register map implementation notes.</w:t>
-      </w:r>
-      <w:bookmarkEnd w:id="33"/>
-    </w:p>
-    <w:p>
-      <w:pPr>
-        <w:pStyle w:val="Heading3"/>
-        <w:spacing w:before="200" w:after="80"/>
-        <w:rPr/>
-      </w:pPr>
-      <w:bookmarkStart w:id="34" w:name="__RefHeading___Toc3174_1927110876"/>
-      <w:bookmarkStart w:id="35" w:name="waveform-1.4-cascade-mode"/>
-      <w:bookmarkStart w:id="36" w:name="_Wave_1_4_Cascade_Mode"/>
-      <w:bookmarkEnd w:id="34"/>
-      <w:r>
-        <w:rPr>
-          <w:rStyle w:val="SectionNumber"/>
-          <w:b/>
-          <w:color w:val="404040"/>
-          <w:sz w:val="24"/>
-        </w:rPr>
-        <w:t>2.5.4</w:t>
-      </w:r>
-      <w:r>
-        <w:rPr>
-          <w:b/>
-          <w:color w:val="404040"/>
-          <w:sz w:val="24"/>
-        </w:rPr>
-        <w:tab/>
-        <w:t>Waveform 1.4: Cascade Mode</w:t>
-      </w:r>
-      <w:bookmarkEnd w:id="36"/>
-    </w:p>
-    <w:p>
-      <w:pPr>
-        <w:pStyle w:val="FirstParagraph"/>
-        <w:rPr/>
-      </w:pPr>
-      <w:r>
-        <w:rPr>
-          <w:sz w:val="20"/>
-        </w:rPr>
-        <w:t>Master-slave configuration for 15 IRQ sources.</w:t>
-      </w:r>
-    </w:p>
-    <w:p>
-      <w:pPr>
-        <w:pStyle w:val="CaptionedFigure"/>
-        <w:rPr/>
-      </w:pPr>
-      <w:r>
-        <w:rPr/>
-        <w:drawing>
-          <wp:inline distT="0" distB="0" distL="0" distR="0">
-            <wp:extent cx="5334000" cy="1198880"/>
-            <wp:effectExtent l="0" t="0" r="0" b="0"/>
-            <wp:docPr id="8" name="Image5" descr="PIC Cascade"/>
-            <wp:cNvGraphicFramePr>
-              <a:graphicFrameLocks xmlns:a="http://schemas.openxmlformats.org/drawingml/2006/main" noChangeAspect="1"/>
-            </wp:cNvGraphicFramePr>
-            <a:graphic xmlns:a="http://schemas.openxmlformats.org/drawingml/2006/main">
-              <a:graphicData uri="http://schemas.openxmlformats.org/drawingml/2006/picture">
-                <pic:pic xmlns:pic="http://schemas.openxmlformats.org/drawingml/2006/picture">
-                  <pic:nvPicPr>
-                    <pic:cNvPr id="8" name="Image5" descr="PIC Cascade"/>
-                    <pic:cNvPicPr>
-                      <a:picLocks noChangeAspect="1" noChangeArrowheads="1"/>
-                    </pic:cNvPicPr>
-                  </pic:nvPicPr>
-                  <pic:blipFill>
-                    <a:blip r:embed="rId11">
-                      <a:extLst>
-                        <a:ext uri="{96DAC541-7B7A-43D3-8B79-37D633B846F1}">
-                          <asvg:svgBlip xmlns:asvg="http://schemas.microsoft.com/office/drawing/2016/SVG/main" r:embed="rId12"/>
-                        </a:ext>
-                      </a:extLst>
-                    </a:blip>
-                    <a:stretch>
-                      <a:fillRect/>
-                    </a:stretch>
-                  </pic:blipFill>
-                  <pic:spPr bwMode="auto">
-                    <a:xfrm>
-                      <a:off x="0" y="0"/>
-                      <a:ext cx="5334000" cy="1198880"/>
-                    </a:xfrm>
-                    <a:prstGeom prst="rect">
-                      <a:avLst/>
-                    </a:prstGeom>
-                  </pic:spPr>
-                </pic:pic>
-              </a:graphicData>
-            </a:graphic>
-          </wp:inline>
-        </w:drawing>
-      </w:r>
-    </w:p>
-    <w:p>
-      <w:pPr>
-        <w:pStyle w:val="ImageCaption"/>
-        <w:rPr/>
-      </w:pPr>
-      <w:r>
-        <w:rPr/>
-        <w:t>PIC Cascade</w:t>
-      </w:r>
-    </w:p>
-    <w:p>
-      <w:pPr>
-        <w:pStyle w:val="BodyText"/>
-        <w:rPr/>
-      </w:pPr>
-      <w:r>
-        <w:rPr>
-          <w:sz w:val="20"/>
-        </w:rPr>
-        <w:t>Slave INT connects to master IR2. During INTA, master outputs cascade select (CAS) lines. Slave with matching ID provides the interrupt vector.</w:t>
-      </w:r>
-    </w:p>
-    <w:p>
-      <w:pPr>
-        <w:pStyle w:val="BlockText"/>
-        <w:rPr/>
-      </w:pPr>
-      <w:bookmarkStart w:id="37" w:name="waveform-1.4-cascade-mode"/>
-      <w:r>
-        <w:rPr/>
-        <w:t>Note: cascade mode is not implemented in the current RTL. ICW3 is stored but inert, and there are no CAS or SP/EN pins. This waveform is illustrative of the classic-8259A architecture only.</w:t>
-      </w:r>
-      <w:bookmarkEnd w:id="37"/>
-    </w:p>
-    <w:p>
-      <w:pPr>
-        <w:pStyle w:val="Heading3"/>
-        <w:spacing w:before="200" w:after="80"/>
-        <w:rPr/>
-      </w:pPr>
-      <w:bookmarkStart w:id="38" w:name="__RefHeading___Toc3176_1927110876"/>
-      <w:bookmarkStart w:id="39" w:name="waveform-1.5-priority-rotation"/>
-      <w:bookmarkStart w:id="40" w:name="_Wave_1_5_Priority_Rotation"/>
-      <w:bookmarkEnd w:id="38"/>
-      <w:r>
-        <w:rPr>
-          <w:rStyle w:val="SectionNumber"/>
-          <w:b/>
-          <w:color w:val="404040"/>
-          <w:sz w:val="24"/>
-        </w:rPr>
-        <w:t>2.5.5</w:t>
-      </w:r>
-      <w:r>
-        <w:rPr>
-          <w:b/>
-          <w:color w:val="404040"/>
-          <w:sz w:val="24"/>
-        </w:rPr>
-        <w:tab/>
-        <w:t>Waveform 1.5: Priority Rotation</w:t>
-      </w:r>
-      <w:bookmarkEnd w:id="40"/>
-    </w:p>
-    <w:p>
-      <w:pPr>
-        <w:pStyle w:val="FirstParagraph"/>
-        <w:rPr/>
-      </w:pPr>
-      <w:r>
-        <w:rPr>
-          <w:sz w:val="20"/>
-        </w:rPr>
-        <w:t>Automatic priority rotation for equal-service scheduling.</w:t>
-      </w:r>
-    </w:p>
-    <w:p>
-      <w:pPr>
-        <w:pStyle w:val="CaptionedFigure"/>
-        <w:rPr/>
-      </w:pPr>
-      <w:r>
-        <w:rPr/>
-        <w:drawing>
-          <wp:inline distT="0" distB="0" distL="0" distR="0">
-            <wp:extent cx="5334000" cy="1263015"/>
-            <wp:effectExtent l="0" t="0" r="0" b="0"/>
-            <wp:docPr id="9" name="Image6" descr="PIC Priority Rotation"/>
-            <wp:cNvGraphicFramePr>
-              <a:graphicFrameLocks xmlns:a="http://schemas.openxmlformats.org/drawingml/2006/main" noChangeAspect="1"/>
-            </wp:cNvGraphicFramePr>
-            <a:graphic xmlns:a="http://schemas.openxmlformats.org/drawingml/2006/main">
-              <a:graphicData uri="http://schemas.openxmlformats.org/drawingml/2006/picture">
-                <pic:pic xmlns:pic="http://schemas.openxmlformats.org/drawingml/2006/picture">
-                  <pic:nvPicPr>
-                    <pic:cNvPr id="9" name="Image6" descr="PIC Priority Rotation"/>
-                    <pic:cNvPicPr>
-                      <a:picLocks noChangeAspect="1" noChangeArrowheads="1"/>
-                    </pic:cNvPicPr>
-                  </pic:nvPicPr>
-                  <pic:blipFill>
-                    <a:blip r:embed="rId13">
-                      <a:extLst>
-                        <a:ext uri="{96DAC541-7B7A-43D3-8B79-37D633B846F1}">
-                          <asvg:svgBlip xmlns:asvg="http://schemas.microsoft.com/office/drawing/2016/SVG/main" r:embed="rId14"/>
-                        </a:ext>
-                      </a:extLst>
-                    </a:blip>
-                    <a:stretch>
-                      <a:fillRect/>
-                    </a:stretch>
-                  </pic:blipFill>
-                  <pic:spPr bwMode="auto">
-                    <a:xfrm>
-                      <a:off x="0" y="0"/>
-                      <a:ext cx="5334000" cy="1263015"/>
-                    </a:xfrm>
-                    <a:prstGeom prst="rect">
-                      <a:avLst/>
-                    </a:prstGeom>
-                  </pic:spPr>
-                </pic:pic>
-              </a:graphicData>
-            </a:graphic>
-          </wp:inline>
-        </w:drawing>
-      </w:r>
-    </w:p>
-    <w:p>
-      <w:pPr>
-        <w:pStyle w:val="ImageCaption"/>
-        <w:rPr/>
-      </w:pPr>
-      <w:r>
-        <w:rPr/>
-        <w:t>PIC Priority Rotation</w:t>
-      </w:r>
-    </w:p>
-    <w:p>
-      <w:pPr>
-        <w:pStyle w:val="BodyText"/>
-        <w:rPr/>
-      </w:pPr>
-      <w:r>
-        <w:rPr>
-          <w:sz w:val="20"/>
-        </w:rPr>
-        <w:t>Rotate-on-EOI (0xA0) makes the just-serviced IR the lowest priority, implementing round-robin scheduling among interrupt sources.</w:t>
-      </w:r>
-    </w:p>
-    <w:p>
-      <w:pPr>
-        <w:pStyle w:val="BlockText"/>
-        <w:rPr/>
-      </w:pPr>
-      <w:bookmarkStart w:id="41" w:name="timing-diagrams"/>
-      <w:bookmarkStart w:id="42" w:name="waveform-1.5-priority-rotation"/>
-      <w:r>
-        <w:rPr/>
-        <w:t>Note: the set-priority command (PIC_OCW2 = 0xC0-0xC7) does move the priority base in the current RTL, but rotate-on-EOI depends on the EOI path, which is inert because ISR is never set. See the register map implementation notes.</w:t>
-      </w:r>
-      <w:bookmarkEnd w:id="41"/>
-      <w:bookmarkEnd w:id="42"/>
-    </w:p>
-    <w:p>
-      <w:pPr>
-        <w:pStyle w:val="Heading2"/>
-        <w:pBdr>
-          <w:bottom w:val="single" w:sz="12" w:space="0" w:color="228B22"/>
-        </w:pBdr>
-        <w:spacing w:before="280" w:after="80"/>
-        <w:rPr/>
-      </w:pPr>
-      <w:bookmarkStart w:id="43" w:name="__RefHeading___Toc3178_1927110876"/>
-      <w:bookmarkStart w:id="44" w:name="register-summary"/>
-      <w:bookmarkEnd w:id="43"/>
-      <w:r>
-        <w:rPr>
-          <w:rStyle w:val="SectionNumber"/>
-          <w:b/>
-          <w:color w:val="228B22"/>
-          <w:sz w:val="28"/>
-        </w:rPr>
-        <w:t>2.6</w:t>
-      </w:r>
-      <w:r>
-        <w:rPr>
-          <w:b/>
-          <w:color w:val="228B22"/>
-          <w:sz w:val="28"/>
-        </w:rPr>
-        <w:tab/>
-        <w:t>Register Summary</w:t>
-      </w:r>
-    </w:p>
-    <w:p>
-      <w:pPr>
-        <w:pStyle w:val="FirstParagraph"/>
-        <w:rPr/>
-      </w:pPr>
-      <w:r>
-        <w:rPr>
-          <w:sz w:val="20"/>
-        </w:rPr>
         <w:t xml:space="preserve">The block uses a fully-decoded 32-bit register file, not the legacy A0 two-port model. See </w:t>
       </w:r>
-      <w:hyperlink r:id="rId15">
+      <w:hyperlink r:id="rId4">
         <w:r>
           <w:rPr>
             <w:rStyle w:val="Hyperlink"/>
@@ -3319,7 +2939,7 @@
                 <w:szCs w:val="24"/>
                 <w:lang w:val="en-US" w:eastAsia="en-US" w:bidi="ar-SA"/>
               </w:rPr>
-              <w:t>Initialization Command Word 3 (cascade; inert)</w:t>
+              <w:t>Initialization Command Word 3 (cascade config)</w:t>
             </w:r>
           </w:p>
         </w:tc>
@@ -3827,7 +3447,7 @@
                 <w:szCs w:val="24"/>
                 <w:lang w:val="en-US" w:eastAsia="en-US" w:bidi="ar-SA"/>
               </w:rPr>
-              <w:t>Special mask / read-select / poll</w:t>
+              <w:t>Special mask (read-select and poll are storage only)</w:t>
             </w:r>
           </w:p>
         </w:tc>
@@ -4213,6 +3833,133 @@
           </w:p>
         </w:tc>
       </w:tr>
+      <w:tr>
+        <w:trPr/>
+        <w:tc>
+          <w:tcPr>
+            <w:tcW w:w="1919" w:type="dxa"/>
+            <w:tcBorders/>
+          </w:tcPr>
+          <w:p>
+            <w:pPr>
+              <w:pStyle w:val="Compact"/>
+              <w:widowControl/>
+              <w:spacing w:before="36" w:after="36"/>
+              <w:jc w:val="left"/>
+              <w:rPr>
+                <w:rFonts w:ascii="Cambria" w:hAnsi="Cambria" w:eastAsia="Cambria" w:cs=""/>
+                <w:kern w:val="0"/>
+                <w:sz w:val="24"/>
+                <w:szCs w:val="24"/>
+                <w:lang w:val="en-US" w:eastAsia="en-US" w:bidi="ar-SA"/>
+              </w:rPr>
+            </w:pPr>
+            <w:r>
+              <w:rPr>
+                <w:rFonts w:eastAsia="Cambria" w:cs=""/>
+                <w:kern w:val="0"/>
+                <w:sz w:val="24"/>
+                <w:szCs w:val="24"/>
+                <w:lang w:val="en-US" w:eastAsia="en-US" w:bidi="ar-SA"/>
+              </w:rPr>
+              <w:t>0x2C</w:t>
+            </w:r>
+          </w:p>
+        </w:tc>
+        <w:tc>
+          <w:tcPr>
+            <w:tcW w:w="2400" w:type="dxa"/>
+            <w:tcBorders/>
+          </w:tcPr>
+          <w:p>
+            <w:pPr>
+              <w:pStyle w:val="Compact"/>
+              <w:widowControl/>
+              <w:spacing w:before="36" w:after="36"/>
+              <w:jc w:val="left"/>
+              <w:rPr>
+                <w:rFonts w:ascii="Cambria" w:hAnsi="Cambria" w:eastAsia="Cambria" w:cs=""/>
+                <w:kern w:val="0"/>
+                <w:sz w:val="24"/>
+                <w:szCs w:val="24"/>
+                <w:lang w:val="en-US" w:eastAsia="en-US" w:bidi="ar-SA"/>
+              </w:rPr>
+            </w:pPr>
+            <w:r>
+              <w:rPr>
+                <w:rFonts w:eastAsia="Cambria" w:cs=""/>
+                <w:kern w:val="0"/>
+                <w:sz w:val="24"/>
+                <w:szCs w:val="24"/>
+                <w:lang w:val="en-US" w:eastAsia="en-US" w:bidi="ar-SA"/>
+              </w:rPr>
+              <w:t>PIC_INTA</w:t>
+            </w:r>
+          </w:p>
+        </w:tc>
+        <w:tc>
+          <w:tcPr>
+            <w:tcW w:w="1920" w:type="dxa"/>
+            <w:tcBorders/>
+          </w:tcPr>
+          <w:p>
+            <w:pPr>
+              <w:pStyle w:val="Compact"/>
+              <w:widowControl/>
+              <w:spacing w:before="36" w:after="36"/>
+              <w:jc w:val="left"/>
+              <w:rPr>
+                <w:rFonts w:ascii="Cambria" w:hAnsi="Cambria" w:eastAsia="Cambria" w:cs=""/>
+                <w:kern w:val="0"/>
+                <w:sz w:val="24"/>
+                <w:szCs w:val="24"/>
+                <w:lang w:val="en-US" w:eastAsia="en-US" w:bidi="ar-SA"/>
+              </w:rPr>
+            </w:pPr>
+            <w:r>
+              <w:rPr>
+                <w:rFonts w:eastAsia="Cambria" w:cs=""/>
+                <w:kern w:val="0"/>
+                <w:sz w:val="24"/>
+                <w:szCs w:val="24"/>
+                <w:lang w:val="en-US" w:eastAsia="en-US" w:bidi="ar-SA"/>
+              </w:rPr>
+              <w:t>RO</w:t>
+            </w:r>
+          </w:p>
+        </w:tc>
+        <w:tc>
+          <w:tcPr>
+            <w:tcW w:w="3120" w:type="dxa"/>
+            <w:tcBorders/>
+          </w:tcPr>
+          <w:p>
+            <w:pPr>
+              <w:pStyle w:val="Compact"/>
+              <w:widowControl/>
+              <w:spacing w:before="36" w:after="36"/>
+              <w:jc w:val="left"/>
+              <w:rPr>
+                <w:rFonts w:ascii="Cambria" w:hAnsi="Cambria" w:eastAsia="Cambria" w:cs=""/>
+                <w:kern w:val="0"/>
+                <w:sz w:val="24"/>
+                <w:szCs w:val="24"/>
+                <w:lang w:val="en-US" w:eastAsia="en-US" w:bidi="ar-SA"/>
+              </w:rPr>
+            </w:pPr>
+            <w:r>
+              <w:rPr>
+                <w:rFonts w:eastAsia="Cambria" w:cs=""/>
+                <w:kern w:val="0"/>
+                <w:sz w:val="24"/>
+                <w:szCs w:val="24"/>
+                <w:lang w:val="en-US" w:eastAsia="en-US" w:bidi="ar-SA"/>
+              </w:rPr>
+              <w:t>Interrupt acknowledge by read (side-effecting)</w:t>
+            </w:r>
+          </w:p>
+        </w:tc>
+      </w:tr>
     </w:tbl>
     <w:p>
       <w:pPr>
@@ -4223,7 +3970,7 @@
         <w:rPr>
           <w:sz w:val="20"/>
         </w:rPr>
-        <w:t xml:space="preserve">The PIC is disabled at reset - firmware must set </w:t>
+        <w:t xml:space="preserve">The PIC is disabled at reset - firmware must BOTH complete the ICW initialization sequence (ICW1 -&gt; ICW2 -&gt; ICW3 if cascaded -&gt; ICW4 if requested; PIC_STATUS.init_complete=1) AND set </w:t>
       </w:r>
       <w:r>
         <w:rPr>
@@ -4236,35 +3983,32 @@
         <w:rPr>
           <w:sz w:val="20"/>
         </w:rPr>
-        <w:t xml:space="preserve"> (PIC_CONFIG bit 0) before any interrupt can be requested or delivered.</w:t>
-      </w:r>
-      <w:bookmarkEnd w:id="44"/>
+        <w:t xml:space="preserve"> (PIC_CONFIG bit 0) before any interrupt can be requested or delivered – out of reset the init FSM sits in INIT_IDLE and IRR never updates. OCW2 and OCW3 commands are ignored until both conditions hold.</w:t>
+      </w:r>
+      <w:bookmarkEnd w:id="19"/>
     </w:p>
     <w:p>
       <w:pPr>
-        <w:pStyle w:val="Heading2"/>
-        <w:pBdr>
-          <w:bottom w:val="single" w:sz="12" w:space="0" w:color="228B22"/>
-        </w:pBdr>
-        <w:spacing w:before="280" w:after="80"/>
-        <w:rPr/>
-      </w:pPr>
-      <w:bookmarkStart w:id="45" w:name="__RefHeading___Toc3180_1927110876"/>
-      <w:bookmarkEnd w:id="45"/>
+        <w:pStyle w:val="Heading3"/>
+        <w:spacing w:before="200" w:after="80"/>
+        <w:rPr/>
+      </w:pPr>
+      <w:bookmarkStart w:id="20" w:name="__RefHeading___Toc3999_4073099194"/>
+      <w:bookmarkEnd w:id="20"/>
       <w:r>
         <w:rPr>
           <w:rStyle w:val="SectionNumber"/>
           <w:b/>
-          <w:color w:val="228B22"/>
-          <w:sz w:val="28"/>
-        </w:rPr>
-        <w:t>2.7</w:t>
+          <w:color w:val="404040"/>
+          <w:sz w:val="24"/>
+        </w:rPr>
+        <w:t>2.2.3</w:t>
       </w:r>
       <w:r>
         <w:rPr>
           <w:b/>
-          <w:color w:val="228B22"/>
-          <w:sz w:val="28"/>
+          <w:color w:val="404040"/>
+          <w:sz w:val="24"/>
         </w:rPr>
         <w:tab/>
         <w:t>Interrupt Priority</w:t>
@@ -4273,7 +4017,7 @@
     <w:tbl>
       <w:tblPr>
         <w:tblStyle w:val="Table"/>
-        <w:tblW w:w="5000" w:type="pct"/>
+        <w:tblW w:w="7920" w:type="dxa"/>
         <w:jc w:val="left"/>
         <w:tblInd w:w="108" w:type="dxa"/>
         <w:tblLayout w:type="fixed"/>
@@ -4286,8 +4030,8 @@
         <w:tblLook w:val="0020" w:noHBand="0" w:noVBand="0" w:firstColumn="0" w:lastRow="0" w:lastColumn="0" w:firstRow="1"/>
       </w:tblPr>
       <w:tblGrid>
-        <w:gridCol w:w="2127"/>
-        <w:gridCol w:w="7232"/>
+        <w:gridCol w:w="3960"/>
+        <w:gridCol w:w="3959"/>
       </w:tblGrid>
       <w:tr>
         <w:trPr>
@@ -4295,7 +4039,7 @@
         </w:trPr>
         <w:tc>
           <w:tcPr>
-            <w:tcW w:w="2127" w:type="dxa"/>
+            <w:tcW w:w="3960" w:type="dxa"/>
             <w:tcBorders>
               <w:bottom w:val="single" w:sz="6" w:space="0" w:color="000000"/>
             </w:tcBorders>
@@ -4331,7 +4075,7 @@
         </w:tc>
         <w:tc>
           <w:tcPr>
-            <w:tcW w:w="7232" w:type="dxa"/>
+            <w:tcW w:w="3959" w:type="dxa"/>
             <w:tcBorders>
               <w:bottom w:val="single" w:sz="6" w:space="0" w:color="000000"/>
             </w:tcBorders>
@@ -4370,7 +4114,7 @@
         <w:trPr/>
         <w:tc>
           <w:tcPr>
-            <w:tcW w:w="2127" w:type="dxa"/>
+            <w:tcW w:w="3960" w:type="dxa"/>
             <w:tcBorders/>
           </w:tcPr>
           <w:p>
@@ -4401,7 +4145,7 @@
         </w:tc>
         <w:tc>
           <w:tcPr>
-            <w:tcW w:w="7232" w:type="dxa"/>
+            <w:tcW w:w="3959" w:type="dxa"/>
             <w:tcBorders/>
           </w:tcPr>
           <w:p>
@@ -4435,7 +4179,7 @@
         <w:trPr/>
         <w:tc>
           <w:tcPr>
-            <w:tcW w:w="2127" w:type="dxa"/>
+            <w:tcW w:w="3960" w:type="dxa"/>
             <w:tcBorders/>
           </w:tcPr>
           <w:p>
@@ -4466,7 +4210,7 @@
         </w:tc>
         <w:tc>
           <w:tcPr>
-            <w:tcW w:w="7232" w:type="dxa"/>
+            <w:tcW w:w="3959" w:type="dxa"/>
             <w:tcBorders/>
           </w:tcPr>
           <w:p>
@@ -4500,7 +4244,7 @@
         <w:trPr/>
         <w:tc>
           <w:tcPr>
-            <w:tcW w:w="2127" w:type="dxa"/>
+            <w:tcW w:w="3960" w:type="dxa"/>
             <w:tcBorders/>
           </w:tcPr>
           <w:p>
@@ -4531,32 +4275,32 @@
         </w:tc>
         <w:tc>
           <w:tcPr>
-            <w:tcW w:w="7232" w:type="dxa"/>
-            <w:tcBorders/>
-          </w:tcPr>
-          <w:p>
-            <w:pPr>
-              <w:pStyle w:val="Compact"/>
-              <w:widowControl/>
-              <w:spacing w:before="36" w:after="36"/>
-              <w:jc w:val="left"/>
-              <w:rPr>
-                <w:rFonts w:ascii="Cambria" w:hAnsi="Cambria" w:eastAsia="Cambria" w:cs=""/>
-                <w:kern w:val="0"/>
-                <w:sz w:val="24"/>
-                <w:szCs w:val="24"/>
-                <w:lang w:val="en-US" w:eastAsia="en-US" w:bidi="ar-SA"/>
-              </w:rPr>
-            </w:pPr>
-            <w:r>
-              <w:rPr>
-                <w:rFonts w:eastAsia="Cambria" w:cs=""/>
-                <w:kern w:val="0"/>
-                <w:sz w:val="24"/>
-                <w:szCs w:val="24"/>
-                <w:lang w:val="en-US" w:eastAsia="en-US" w:bidi="ar-SA"/>
-              </w:rPr>
-              <w:t>2 (cascade input in a classic master; cascade not implemented here)</w:t>
+            <w:tcW w:w="3959" w:type="dxa"/>
+            <w:tcBorders/>
+          </w:tcPr>
+          <w:p>
+            <w:pPr>
+              <w:pStyle w:val="Compact"/>
+              <w:widowControl/>
+              <w:spacing w:before="36" w:after="36"/>
+              <w:jc w:val="left"/>
+              <w:rPr>
+                <w:rFonts w:ascii="Cambria" w:hAnsi="Cambria" w:eastAsia="Cambria" w:cs=""/>
+                <w:kern w:val="0"/>
+                <w:sz w:val="24"/>
+                <w:szCs w:val="24"/>
+                <w:lang w:val="en-US" w:eastAsia="en-US" w:bidi="ar-SA"/>
+              </w:rPr>
+            </w:pPr>
+            <w:r>
+              <w:rPr>
+                <w:rFonts w:eastAsia="Cambria" w:cs=""/>
+                <w:kern w:val="0"/>
+                <w:sz w:val="24"/>
+                <w:szCs w:val="24"/>
+                <w:lang w:val="en-US" w:eastAsia="en-US" w:bidi="ar-SA"/>
+              </w:rPr>
+              <w:t>2 (the conventional cascade input on a master)</w:t>
             </w:r>
           </w:p>
         </w:tc>
@@ -4565,7 +4309,7 @@
         <w:trPr/>
         <w:tc>
           <w:tcPr>
-            <w:tcW w:w="2127" w:type="dxa"/>
+            <w:tcW w:w="3960" w:type="dxa"/>
             <w:tcBorders/>
           </w:tcPr>
           <w:p>
@@ -4596,7 +4340,7 @@
         </w:tc>
         <w:tc>
           <w:tcPr>
-            <w:tcW w:w="7232" w:type="dxa"/>
+            <w:tcW w:w="3959" w:type="dxa"/>
             <w:tcBorders/>
           </w:tcPr>
           <w:p>
@@ -4630,7 +4374,7 @@
         <w:trPr/>
         <w:tc>
           <w:tcPr>
-            <w:tcW w:w="2127" w:type="dxa"/>
+            <w:tcW w:w="3960" w:type="dxa"/>
             <w:tcBorders/>
           </w:tcPr>
           <w:p>
@@ -4661,7 +4405,7 @@
         </w:tc>
         <w:tc>
           <w:tcPr>
-            <w:tcW w:w="7232" w:type="dxa"/>
+            <w:tcW w:w="3959" w:type="dxa"/>
             <w:tcBorders/>
           </w:tcPr>
           <w:p>
@@ -4695,7 +4439,7 @@
         <w:trPr/>
         <w:tc>
           <w:tcPr>
-            <w:tcW w:w="2127" w:type="dxa"/>
+            <w:tcW w:w="3960" w:type="dxa"/>
             <w:tcBorders/>
           </w:tcPr>
           <w:p>
@@ -4726,7 +4470,7 @@
         </w:tc>
         <w:tc>
           <w:tcPr>
-            <w:tcW w:w="7232" w:type="dxa"/>
+            <w:tcW w:w="3959" w:type="dxa"/>
             <w:tcBorders/>
           </w:tcPr>
           <w:p>
@@ -4760,7 +4504,7 @@
         <w:trPr/>
         <w:tc>
           <w:tcPr>
-            <w:tcW w:w="2127" w:type="dxa"/>
+            <w:tcW w:w="3960" w:type="dxa"/>
             <w:tcBorders/>
           </w:tcPr>
           <w:p>
@@ -4791,7 +4535,7 @@
         </w:tc>
         <w:tc>
           <w:tcPr>
-            <w:tcW w:w="7232" w:type="dxa"/>
+            <w:tcW w:w="3959" w:type="dxa"/>
             <w:tcBorders/>
           </w:tcPr>
           <w:p>
@@ -4825,7 +4569,7 @@
         <w:trPr/>
         <w:tc>
           <w:tcPr>
-            <w:tcW w:w="2127" w:type="dxa"/>
+            <w:tcW w:w="3960" w:type="dxa"/>
             <w:tcBorders/>
           </w:tcPr>
           <w:p>
@@ -4856,7 +4600,7 @@
         </w:tc>
         <w:tc>
           <w:tcPr>
-            <w:tcW w:w="7232" w:type="dxa"/>
+            <w:tcW w:w="3959" w:type="dxa"/>
             <w:tcBorders/>
           </w:tcPr>
           <w:p>
@@ -4883,12 +4627,128 @@
               </w:rPr>
               <w:t>Lowest (7)</w:t>
             </w:r>
-            <w:bookmarkStart w:id="46" w:name="interrupt-priority"/>
-            <w:bookmarkEnd w:id="46"/>
+            <w:bookmarkStart w:id="21" w:name="interrupt-priority"/>
+            <w:bookmarkEnd w:id="21"/>
           </w:p>
         </w:tc>
       </w:tr>
     </w:tbl>
+    <w:p>
+      <w:pPr>
+        <w:pStyle w:val="Heading3"/>
+        <w:spacing w:before="200" w:after="80"/>
+        <w:rPr/>
+      </w:pPr>
+      <w:bookmarkStart w:id="22" w:name="__RefHeading___Toc4001_4073099194"/>
+      <w:bookmarkEnd w:id="22"/>
+      <w:r>
+        <w:rPr>
+          <w:rStyle w:val="SectionNumber"/>
+          <w:b/>
+          <w:color w:val="404040"/>
+          <w:sz w:val="24"/>
+        </w:rPr>
+        <w:t>2.2.4</w:t>
+      </w:r>
+      <w:r>
+        <w:rPr>
+          <w:b/>
+          <w:color w:val="404040"/>
+          <w:sz w:val="24"/>
+        </w:rPr>
+        <w:tab/>
+        <w:t>Priority Modes</w:t>
+      </w:r>
+    </w:p>
+    <w:p>
+      <w:pPr>
+        <w:pStyle w:val="Compact"/>
+        <w:numPr>
+          <w:ilvl w:val="0"/>
+          <w:numId w:val="16"/>
+        </w:numPr>
+        <w:rPr/>
+      </w:pPr>
+      <w:r>
+        <w:rPr>
+          <w:b/>
+          <w:bCs/>
+        </w:rPr>
+        <w:t>Fixed Priority</w:t>
+      </w:r>
+      <w:r>
+        <w:rPr/>
+        <w:t>: IR0 highest, IR7 lowest (the reset and post-ICW1 order)</w:t>
+      </w:r>
+    </w:p>
+    <w:p>
+      <w:pPr>
+        <w:pStyle w:val="Compact"/>
+        <w:numPr>
+          <w:ilvl w:val="0"/>
+          <w:numId w:val="17"/>
+        </w:numPr>
+        <w:rPr/>
+      </w:pPr>
+      <w:r>
+        <w:rPr>
+          <w:b/>
+          <w:bCs/>
+        </w:rPr>
+        <w:t>Rotating Priority</w:t>
+      </w:r>
+      <w:r>
+        <w:rPr/>
+        <w:t>: the level just retired becomes lowest – rotate on non-specific EOI (0xA0), rotate on specific EOI (0xE0-0xE7), or once per acknowledge with rotate-on-AEOI armed (0x80) in AEOI mode</w:t>
+      </w:r>
+    </w:p>
+    <w:p>
+      <w:pPr>
+        <w:pStyle w:val="Compact"/>
+        <w:numPr>
+          <w:ilvl w:val="0"/>
+          <w:numId w:val="18"/>
+        </w:numPr>
+        <w:rPr/>
+      </w:pPr>
+      <w:r>
+        <w:rPr>
+          <w:b/>
+          <w:bCs/>
+        </w:rPr>
+        <w:t>Specific Priority</w:t>
+      </w:r>
+      <w:r>
+        <w:rPr/>
+        <w:t>: set-priority (0xC0-0xC7) names the lowest level</w:t>
+      </w:r>
+    </w:p>
+    <w:p>
+      <w:pPr>
+        <w:pStyle w:val="FirstParagraph"/>
+        <w:rPr/>
+      </w:pPr>
+      <w:r>
+        <w:rPr>
+          <w:sz w:val="20"/>
+        </w:rPr>
+        <w:t xml:space="preserve">In every mode an in-service level blocks itself and all lower-priority levels until its EOI, and </w:t>
+      </w:r>
+      <w:r>
+        <w:rPr>
+          <w:rStyle w:val="VerbatimChar"/>
+          <w:sz w:val="20"/>
+        </w:rPr>
+        <w:t>int_out</w:t>
+      </w:r>
+      <w:r>
+        <w:rPr>
+          <w:sz w:val="20"/>
+        </w:rPr>
+        <w:t xml:space="preserve"> asserts only for an unmasked request that outranks everything in service. Special mask mode (OCW3) relaxes that for an in-service level that software has also masked.</w:t>
+      </w:r>
+      <w:bookmarkEnd w:id="13"/>
+    </w:p>
     <w:p>
       <w:pPr>
         <w:pStyle w:val="Heading2"/>
@@ -4898,8 +4758,9 @@
         <w:spacing w:before="280" w:after="80"/>
         <w:rPr/>
       </w:pPr>
-      <w:bookmarkStart w:id="47" w:name="__RefHeading___Toc3182_1927110876"/>
-      <w:bookmarkEnd w:id="47"/>
+      <w:bookmarkStart w:id="23" w:name="__RefHeading___Toc4003_4073099194"/>
+      <w:bookmarkStart w:id="24" w:name="waveforms"/>
+      <w:bookmarkEnd w:id="23"/>
       <w:r>
         <w:rPr>
           <w:rStyle w:val="SectionNumber"/>
@@ -4907,7 +4768,7 @@
           <w:color w:val="228B22"/>
           <w:sz w:val="28"/>
         </w:rPr>
-        <w:t>2.8</w:t>
+        <w:t>2.3</w:t>
       </w:r>
       <w:r>
         <w:rPr>
@@ -4916,70 +4777,681 @@
           <w:sz w:val="28"/>
         </w:rPr>
         <w:tab/>
-        <w:t>Priority Modes</w:t>
+        <w:t>Waveforms</w:t>
       </w:r>
     </w:p>
     <w:p>
       <w:pPr>
-        <w:pStyle w:val="Compact"/>
-        <w:numPr>
-          <w:ilvl w:val="0"/>
-          <w:numId w:val="9"/>
-        </w:numPr>
+        <w:pStyle w:val="Heading3"/>
+        <w:spacing w:before="200" w:after="80"/>
+        <w:rPr/>
+      </w:pPr>
+      <w:bookmarkStart w:id="25" w:name="__RefHeading___Toc4005_4073099194"/>
+      <w:bookmarkStart w:id="26" w:name="waveform-1.1-interrupt-request"/>
+      <w:bookmarkStart w:id="27" w:name="_Wave_1_1_Interrupt_Request"/>
+      <w:bookmarkEnd w:id="25"/>
+      <w:r>
+        <w:rPr>
+          <w:rStyle w:val="SectionNumber"/>
+          <w:b/>
+          <w:color w:val="404040"/>
+          <w:sz w:val="24"/>
+        </w:rPr>
+        <w:t>2.3.1</w:t>
+      </w:r>
+      <w:r>
+        <w:rPr>
+          <w:b/>
+          <w:color w:val="404040"/>
+          <w:sz w:val="24"/>
+        </w:rPr>
+        <w:tab/>
+        <w:t>Waveform 1.1: Interrupt Request</w:t>
+      </w:r>
+      <w:bookmarkEnd w:id="27"/>
+    </w:p>
+    <w:p>
+      <w:pPr>
+        <w:pStyle w:val="FirstParagraph"/>
+        <w:rPr/>
+      </w:pPr>
+      <w:r>
+        <w:rPr>
+          <w:sz w:val="20"/>
+        </w:rPr>
+        <w:t>Shows an IRQ input assertion triggering the interrupt process.</w:t>
+      </w:r>
+    </w:p>
+    <w:p>
+      <w:pPr>
+        <w:pStyle w:val="CaptionedFigure"/>
+        <w:rPr/>
+      </w:pPr>
+      <w:r>
+        <w:rPr/>
+        <w:drawing>
+          <wp:inline distT="0" distB="0" distL="0" distR="0">
+            <wp:extent cx="5334000" cy="1144270"/>
+            <wp:effectExtent l="0" t="0" r="0" b="0"/>
+            <wp:docPr id="5" name="Image2" descr="PIC Interrupt Request"/>
+            <wp:cNvGraphicFramePr>
+              <a:graphicFrameLocks xmlns:a="http://schemas.openxmlformats.org/drawingml/2006/main" noChangeAspect="1"/>
+            </wp:cNvGraphicFramePr>
+            <a:graphic xmlns:a="http://schemas.openxmlformats.org/drawingml/2006/main">
+              <a:graphicData uri="http://schemas.openxmlformats.org/drawingml/2006/picture">
+                <pic:pic xmlns:pic="http://schemas.openxmlformats.org/drawingml/2006/picture">
+                  <pic:nvPicPr>
+                    <pic:cNvPr id="5" name="Image2" descr="PIC Interrupt Request"/>
+                    <pic:cNvPicPr>
+                      <a:picLocks noChangeAspect="1" noChangeArrowheads="1"/>
+                    </pic:cNvPicPr>
+                  </pic:nvPicPr>
+                  <pic:blipFill>
+                    <a:blip r:embed="rId5"/>
+                    <a:stretch>
+                      <a:fillRect/>
+                    </a:stretch>
+                  </pic:blipFill>
+                  <pic:spPr bwMode="auto">
+                    <a:xfrm>
+                      <a:off x="0" y="0"/>
+                      <a:ext cx="5334000" cy="1144270"/>
+                    </a:xfrm>
+                    <a:prstGeom prst="rect">
+                      <a:avLst/>
+                    </a:prstGeom>
+                  </pic:spPr>
+                </pic:pic>
+              </a:graphicData>
+            </a:graphic>
+          </wp:inline>
+        </w:drawing>
+      </w:r>
+    </w:p>
+    <w:p>
+      <w:pPr>
+        <w:pStyle w:val="ImageCaption"/>
+        <w:rPr/>
+      </w:pPr>
+      <w:r>
+        <w:rPr/>
+        <w:t>PIC Interrupt Request</w:t>
+      </w:r>
+    </w:p>
+    <w:p>
+      <w:pPr>
+        <w:pStyle w:val="BodyText"/>
+        <w:rPr/>
+      </w:pPr>
+      <w:bookmarkStart w:id="28" w:name="waveform-1.1-interrupt-request"/>
+      <w:r>
+        <w:rPr>
+          <w:sz w:val="20"/>
+        </w:rPr>
+        <w:t>When an IR pin asserts, the synchronized input sets the corresponding IRR bit (on the rising edge in edge mode; for as long as the pin is high in level mode). The priority resolver selects the highest priority unmasked request that outranks every in-service level and asserts INT to the CPU. A masked request stays in the IRR and never reaches INT until it is unmasked.</w:t>
+      </w:r>
+      <w:bookmarkEnd w:id="28"/>
+    </w:p>
+    <w:p>
+      <w:pPr>
+        <w:pStyle w:val="Heading3"/>
+        <w:spacing w:before="200" w:after="80"/>
+        <w:rPr/>
+      </w:pPr>
+      <w:bookmarkStart w:id="29" w:name="__RefHeading___Toc4007_4073099194"/>
+      <w:bookmarkStart w:id="30" w:name="Xefcc99a6d8297d9f85965b27415f5191e619ca0"/>
+      <w:bookmarkStart w:id="31" w:name="_Wave_1_2_Interrupt_Acknowledg"/>
+      <w:bookmarkEnd w:id="29"/>
+      <w:r>
+        <w:rPr>
+          <w:rStyle w:val="SectionNumber"/>
+          <w:b/>
+          <w:color w:val="404040"/>
+          <w:sz w:val="24"/>
+        </w:rPr>
+        <w:t>2.3.2</w:t>
+      </w:r>
+      <w:r>
+        <w:rPr>
+          <w:b/>
+          <w:color w:val="404040"/>
+          <w:sz w:val="24"/>
+        </w:rPr>
+        <w:tab/>
+        <w:t>Waveform 1.2: Interrupt Acknowledge Sequence</w:t>
+      </w:r>
+      <w:bookmarkEnd w:id="31"/>
+    </w:p>
+    <w:p>
+      <w:pPr>
+        <w:pStyle w:val="FirstParagraph"/>
+        <w:rPr/>
+      </w:pPr>
+      <w:r>
+        <w:rPr>
+          <w:sz w:val="20"/>
+        </w:rPr>
+        <w:t>The acknowledge, as an APB read of PIC_INTA.</w:t>
+      </w:r>
+    </w:p>
+    <w:p>
+      <w:pPr>
+        <w:pStyle w:val="CaptionedFigure"/>
+        <w:rPr/>
+      </w:pPr>
+      <w:r>
+        <w:rPr/>
+        <w:drawing>
+          <wp:inline distT="0" distB="0" distL="0" distR="0">
+            <wp:extent cx="5334000" cy="4359910"/>
+            <wp:effectExtent l="0" t="0" r="0" b="0"/>
+            <wp:docPr id="6" name="Image3" descr="PIC Interrupt Acknowledge"/>
+            <wp:cNvGraphicFramePr>
+              <a:graphicFrameLocks xmlns:a="http://schemas.openxmlformats.org/drawingml/2006/main" noChangeAspect="1"/>
+            </wp:cNvGraphicFramePr>
+            <a:graphic xmlns:a="http://schemas.openxmlformats.org/drawingml/2006/main">
+              <a:graphicData uri="http://schemas.openxmlformats.org/drawingml/2006/picture">
+                <pic:pic xmlns:pic="http://schemas.openxmlformats.org/drawingml/2006/picture">
+                  <pic:nvPicPr>
+                    <pic:cNvPr id="6" name="Image3" descr="PIC Interrupt Acknowledge"/>
+                    <pic:cNvPicPr>
+                      <a:picLocks noChangeAspect="1" noChangeArrowheads="1"/>
+                    </pic:cNvPicPr>
+                  </pic:nvPicPr>
+                  <pic:blipFill>
+                    <a:blip r:embed="rId6"/>
+                    <a:stretch>
+                      <a:fillRect/>
+                    </a:stretch>
+                  </pic:blipFill>
+                  <pic:spPr bwMode="auto">
+                    <a:xfrm>
+                      <a:off x="0" y="0"/>
+                      <a:ext cx="5334000" cy="4359910"/>
+                    </a:xfrm>
+                    <a:prstGeom prst="rect">
+                      <a:avLst/>
+                    </a:prstGeom>
+                  </pic:spPr>
+                </pic:pic>
+              </a:graphicData>
+            </a:graphic>
+          </wp:inline>
+        </w:drawing>
+      </w:r>
+    </w:p>
+    <w:p>
+      <w:pPr>
+        <w:pStyle w:val="ImageCaption"/>
+        <w:rPr/>
+      </w:pPr>
+      <w:r>
+        <w:rPr/>
+        <w:t>PIC Interrupt Acknowledge</w:t>
+      </w:r>
+    </w:p>
+    <w:p>
+      <w:pPr>
+        <w:pStyle w:val="BodyText"/>
+        <w:rPr/>
+      </w:pPr>
+      <w:bookmarkStart w:id="32" w:name="Xefcc99a6d8297d9f85965b27415f5191e619ca0"/>
+      <w:r>
+        <w:rPr>
+          <w:sz w:val="20"/>
+        </w:rPr>
+        <w:t>This block has no INTA pin; a single APB read of PIC_INTA (0x2C) does the work of both classic INTA pulses. In the access cycle the read data carries the vector (base + IR number) with bit 8 set to say a request was acknowledged, and at the end of that same cycle the core transfers the level from IRR to ISR (in edge mode the IRR bit clears; in level mode it keeps following the pin). The data returned is the pre-acknowledge state. INT drops in the next cycle unless a higher-priority request is still waiting. With nothing pending the read returns valid=0 and the spurious IRQ7 vector, and changes nothing.</w:t>
+      </w:r>
+      <w:bookmarkEnd w:id="32"/>
+    </w:p>
+    <w:p>
+      <w:pPr>
+        <w:pStyle w:val="Heading3"/>
+        <w:spacing w:before="200" w:after="80"/>
+        <w:rPr/>
+      </w:pPr>
+      <w:bookmarkStart w:id="33" w:name="__RefHeading___Toc4009_4073099194"/>
+      <w:bookmarkStart w:id="34" w:name="waveform-1.3-end-of-interrupt-eoi"/>
+      <w:bookmarkStart w:id="35" w:name="_Wave_1_3_End_of_Interrupt__EO"/>
+      <w:bookmarkEnd w:id="33"/>
+      <w:r>
+        <w:rPr>
+          <w:rStyle w:val="SectionNumber"/>
+          <w:b/>
+          <w:color w:val="404040"/>
+          <w:sz w:val="24"/>
+        </w:rPr>
+        <w:t>2.3.3</w:t>
+      </w:r>
+      <w:r>
+        <w:rPr>
+          <w:b/>
+          <w:color w:val="404040"/>
+          <w:sz w:val="24"/>
+        </w:rPr>
+        <w:tab/>
+        <w:t>Waveform 1.3: End-of-Interrupt (EOI)</w:t>
+      </w:r>
+      <w:bookmarkEnd w:id="35"/>
+    </w:p>
+    <w:p>
+      <w:pPr>
+        <w:pStyle w:val="FirstParagraph"/>
+        <w:rPr/>
+      </w:pPr>
+      <w:r>
+        <w:rPr>
+          <w:sz w:val="20"/>
+        </w:rPr>
+        <w:t>Software clears the in-service bit with an EOI command.</w:t>
+      </w:r>
+    </w:p>
+    <w:p>
+      <w:pPr>
+        <w:pStyle w:val="CaptionedFigure"/>
+        <w:rPr/>
+      </w:pPr>
+      <w:r>
+        <w:rPr/>
+        <w:drawing>
+          <wp:inline distT="0" distB="0" distL="0" distR="0">
+            <wp:extent cx="5334000" cy="1327150"/>
+            <wp:effectExtent l="0" t="0" r="0" b="0"/>
+            <wp:docPr id="7" name="Image4" descr="PIC EOI"/>
+            <wp:cNvGraphicFramePr>
+              <a:graphicFrameLocks xmlns:a="http://schemas.openxmlformats.org/drawingml/2006/main" noChangeAspect="1"/>
+            </wp:cNvGraphicFramePr>
+            <a:graphic xmlns:a="http://schemas.openxmlformats.org/drawingml/2006/main">
+              <a:graphicData uri="http://schemas.openxmlformats.org/drawingml/2006/picture">
+                <pic:pic xmlns:pic="http://schemas.openxmlformats.org/drawingml/2006/picture">
+                  <pic:nvPicPr>
+                    <pic:cNvPr id="7" name="Image4" descr="PIC EOI"/>
+                    <pic:cNvPicPr>
+                      <a:picLocks noChangeAspect="1" noChangeArrowheads="1"/>
+                    </pic:cNvPicPr>
+                  </pic:nvPicPr>
+                  <pic:blipFill>
+                    <a:blip r:embed="rId7"/>
+                    <a:stretch>
+                      <a:fillRect/>
+                    </a:stretch>
+                  </pic:blipFill>
+                  <pic:spPr bwMode="auto">
+                    <a:xfrm>
+                      <a:off x="0" y="0"/>
+                      <a:ext cx="5334000" cy="1327150"/>
+                    </a:xfrm>
+                    <a:prstGeom prst="rect">
+                      <a:avLst/>
+                    </a:prstGeom>
+                  </pic:spPr>
+                </pic:pic>
+              </a:graphicData>
+            </a:graphic>
+          </wp:inline>
+        </w:drawing>
+      </w:r>
+    </w:p>
+    <w:p>
+      <w:pPr>
+        <w:pStyle w:val="ImageCaption"/>
+        <w:rPr/>
+      </w:pPr>
+      <w:r>
+        <w:rPr/>
+        <w:t>PIC EOI</w:t>
+      </w:r>
+    </w:p>
+    <w:p>
+      <w:pPr>
+        <w:pStyle w:val="BodyText"/>
+        <w:rPr/>
+      </w:pPr>
+      <w:bookmarkStart w:id="36" w:name="waveform-1.3-end-of-interrupt-eoi"/>
+      <w:r>
+        <w:rPr>
+          <w:sz w:val="20"/>
+        </w:rPr>
+        <w:t>Non-specific EOI (0x20) clears the highest priority ISR bit – under the fully nested rule, the level acknowledged most recently; under special mask mode, the highest in-service level that is not masked. Specific EOI (0x60-0x67) clears a designated IR. Either is a no-op when nothing is in service. Once the bit clears, the levels it was blocking become eligible again, so INT reasserts if a lower-priority request was waiting; in AEOI mode the acknowledge itself retires the level and no EOI is written.</w:t>
+      </w:r>
+      <w:bookmarkEnd w:id="36"/>
+    </w:p>
+    <w:p>
+      <w:pPr>
+        <w:pStyle w:val="Heading3"/>
+        <w:spacing w:before="200" w:after="80"/>
+        <w:rPr/>
+      </w:pPr>
+      <w:bookmarkStart w:id="37" w:name="__RefHeading___Toc4011_4073099194"/>
+      <w:bookmarkStart w:id="38" w:name="waveform-1.4-cascade-mode"/>
+      <w:bookmarkStart w:id="39" w:name="_Wave_1_4_Cascade_Mode"/>
+      <w:bookmarkEnd w:id="37"/>
+      <w:r>
+        <w:rPr>
+          <w:rStyle w:val="SectionNumber"/>
+          <w:b/>
+          <w:color w:val="404040"/>
+          <w:sz w:val="24"/>
+        </w:rPr>
+        <w:t>2.3.4</w:t>
+      </w:r>
+      <w:r>
+        <w:rPr>
+          <w:b/>
+          <w:color w:val="404040"/>
+          <w:sz w:val="24"/>
+        </w:rPr>
+        <w:tab/>
+        <w:t>Waveform 1.4: Cascade Mode</w:t>
+      </w:r>
+      <w:bookmarkEnd w:id="39"/>
+    </w:p>
+    <w:p>
+      <w:pPr>
+        <w:pStyle w:val="FirstParagraph"/>
+        <w:rPr/>
+      </w:pPr>
+      <w:r>
+        <w:rPr>
+          <w:sz w:val="20"/>
+        </w:rPr>
+        <w:t>Master-slave configuration for 15 IRQ sources.</w:t>
+      </w:r>
+    </w:p>
+    <w:p>
+      <w:pPr>
+        <w:pStyle w:val="CaptionedFigure"/>
+        <w:rPr/>
+      </w:pPr>
+      <w:r>
+        <w:rPr/>
+        <w:drawing>
+          <wp:inline distT="0" distB="0" distL="0" distR="0">
+            <wp:extent cx="5334000" cy="1198880"/>
+            <wp:effectExtent l="0" t="0" r="0" b="0"/>
+            <wp:docPr id="8" name="Image5" descr="PIC Cascade"/>
+            <wp:cNvGraphicFramePr>
+              <a:graphicFrameLocks xmlns:a="http://schemas.openxmlformats.org/drawingml/2006/main" noChangeAspect="1"/>
+            </wp:cNvGraphicFramePr>
+            <a:graphic xmlns:a="http://schemas.openxmlformats.org/drawingml/2006/main">
+              <a:graphicData uri="http://schemas.openxmlformats.org/drawingml/2006/picture">
+                <pic:pic xmlns:pic="http://schemas.openxmlformats.org/drawingml/2006/picture">
+                  <pic:nvPicPr>
+                    <pic:cNvPr id="8" name="Image5" descr="PIC Cascade"/>
+                    <pic:cNvPicPr>
+                      <a:picLocks noChangeAspect="1" noChangeArrowheads="1"/>
+                    </pic:cNvPicPr>
+                  </pic:nvPicPr>
+                  <pic:blipFill>
+                    <a:blip r:embed="rId8"/>
+                    <a:stretch>
+                      <a:fillRect/>
+                    </a:stretch>
+                  </pic:blipFill>
+                  <pic:spPr bwMode="auto">
+                    <a:xfrm>
+                      <a:off x="0" y="0"/>
+                      <a:ext cx="5334000" cy="1198880"/>
+                    </a:xfrm>
+                    <a:prstGeom prst="rect">
+                      <a:avLst/>
+                    </a:prstGeom>
+                  </pic:spPr>
+                </pic:pic>
+              </a:graphicData>
+            </a:graphic>
+          </wp:inline>
+        </w:drawing>
+      </w:r>
+    </w:p>
+    <w:p>
+      <w:pPr>
+        <w:pStyle w:val="ImageCaption"/>
+        <w:rPr/>
+      </w:pPr>
+      <w:r>
+        <w:rPr/>
+        <w:t>PIC Cascade</w:t>
+      </w:r>
+    </w:p>
+    <w:p>
+      <w:pPr>
+        <w:pStyle w:val="BodyText"/>
+        <w:rPr/>
+      </w:pPr>
+      <w:r>
+        <w:rPr>
+          <w:sz w:val="20"/>
+        </w:rPr>
+        <w:t>Slave INT connects to master IR2. During INTA, master outputs cascade select (CAS) lines. Slave with matching ID provides the interrupt vector.</w:t>
+      </w:r>
+    </w:p>
+    <w:p>
+      <w:pPr>
+        <w:pStyle w:val="BlockText"/>
+        <w:rPr/>
+      </w:pPr>
+      <w:r>
+        <w:rPr/>
+        <w:t xml:space="preserve">Note: cascade IS implemented (RLB/pic_8259 TASK-001), but this block has no CAS or SP/EN pins, so the </w:t>
+      </w:r>
+      <w:r>
+        <w:rPr>
+          <w:rStyle w:val="VerbatimChar"/>
+        </w:rPr>
+        <w:t>cascade_sel</w:t>
+      </w:r>
+      <w:r>
+        <w:rPr/>
+        <w:t xml:space="preserve"> step above is architectural rather than literal. Acknowledge here is an APB read of PIC_INTA, not an INTA pulse pair, so there is no second pulse on which to broadcast a slave ID. The equivalent, and what the RTL does: when the acknowledged level is one ICW3 marks as cascaded, the master returns the SLAVE’s vector and forwards the acknowledge down. Covered by </w:t>
+      </w:r>
+      <w:r>
+        <w:rPr>
+          <w:rStyle w:val="VerbatimChar"/>
+        </w:rPr>
+        <w:t>dv/tests/test_pic_8259_cascade.py</w:t>
+      </w:r>
+      <w:r>
+        <w:rPr/>
+        <w:t xml:space="preserve"> (RLB/pic_8259 TASK-001).</w:t>
+      </w:r>
+      <w:bookmarkEnd w:id="38"/>
+    </w:p>
+    <w:p>
+      <w:pPr>
+        <w:pStyle w:val="Heading3"/>
+        <w:spacing w:before="200" w:after="80"/>
+        <w:rPr/>
+      </w:pPr>
+      <w:bookmarkStart w:id="40" w:name="__RefHeading___Toc4013_4073099194"/>
+      <w:bookmarkStart w:id="41" w:name="waveform-1.5-priority-rotation"/>
+      <w:bookmarkStart w:id="42" w:name="_Wave_1_5_Priority_Rotation"/>
+      <w:bookmarkEnd w:id="40"/>
+      <w:r>
+        <w:rPr>
+          <w:rStyle w:val="SectionNumber"/>
+          <w:b/>
+          <w:color w:val="404040"/>
+          <w:sz w:val="24"/>
+        </w:rPr>
+        <w:t>2.3.5</w:t>
+      </w:r>
+      <w:r>
+        <w:rPr>
+          <w:b/>
+          <w:color w:val="404040"/>
+          <w:sz w:val="24"/>
+        </w:rPr>
+        <w:tab/>
+        <w:t>Waveform 1.5: Priority Rotation</w:t>
+      </w:r>
+      <w:bookmarkEnd w:id="42"/>
+    </w:p>
+    <w:p>
+      <w:pPr>
+        <w:pStyle w:val="FirstParagraph"/>
+        <w:rPr/>
+      </w:pPr>
+      <w:r>
+        <w:rPr>
+          <w:sz w:val="20"/>
+        </w:rPr>
+        <w:t>Automatic priority rotation for equal-service scheduling.</w:t>
+      </w:r>
+    </w:p>
+    <w:p>
+      <w:pPr>
+        <w:pStyle w:val="CaptionedFigure"/>
+        <w:rPr/>
+      </w:pPr>
+      <w:r>
+        <w:rPr/>
+        <w:drawing>
+          <wp:inline distT="0" distB="0" distL="0" distR="0">
+            <wp:extent cx="5334000" cy="1263015"/>
+            <wp:effectExtent l="0" t="0" r="0" b="0"/>
+            <wp:docPr id="9" name="Image6" descr="PIC Priority Rotation"/>
+            <wp:cNvGraphicFramePr>
+              <a:graphicFrameLocks xmlns:a="http://schemas.openxmlformats.org/drawingml/2006/main" noChangeAspect="1"/>
+            </wp:cNvGraphicFramePr>
+            <a:graphic xmlns:a="http://schemas.openxmlformats.org/drawingml/2006/main">
+              <a:graphicData uri="http://schemas.openxmlformats.org/drawingml/2006/picture">
+                <pic:pic xmlns:pic="http://schemas.openxmlformats.org/drawingml/2006/picture">
+                  <pic:nvPicPr>
+                    <pic:cNvPr id="9" name="Image6" descr="PIC Priority Rotation"/>
+                    <pic:cNvPicPr>
+                      <a:picLocks noChangeAspect="1" noChangeArrowheads="1"/>
+                    </pic:cNvPicPr>
+                  </pic:nvPicPr>
+                  <pic:blipFill>
+                    <a:blip r:embed="rId9"/>
+                    <a:stretch>
+                      <a:fillRect/>
+                    </a:stretch>
+                  </pic:blipFill>
+                  <pic:spPr bwMode="auto">
+                    <a:xfrm>
+                      <a:off x="0" y="0"/>
+                      <a:ext cx="5334000" cy="1263015"/>
+                    </a:xfrm>
+                    <a:prstGeom prst="rect">
+                      <a:avLst/>
+                    </a:prstGeom>
+                  </pic:spPr>
+                </pic:pic>
+              </a:graphicData>
+            </a:graphic>
+          </wp:inline>
+        </w:drawing>
+      </w:r>
+    </w:p>
+    <w:p>
+      <w:pPr>
+        <w:pStyle w:val="ImageCaption"/>
+        <w:rPr/>
+      </w:pPr>
+      <w:r>
+        <w:rPr/>
+        <w:t>PIC Priority Rotation</w:t>
+      </w:r>
+    </w:p>
+    <w:p>
+      <w:pPr>
+        <w:pStyle w:val="BodyText"/>
+        <w:rPr/>
+      </w:pPr>
+      <w:bookmarkStart w:id="43" w:name="waveforms"/>
+      <w:bookmarkStart w:id="44" w:name="waveform-1.5-priority-rotation"/>
+      <w:r>
+        <w:rPr>
+          <w:sz w:val="20"/>
+        </w:rPr>
+        <w:t>Rotate-on-EOI (0xA0) retires the highest-priority in-service level and makes it the lowest priority, implementing round-robin scheduling among interrupt sources. Rotate on specific EOI (0xE0-0xE7) does the same for a named level, set-priority (0xC0-0xC7) moves the base without an EOI, and with rotate-on-AEOI armed (0x80) each acknowledge in AEOI mode rotates exactly once. ICW1 restores the fixed IR0-highest order.</w:t>
+      </w:r>
+      <w:bookmarkEnd w:id="43"/>
+      <w:bookmarkEnd w:id="44"/>
+    </w:p>
+    <w:p>
+      <w:pPr>
+        <w:pStyle w:val="Heading2"/>
+        <w:pBdr>
+          <w:bottom w:val="single" w:sz="12" w:space="0" w:color="228B22"/>
+        </w:pBdr>
+        <w:spacing w:before="280" w:after="80"/>
+        <w:rPr/>
+      </w:pPr>
+      <w:bookmarkStart w:id="45" w:name="__RefHeading___Toc4015_4073099194"/>
+      <w:bookmarkStart w:id="46" w:name="navigation"/>
+      <w:bookmarkEnd w:id="45"/>
+      <w:r>
+        <w:rPr>
+          <w:rStyle w:val="SectionNumber"/>
+          <w:b/>
+          <w:color w:val="228B22"/>
+          <w:sz w:val="28"/>
+        </w:rPr>
+        <w:t>2.4</w:t>
+      </w:r>
+      <w:r>
+        <w:rPr>
+          <w:b/>
+          <w:color w:val="228B22"/>
+          <w:sz w:val="28"/>
+        </w:rPr>
+        <w:tab/>
+        <w:t>Navigation</w:t>
+      </w:r>
+    </w:p>
+    <w:p>
+      <w:pPr>
+        <w:pStyle w:val="FirstParagraph"/>
         <w:rPr/>
       </w:pPr>
       <w:r>
         <w:rPr>
           <w:b/>
           <w:bCs/>
-        </w:rPr>
-        <w:t>Fixed Priority</w:t>
-      </w:r>
-      <w:r>
-        <w:rPr/>
-        <w:t>: IR0 highest, IR7 lowest</w:t>
+          <w:sz w:val="20"/>
+        </w:rPr>
+        <w:t>Next:</w:t>
+      </w:r>
+      <w:r>
+        <w:rPr>
+          <w:sz w:val="20"/>
+        </w:rPr>
+        <w:t xml:space="preserve"> 02_architecture.md </w:t>
+      </w:r>
+      <w:r>
+        <w:rPr>
+          <w:i/>
+          <w:iCs/>
+          <w:sz w:val="20"/>
+        </w:rPr>
+        <w:t>(planned, not yet written)</w:t>
       </w:r>
     </w:p>
     <w:p>
       <w:pPr>
-        <w:pStyle w:val="Compact"/>
-        <w:numPr>
-          <w:ilvl w:val="0"/>
-          <w:numId w:val="10"/>
-        </w:numPr>
-        <w:rPr/>
-      </w:pPr>
-      <w:r>
-        <w:rPr>
-          <w:b/>
-          <w:bCs/>
-        </w:rPr>
-        <w:t>Rotating Priority</w:t>
-      </w:r>
-      <w:r>
-        <w:rPr/>
-        <w:t>: Lowest priority rotates after EOI</w:t>
+        <w:pStyle w:val="BodyText"/>
+        <w:rPr/>
+      </w:pPr>
+      <w:r>
+        <w:rPr>
+          <w:sz w:val="20"/>
+        </w:rPr>
+        <w:t xml:space="preserve">  </w:t>
       </w:r>
     </w:p>
     <w:p>
       <w:pPr>
-        <w:pStyle w:val="Compact"/>
-        <w:numPr>
-          <w:ilvl w:val="0"/>
-          <w:numId w:val="11"/>
-        </w:numPr>
-        <w:rPr/>
-      </w:pPr>
-      <w:r>
-        <w:rPr>
-          <w:b/>
-          <w:bCs/>
-        </w:rPr>
-        <w:t>Specific Priority</w:t>
-      </w:r>
-      <w:r>
-        <w:rPr/>
-        <w:t>: Programmable lowest priority</w:t>
+        <w:pStyle w:val="BodyText"/>
+        <w:rPr/>
+      </w:pPr>
+      <w:r>
+        <w:rPr>
+          <w:sz w:val="20"/>
+        </w:rPr>
+        <w:t xml:space="preserve">RTL Design Sherpa · Learning Hardware Design Through Practice  GitHub · Documentation Index · MIT License </w:t>
       </w:r>
     </w:p>
     <w:p>
@@ -4987,6 +5459,8 @@
         <w:pStyle w:val="Normal"/>
         <w:rPr/>
       </w:pPr>
+      <w:bookmarkStart w:id="47" w:name="pic_8259-overview"/>
+      <w:bookmarkStart w:id="48" w:name="navigation"/>
       <w:r>
         <w:rPr/>
         <mc:AlternateContent>
@@ -5042,121 +5516,11 @@
           </mc:Fallback>
         </mc:AlternateContent>
       </w:r>
-    </w:p>
-    <w:p>
-      <w:pPr>
-        <w:pStyle w:val="FirstParagraph"/>
-        <w:rPr/>
-      </w:pPr>
-      <w:r>
-        <w:rPr>
-          <w:b/>
-          <w:bCs/>
-          <w:sz w:val="20"/>
-        </w:rPr>
-        <w:t>Next:</w:t>
-      </w:r>
-      <w:r>
-        <w:rPr>
-          <w:sz w:val="20"/>
-        </w:rPr>
-        <w:t xml:space="preserve"> 02_architecture.md </w:t>
-      </w:r>
-      <w:r>
-        <w:rPr>
-          <w:i/>
-          <w:iCs/>
-          <w:sz w:val="20"/>
-        </w:rPr>
-        <w:t>(planned, not yet written)</w:t>
-      </w:r>
-    </w:p>
-    <w:p>
-      <w:pPr>
-        <w:pStyle w:val="BodyText"/>
-        <w:rPr/>
-      </w:pPr>
-      <w:r>
-        <w:rPr>
-          <w:sz w:val="20"/>
-        </w:rPr>
-        <w:t xml:space="preserve">  </w:t>
-      </w:r>
-    </w:p>
-    <w:p>
-      <w:pPr>
-        <w:pStyle w:val="BodyText"/>
-        <w:rPr/>
-      </w:pPr>
-      <w:r>
-        <w:rPr>
-          <w:sz w:val="20"/>
-        </w:rPr>
-        <w:t xml:space="preserve">RTL Design Sherpa · Learning Hardware Design Through Practice  GitHub · Documentation Index · MIT License </w:t>
-      </w:r>
-    </w:p>
-    <w:p>
-      <w:pPr>
-        <w:pStyle w:val="Normal"/>
-        <w:rPr/>
-      </w:pPr>
-      <w:bookmarkStart w:id="48" w:name="apb-pic-8259---overview"/>
-      <w:r>
-        <w:rPr/>
-        <mc:AlternateContent>
-          <mc:Choice Requires="wps">
-            <w:drawing>
-              <wp:inline distT="0" distB="0" distL="0" distR="0">
-                <wp:extent cx="5943600" cy="19050"/>
-                <wp:effectExtent l="0" t="0" r="0" b="0"/>
-                <wp:docPr id="12" name=""/>
-                <a:graphic xmlns:a="http://schemas.openxmlformats.org/drawingml/2006/main">
-                  <a:graphicData uri="http://schemas.microsoft.com/office/word/2010/wordprocessingShape">
-                    <wps:wsp>
-                      <wps:cNvSpPr/>
-                      <wps:nvSpPr>
-                        <wps:cNvPr id="13" name=""/>
-                        <wps:cNvSpPr/>
-                      </wps:nvSpPr>
-                      <wps:spPr>
-                        <a:xfrm>
-                          <a:off x="0" y="0"/>
-                          <a:ext cx="5943600" cy="19080"/>
-                        </a:xfrm>
-                        <a:prstGeom prst="rect">
-                          <a:avLst/>
-                        </a:prstGeom>
-                        <a:solidFill>
-                          <a:srgbClr val="ffffff"/>
-                        </a:solidFill>
-                        <a:ln w="0">
-                          <a:solidFill>
-                            <a:srgbClr val="000000"/>
-                          </a:solidFill>
-                        </a:ln>
-                      </wps:spPr>
-                      <wps:bodyPr/>
-                    </wps:wsp>
-                  </a:graphicData>
-                </a:graphic>
-                <wp14:sizeRelH relativeFrom="page">
-                  <wp14:pctWidth>100000</wp14:pctWidth>
-                </wp14:sizeRelH>
-              </wp:inline>
-            </w:drawing>
-          </mc:Choice>
-          <mc:Fallback>
-            <w:pict>
-              <v:rect id="shape_0" fillcolor="white" stroked="t" o:allowincell="f" style="position:absolute;margin-left:0pt;margin-top:-1.55pt;width:467.95pt;height:1.45pt;mso-wrap-style:none;v-text-anchor:middle;mso-position-horizontal:center;mso-position-vertical:top">
-                <v:fill o:detectmouseclick="t" type="solid" color2="black"/>
-                <v:stroke color="black" joinstyle="round" endcap="flat"/>
-                <w10:wrap type="topAndBottom"/>
-              </v:rect>
-            </w:pict>
-          </mc:Fallback>
-        </mc:AlternateContent>
-      </w:r>
+      <w:bookmarkEnd w:id="47"/>
       <w:bookmarkEnd w:id="48"/>
+      <w:r>
+        <w:br w:type="page"/>
+      </w:r>
     </w:p>
     <w:p>
       <w:pPr>
@@ -5165,8 +5529,8 @@
         <w:spacing w:before="360" w:after="120"/>
         <w:rPr/>
       </w:pPr>
-      <w:bookmarkStart w:id="49" w:name="__RefHeading___Toc3184_1927110876"/>
-      <w:bookmarkStart w:id="50" w:name="apb-pic-8259---register-map"/>
+      <w:bookmarkStart w:id="49" w:name="__RefHeading___Toc4017_4073099194"/>
+      <w:bookmarkStart w:id="50" w:name="pic_8259-register-map"/>
       <w:bookmarkEnd w:id="49"/>
       <w:r>
         <w:rPr>
@@ -5184,59 +5548,7 @@
           <w:sz w:val="32"/>
         </w:rPr>
         <w:tab/>
-        <w:t>APB PIC 8259 - Register Map</w:t>
-      </w:r>
-    </w:p>
-    <w:p>
-      <w:pPr>
-        <w:pStyle w:val="FirstParagraph"/>
-        <w:rPr/>
-      </w:pPr>
-      <w:r>
-        <w:rPr>
-          <w:sz w:val="20"/>
-        </w:rPr>
-        <w:t xml:space="preserve">Unlike the original Intel 8259A, this block does </w:t>
-      </w:r>
-      <w:r>
-        <w:rPr>
-          <w:b/>
-          <w:bCs/>
-          <w:sz w:val="20"/>
-        </w:rPr>
-        <w:t>not</w:t>
-      </w:r>
-      <w:r>
-        <w:rPr>
-          <w:sz w:val="20"/>
-        </w:rPr>
-        <w:t xml:space="preserve"> use the legacy two-port A0-based interface. It exposes a fully-decoded, 32-bit-aligned APB register file. Each ICW/OCW and every status register has its own dedicated offset; there is no A0 pin and no OCW3 read-select multiplexing. Only </w:t>
-      </w:r>
-      <w:r>
-        <w:rPr>
-          <w:rStyle w:val="VerbatimChar"/>
-          <w:sz w:val="20"/>
-        </w:rPr>
-        <w:t>regblk_addr[5:0]</w:t>
-      </w:r>
-      <w:r>
-        <w:rPr>
-          <w:sz w:val="20"/>
-        </w:rPr>
-        <w:t xml:space="preserve"> is decoded, so the map repeats every 0x40 within the 4 KB APB window, and unmapped offsets (e.g. 0x2C) complete without </w:t>
-      </w:r>
-      <w:r>
-        <w:rPr>
-          <w:rStyle w:val="VerbatimChar"/>
-          <w:sz w:val="20"/>
-        </w:rPr>
-        <w:t>PSLVERR</w:t>
-      </w:r>
-      <w:r>
-        <w:rPr>
-          <w:sz w:val="20"/>
-        </w:rPr>
-        <w:t>.</w:t>
+        <w:t>pic_8259 – Register Map</w:t>
       </w:r>
     </w:p>
     <w:p>
@@ -5248,8 +5560,8 @@
         <w:spacing w:before="280" w:after="80"/>
         <w:rPr/>
       </w:pPr>
-      <w:bookmarkStart w:id="51" w:name="__RefHeading___Toc3186_1927110876"/>
-      <w:bookmarkStart w:id="52" w:name="register-map"/>
+      <w:bookmarkStart w:id="51" w:name="__RefHeading___Toc4019_4073099194"/>
+      <w:bookmarkStart w:id="52" w:name="overview-1"/>
       <w:bookmarkEnd w:id="51"/>
       <w:r>
         <w:rPr>
@@ -5265,6 +5577,116 @@
           <w:b/>
           <w:color w:val="228B22"/>
           <w:sz w:val="28"/>
+        </w:rPr>
+        <w:tab/>
+        <w:t>Overview</w:t>
+      </w:r>
+    </w:p>
+    <w:p>
+      <w:pPr>
+        <w:pStyle w:val="FirstParagraph"/>
+        <w:rPr/>
+      </w:pPr>
+      <w:r>
+        <w:rPr>
+          <w:sz w:val="20"/>
+        </w:rPr>
+        <w:t xml:space="preserve">Forget the legacy two-port, A0-based interface of the original 8259A – this block doesn’t have one. What you get is a fully-decoded, 32-bit-aligned APB register file: each ICW/OCW and every status register sits at its own dedicated offset, with no A0 pin and no OCW3 read-select multiplexing. The one thing APB cannot give you is an INTA bus cycle, so the acknowledge is a READ of PIC_INTA (0x2C) – the same trick the ARM PL190 VIC plays with </w:t>
+      </w:r>
+      <w:r>
+        <w:rPr>
+          <w:rStyle w:val="VerbatimChar"/>
+          <w:sz w:val="20"/>
+        </w:rPr>
+        <w:t>VICVectAddr</w:t>
+      </w:r>
+      <w:r>
+        <w:rPr>
+          <w:sz w:val="20"/>
+        </w:rPr>
+        <w:t>. Reading that register has side effects; its section below spells them out.</w:t>
+      </w:r>
+    </w:p>
+    <w:p>
+      <w:pPr>
+        <w:pStyle w:val="BodyText"/>
+        <w:rPr/>
+      </w:pPr>
+      <w:r>
+        <w:rPr>
+          <w:sz w:val="20"/>
+        </w:rPr>
+        <w:t xml:space="preserve">Decode is strict. Only the twelve offsets 0x000 through 0x02C exist. Every other address in the 4 KB window is dropped – a write is ignored, a read returns 0x0000_0000 – and the transfer completes with </w:t>
+      </w:r>
+      <w:r>
+        <w:rPr>
+          <w:rStyle w:val="VerbatimChar"/>
+          <w:sz w:val="20"/>
+        </w:rPr>
+        <w:t>PSLVERR</w:t>
+      </w:r>
+      <w:r>
+        <w:rPr>
+          <w:sz w:val="20"/>
+        </w:rPr>
+        <w:t xml:space="preserve"> asserted. There is no aliasing: 0x044 is not ICW1 and 0x054 is not the IMR, they are errors. (Earlier RTL decoded six address bits for storage while the side-effect strobes compared all twelve, so an aliased write landed in storage and fired nothing; fixed 2026-09-09, issue #50.)</w:t>
+      </w:r>
+      <w:bookmarkEnd w:id="52"/>
+    </w:p>
+    <w:p>
+      <w:pPr>
+        <w:pStyle w:val="Heading2"/>
+        <w:pBdr>
+          <w:bottom w:val="single" w:sz="12" w:space="0" w:color="228B22"/>
+        </w:pBdr>
+        <w:spacing w:before="280" w:after="80"/>
+        <w:rPr/>
+      </w:pPr>
+      <w:bookmarkStart w:id="53" w:name="__RefHeading___Toc4021_4073099194"/>
+      <w:bookmarkStart w:id="54" w:name="functional-description-1"/>
+      <w:bookmarkEnd w:id="53"/>
+      <w:r>
+        <w:rPr>
+          <w:rStyle w:val="SectionNumber"/>
+          <w:b/>
+          <w:color w:val="228B22"/>
+          <w:sz w:val="28"/>
+        </w:rPr>
+        <w:t>3.2</w:t>
+      </w:r>
+      <w:r>
+        <w:rPr>
+          <w:b/>
+          <w:color w:val="228B22"/>
+          <w:sz w:val="28"/>
+        </w:rPr>
+        <w:tab/>
+        <w:t>Functional Description</w:t>
+      </w:r>
+    </w:p>
+    <w:p>
+      <w:pPr>
+        <w:pStyle w:val="Heading3"/>
+        <w:spacing w:before="200" w:after="80"/>
+        <w:rPr/>
+      </w:pPr>
+      <w:bookmarkStart w:id="55" w:name="__RefHeading___Toc4023_4073099194"/>
+      <w:bookmarkStart w:id="56" w:name="register-map"/>
+      <w:bookmarkEnd w:id="55"/>
+      <w:r>
+        <w:rPr>
+          <w:rStyle w:val="SectionNumber"/>
+          <w:b/>
+          <w:color w:val="404040"/>
+          <w:sz w:val="24"/>
+        </w:rPr>
+        <w:t>3.2.1</w:t>
+      </w:r>
+      <w:r>
+        <w:rPr>
+          <w:b/>
+          <w:color w:val="404040"/>
+          <w:sz w:val="24"/>
         </w:rPr>
         <w:tab/>
         <w:t>Register Map</w:t>
@@ -6104,7 +6526,7 @@
                 <w:szCs w:val="24"/>
                 <w:lang w:val="en-US" w:eastAsia="en-US" w:bidi="ar-SA"/>
               </w:rPr>
-              <w:t>Initialization Command Word 3 (cascade config; stored but inert)</w:t>
+              <w:t>Initialization Command Word 3 (cascade config)</w:t>
             </w:r>
           </w:p>
         </w:tc>
@@ -6736,7 +7158,7 @@
                 <w:szCs w:val="24"/>
                 <w:lang w:val="en-US" w:eastAsia="en-US" w:bidi="ar-SA"/>
               </w:rPr>
-              <w:t>Operation Command Word 3 (special mask, read-select, poll)</w:t>
+              <w:t>Operation Command Word 3 (special mask; read-select and poll are storage only)</w:t>
             </w:r>
           </w:p>
         </w:tc>
@@ -7215,7 +7637,190 @@
           </w:p>
         </w:tc>
       </w:tr>
+      <w:tr>
+        <w:trPr/>
+        <w:tc>
+          <w:tcPr>
+            <w:tcW w:w="1627" w:type="dxa"/>
+            <w:tcBorders/>
+          </w:tcPr>
+          <w:p>
+            <w:pPr>
+              <w:pStyle w:val="Compact"/>
+              <w:widowControl/>
+              <w:spacing w:before="36" w:after="36"/>
+              <w:jc w:val="left"/>
+              <w:rPr>
+                <w:rFonts w:ascii="Cambria" w:hAnsi="Cambria" w:eastAsia="Cambria" w:cs=""/>
+                <w:kern w:val="0"/>
+                <w:sz w:val="24"/>
+                <w:szCs w:val="24"/>
+                <w:lang w:val="en-US" w:eastAsia="en-US" w:bidi="ar-SA"/>
+              </w:rPr>
+            </w:pPr>
+            <w:r>
+              <w:rPr>
+                <w:rFonts w:eastAsia="Cambria" w:cs=""/>
+                <w:kern w:val="0"/>
+                <w:sz w:val="24"/>
+                <w:szCs w:val="24"/>
+                <w:lang w:val="en-US" w:eastAsia="en-US" w:bidi="ar-SA"/>
+              </w:rPr>
+              <w:t>0x2C</w:t>
+            </w:r>
+          </w:p>
+        </w:tc>
+        <w:tc>
+          <w:tcPr>
+            <w:tcW w:w="2035" w:type="dxa"/>
+            <w:tcBorders/>
+          </w:tcPr>
+          <w:p>
+            <w:pPr>
+              <w:pStyle w:val="Compact"/>
+              <w:widowControl/>
+              <w:spacing w:before="36" w:after="36"/>
+              <w:jc w:val="left"/>
+              <w:rPr>
+                <w:rFonts w:ascii="Cambria" w:hAnsi="Cambria" w:eastAsia="Cambria" w:cs=""/>
+                <w:kern w:val="0"/>
+                <w:sz w:val="24"/>
+                <w:szCs w:val="24"/>
+                <w:lang w:val="en-US" w:eastAsia="en-US" w:bidi="ar-SA"/>
+              </w:rPr>
+            </w:pPr>
+            <w:r>
+              <w:rPr>
+                <w:rFonts w:eastAsia="Cambria" w:cs=""/>
+                <w:kern w:val="0"/>
+                <w:sz w:val="24"/>
+                <w:szCs w:val="24"/>
+                <w:lang w:val="en-US" w:eastAsia="en-US" w:bidi="ar-SA"/>
+              </w:rPr>
+              <w:t>PIC_INTA</w:t>
+            </w:r>
+          </w:p>
+        </w:tc>
+        <w:tc>
+          <w:tcPr>
+            <w:tcW w:w="1628" w:type="dxa"/>
+            <w:tcBorders/>
+          </w:tcPr>
+          <w:p>
+            <w:pPr>
+              <w:pStyle w:val="Compact"/>
+              <w:widowControl/>
+              <w:spacing w:before="36" w:after="36"/>
+              <w:jc w:val="left"/>
+              <w:rPr>
+                <w:rFonts w:ascii="Cambria" w:hAnsi="Cambria" w:eastAsia="Cambria" w:cs=""/>
+                <w:kern w:val="0"/>
+                <w:sz w:val="24"/>
+                <w:szCs w:val="24"/>
+                <w:lang w:val="en-US" w:eastAsia="en-US" w:bidi="ar-SA"/>
+              </w:rPr>
+            </w:pPr>
+            <w:r>
+              <w:rPr>
+                <w:rFonts w:eastAsia="Cambria" w:cs=""/>
+                <w:kern w:val="0"/>
+                <w:sz w:val="24"/>
+                <w:szCs w:val="24"/>
+                <w:lang w:val="en-US" w:eastAsia="en-US" w:bidi="ar-SA"/>
+              </w:rPr>
+              <w:t>RO</w:t>
+            </w:r>
+          </w:p>
+        </w:tc>
+        <w:tc>
+          <w:tcPr>
+            <w:tcW w:w="1424" w:type="dxa"/>
+            <w:tcBorders/>
+          </w:tcPr>
+          <w:p>
+            <w:pPr>
+              <w:pStyle w:val="Compact"/>
+              <w:widowControl/>
+              <w:spacing w:before="36" w:after="36"/>
+              <w:jc w:val="left"/>
+              <w:rPr>
+                <w:rFonts w:ascii="Cambria" w:hAnsi="Cambria" w:eastAsia="Cambria" w:cs=""/>
+                <w:kern w:val="0"/>
+                <w:sz w:val="24"/>
+                <w:szCs w:val="24"/>
+                <w:lang w:val="en-US" w:eastAsia="en-US" w:bidi="ar-SA"/>
+              </w:rPr>
+            </w:pPr>
+            <w:r>
+              <w:rPr>
+                <w:rFonts w:eastAsia="Cambria" w:cs=""/>
+                <w:kern w:val="0"/>
+                <w:sz w:val="24"/>
+                <w:szCs w:val="24"/>
+                <w:lang w:val="en-US" w:eastAsia="en-US" w:bidi="ar-SA"/>
+              </w:rPr>
+              <w:t>—</w:t>
+            </w:r>
+          </w:p>
+        </w:tc>
+        <w:tc>
+          <w:tcPr>
+            <w:tcW w:w="2646" w:type="dxa"/>
+            <w:tcBorders/>
+          </w:tcPr>
+          <w:p>
+            <w:pPr>
+              <w:pStyle w:val="Compact"/>
+              <w:widowControl/>
+              <w:spacing w:before="36" w:after="36"/>
+              <w:jc w:val="left"/>
+              <w:rPr>
+                <w:rFonts w:ascii="Cambria" w:hAnsi="Cambria" w:eastAsia="Cambria" w:cs=""/>
+                <w:kern w:val="0"/>
+                <w:sz w:val="24"/>
+                <w:szCs w:val="24"/>
+                <w:lang w:val="en-US" w:eastAsia="en-US" w:bidi="ar-SA"/>
+              </w:rPr>
+            </w:pPr>
+            <w:r>
+              <w:rPr>
+                <w:rFonts w:eastAsia="Cambria" w:cs=""/>
+                <w:kern w:val="0"/>
+                <w:sz w:val="24"/>
+                <w:szCs w:val="24"/>
+                <w:lang w:val="en-US" w:eastAsia="en-US" w:bidi="ar-SA"/>
+              </w:rPr>
+              <w:t>Interrupt acknowledge by read – reading it acknowledges the pending interrupt</w:t>
+            </w:r>
+          </w:p>
+        </w:tc>
+      </w:tr>
     </w:tbl>
+    <w:p>
+      <w:pPr>
+        <w:pStyle w:val="BodyText"/>
+        <w:rPr/>
+      </w:pPr>
+      <w:r>
+        <w:rPr>
+          <w:sz w:val="20"/>
+        </w:rPr>
+        <w:t xml:space="preserve">Anything else in the window: dropped with </w:t>
+      </w:r>
+      <w:r>
+        <w:rPr>
+          <w:rStyle w:val="VerbatimChar"/>
+          <w:sz w:val="20"/>
+        </w:rPr>
+        <w:t>PSLVERR</w:t>
+      </w:r>
+      <w:r>
+        <w:rPr>
+          <w:sz w:val="20"/>
+        </w:rPr>
+        <w:t>.</w:t>
+      </w:r>
+    </w:p>
     <w:p>
       <w:pPr>
         <w:pStyle w:val="BodyText"/>
@@ -7233,112 +7838,19 @@
         <w:rPr>
           <w:sz w:val="20"/>
         </w:rPr>
-        <w:t xml:space="preserve"> PIC_ICW1-ICW4, PIC_OCW2, and PIC_OCW3 are write-only in the RTL - their read-back paths are tied to zero, so reading these offsets returns 0x0000_0000. Only PIC_CONFIG, PIC_OCW1 (IMR), PIC_IRR, PIC_ISR, and PIC_STATUS return meaningful data on a read.</w:t>
-      </w:r>
+        <w:t xml:space="preserve"> PIC_ICW1-ICW4, PIC_OCW2, and PIC_OCW3 are write-only in the RTL - their read-back paths are tied to zero, so reading these offsets returns 0x0000_0000. PIC_CONFIG, PIC_OCW1 (IMR), PIC_IRR, PIC_ISR, PIC_STATUS and PIC_INTA return meaningful data on a read. PIC_INTA and the two status registers are wires, not storage – what you read is the core’s state in that cycle.</w:t>
+      </w:r>
+      <w:bookmarkEnd w:id="56"/>
     </w:p>
     <w:p>
       <w:pPr>
-        <w:pStyle w:val="Normal"/>
-        <w:rPr/>
-      </w:pPr>
-      <w:bookmarkStart w:id="53" w:name="register-map"/>
-      <w:r>
-        <w:rPr/>
-        <mc:AlternateContent>
-          <mc:Choice Requires="wps">
-            <w:drawing>
-              <wp:inline distT="0" distB="0" distL="0" distR="0">
-                <wp:extent cx="5943600" cy="19050"/>
-                <wp:effectExtent l="0" t="0" r="0" b="0"/>
-                <wp:docPr id="14" name=""/>
-                <a:graphic xmlns:a="http://schemas.openxmlformats.org/drawingml/2006/main">
-                  <a:graphicData uri="http://schemas.microsoft.com/office/word/2010/wordprocessingShape">
-                    <wps:wsp>
-                      <wps:cNvSpPr/>
-                      <wps:nvSpPr>
-                        <wps:cNvPr id="15" name=""/>
-                        <wps:cNvSpPr/>
-                      </wps:nvSpPr>
-                      <wps:spPr>
-                        <a:xfrm>
-                          <a:off x="0" y="0"/>
-                          <a:ext cx="5943600" cy="19080"/>
-                        </a:xfrm>
-                        <a:prstGeom prst="rect">
-                          <a:avLst/>
-                        </a:prstGeom>
-                        <a:solidFill>
-                          <a:srgbClr val="ffffff"/>
-                        </a:solidFill>
-                        <a:ln w="0">
-                          <a:solidFill>
-                            <a:srgbClr val="000000"/>
-                          </a:solidFill>
-                        </a:ln>
-                      </wps:spPr>
-                      <wps:bodyPr/>
-                    </wps:wsp>
-                  </a:graphicData>
-                </a:graphic>
-                <wp14:sizeRelH relativeFrom="page">
-                  <wp14:pctWidth>100000</wp14:pctWidth>
-                </wp14:sizeRelH>
-              </wp:inline>
-            </w:drawing>
-          </mc:Choice>
-          <mc:Fallback>
-            <w:pict>
-              <v:rect id="shape_0" fillcolor="white" stroked="t" o:allowincell="f" style="position:absolute;margin-left:0pt;margin-top:-1.55pt;width:467.95pt;height:1.45pt;mso-wrap-style:none;v-text-anchor:middle;mso-position-horizontal:center;mso-position-vertical:top">
-                <v:fill o:detectmouseclick="t" type="solid" color2="black"/>
-                <v:stroke color="black" joinstyle="round" endcap="flat"/>
-                <w10:wrap type="topAndBottom"/>
-              </v:rect>
-            </w:pict>
-          </mc:Fallback>
-        </mc:AlternateContent>
-      </w:r>
-      <w:bookmarkEnd w:id="53"/>
-    </w:p>
-    <w:p>
-      <w:pPr>
-        <w:pStyle w:val="Heading2"/>
-        <w:pBdr>
-          <w:bottom w:val="single" w:sz="12" w:space="0" w:color="228B22"/>
-        </w:pBdr>
-        <w:spacing w:before="280" w:after="80"/>
-        <w:rPr/>
-      </w:pPr>
-      <w:bookmarkStart w:id="54" w:name="__RefHeading___Toc3188_1927110876"/>
-      <w:bookmarkStart w:id="55" w:name="global-configuration"/>
-      <w:bookmarkEnd w:id="54"/>
-      <w:r>
-        <w:rPr>
-          <w:rStyle w:val="SectionNumber"/>
-          <w:b/>
-          <w:color w:val="228B22"/>
-          <w:sz w:val="28"/>
-        </w:rPr>
-        <w:t>3.2</w:t>
-      </w:r>
-      <w:r>
-        <w:rPr>
-          <w:b/>
-          <w:color w:val="228B22"/>
-          <w:sz w:val="28"/>
-        </w:rPr>
-        <w:tab/>
-        <w:t>Global Configuration</w:t>
-      </w:r>
-    </w:p>
-    <w:p>
-      <w:pPr>
         <w:pStyle w:val="Heading3"/>
         <w:spacing w:before="200" w:after="80"/>
         <w:rPr/>
       </w:pPr>
-      <w:bookmarkStart w:id="56" w:name="__RefHeading___Toc3190_1927110876"/>
-      <w:bookmarkStart w:id="57" w:name="pic_config-offset-0x00-rw"/>
-      <w:bookmarkEnd w:id="56"/>
+      <w:bookmarkStart w:id="57" w:name="__RefHeading___Toc4025_4073099194"/>
+      <w:bookmarkStart w:id="58" w:name="global-configuration"/>
+      <w:bookmarkEnd w:id="57"/>
       <w:r>
         <w:rPr>
           <w:rStyle w:val="SectionNumber"/>
@@ -7346,7 +7858,7 @@
           <w:color w:val="404040"/>
           <w:sz w:val="24"/>
         </w:rPr>
-        <w:t>3.2.1</w:t>
+        <w:t>3.2.2</w:t>
       </w:r>
       <w:r>
         <w:rPr>
@@ -7355,6 +7867,34 @@
           <w:sz w:val="24"/>
         </w:rPr>
         <w:tab/>
+        <w:t>Global Configuration</w:t>
+      </w:r>
+    </w:p>
+    <w:p>
+      <w:pPr>
+        <w:pStyle w:val="Heading4"/>
+        <w:spacing w:before="160" w:after="80"/>
+        <w:rPr/>
+      </w:pPr>
+      <w:bookmarkStart w:id="59" w:name="pic_config-offset-0x00-rw"/>
+      <w:r>
+        <w:rPr>
+          <w:rStyle w:val="SectionNumber"/>
+          <w:b/>
+          <w:i/>
+          <w:color w:val="404040"/>
+          <w:sz w:val="22"/>
+        </w:rPr>
+        <w:t>3.2.2.1</w:t>
+      </w:r>
+      <w:r>
+        <w:rPr>
+          <w:b/>
+          <w:i/>
+          <w:color w:val="404040"/>
+          <w:sz w:val="22"/>
+        </w:rPr>
+        <w:tab/>
         <w:t>PIC_CONFIG (Offset 0x00, RW)</w:t>
       </w:r>
     </w:p>
@@ -7381,7 +7921,7 @@
         <w:rPr>
           <w:sz w:val="20"/>
         </w:rPr>
-        <w:t xml:space="preserve"> set </w:t>
+        <w:t xml:space="preserve"> complete the ICW initialization sequence (through PIC_STATUS.init_complete=1) AND set </w:t>
       </w:r>
       <w:r>
         <w:rPr>
@@ -7394,20 +7934,20 @@
         <w:rPr>
           <w:sz w:val="20"/>
         </w:rPr>
-        <w:t xml:space="preserve"> before any interrupt request can propagate - while </w:t>
+        <w:t xml:space="preserve"> before any interrupt request can propagate - IRR only updates once the init FSM reaches INIT_COMPLETE. </w:t>
       </w:r>
       <w:r>
         <w:rPr>
           <w:rStyle w:val="VerbatimChar"/>
           <w:sz w:val="20"/>
         </w:rPr>
-        <w:t>pic_enable=0</w:t>
+        <w:t>pic_enable</w:t>
       </w:r>
       <w:r>
         <w:rPr>
           <w:sz w:val="20"/>
         </w:rPr>
-        <w:t xml:space="preserve"> the core holds IRR at 0 and forces </w:t>
+        <w:t xml:space="preserve"> gates delivery, not observation: while it is 0 the core forces </w:t>
       </w:r>
       <w:r>
         <w:rPr>
@@ -7420,7 +7960,20 @@
         <w:rPr>
           <w:sz w:val="20"/>
         </w:rPr>
-        <w:t xml:space="preserve"> low.</w:t>
+        <w:t xml:space="preserve"> low and refuses to acknowledge, but IRR keeps capturing requests and ISR keeps whatever was in service, so a disable/enable cycle mid-handler neither loses a request nor silently retires a level. The edge detector tracks the synchronized inputs at all times, so a request that drops and rises again inside a disabled window is seen, and enabling never manufactures an edge from a line that was already high. A line that rises between ICW1 and ICW4 is not latched (IRR capture waits for INIT_COMPLETE, and ICW1 clears IRR anyway) and is not manufactured either. OCW2 and OCW3 commands are gated the same way: a write issued before initialization completes, or with </w:t>
+      </w:r>
+      <w:r>
+        <w:rPr>
+          <w:rStyle w:val="VerbatimChar"/>
+          <w:sz w:val="20"/>
+        </w:rPr>
+        <w:t>pic_enable=0</w:t>
+      </w:r>
+      <w:r>
+        <w:rPr>
+          <w:sz w:val="20"/>
+        </w:rPr>
+        <w:t>, changes the register storage and nothing else – it cannot rotate the priority base or set special mask mode ahead of time.</w:t>
       </w:r>
     </w:p>
     <w:tbl>
@@ -7941,7 +8494,7 @@
                 <w:szCs w:val="24"/>
                 <w:lang w:val="en-US" w:eastAsia="en-US" w:bidi="ar-SA"/>
               </w:rPr>
-              <w:t>Initialization mode (0=operational, 1=init sequence)</w:t>
+              <w:t>Initialization request. Taken on its 0 -&gt; 1 edge; consumed by the next ICW1 write</w:t>
             </w:r>
           </w:p>
         </w:tc>
@@ -8099,7 +8652,7 @@
                 <w:szCs w:val="24"/>
                 <w:lang w:val="en-US" w:eastAsia="en-US" w:bidi="ar-SA"/>
               </w:rPr>
-              <w:t>Automatically clear init_mode after ICW4 is written</w:t>
+              <w:t>Hardware clears init_mode when ICW4 is written</w:t>
             </w:r>
           </w:p>
         </w:tc>
@@ -8265,111 +8818,154 @@
     </w:tbl>
     <w:p>
       <w:pPr>
-        <w:pStyle w:val="Normal"/>
-        <w:rPr/>
-      </w:pPr>
-      <w:bookmarkStart w:id="58" w:name="global-configuration"/>
-      <w:bookmarkStart w:id="59" w:name="pic_config-offset-0x00-rw"/>
-      <w:r>
-        <w:rPr/>
-        <mc:AlternateContent>
-          <mc:Choice Requires="wps">
-            <w:drawing>
-              <wp:inline distT="0" distB="0" distL="0" distR="0">
-                <wp:extent cx="635" cy="19050"/>
-                <wp:effectExtent l="0" t="0" r="0" b="0"/>
-                <wp:docPr id="16" name=""/>
-                <a:graphic xmlns:a="http://schemas.openxmlformats.org/drawingml/2006/main">
-                  <a:graphicData uri="http://schemas.microsoft.com/office/word/2010/wordprocessingShape">
-                    <wps:wsp>
-                      <wps:cNvSpPr/>
-                      <wps:nvSpPr>
-                        <wps:cNvPr id="17" name=""/>
-                        <wps:cNvSpPr/>
-                      </wps:nvSpPr>
-                      <wps:spPr>
-                        <a:xfrm>
-                          <a:off x="0" y="0"/>
-                          <a:ext cx="720" cy="19080"/>
-                        </a:xfrm>
-                        <a:prstGeom prst="rect">
-                          <a:avLst/>
-                        </a:prstGeom>
-                        <a:solidFill>
-                          <a:srgbClr val="ffffff"/>
-                        </a:solidFill>
-                        <a:ln w="0">
-                          <a:solidFill>
-                            <a:srgbClr val="000000"/>
-                          </a:solidFill>
-                        </a:ln>
-                      </wps:spPr>
-                      <wps:bodyPr/>
-                    </wps:wsp>
-                  </a:graphicData>
-                </a:graphic>
-                <wp14:sizeRelH relativeFrom="page">
-                  <wp14:pctWidth>100000</wp14:pctWidth>
-                </wp14:sizeRelH>
-              </wp:inline>
-            </w:drawing>
-          </mc:Choice>
-          <mc:Fallback>
-            <w:pict>
-              <v:rect id="shape_0" fillcolor="white" stroked="t" o:allowincell="f" style="position:absolute;margin-left:0pt;margin-top:-1.55pt;width:0pt;height:1.45pt;mso-wrap-style:none;v-text-anchor:middle;mso-position-horizontal:center;mso-position-vertical:top">
-                <v:fill o:detectmouseclick="t" type="solid" color2="black"/>
-                <v:stroke color="black" joinstyle="round" endcap="flat"/>
-                <w10:wrap type="topAndBottom"/>
-              </v:rect>
-            </w:pict>
-          </mc:Fallback>
-        </mc:AlternateContent>
-      </w:r>
-      <w:bookmarkEnd w:id="58"/>
-      <w:bookmarkEnd w:id="59"/>
+        <w:pStyle w:val="BodyText"/>
+        <w:rPr/>
+      </w:pPr>
+      <w:r>
+        <w:rPr>
+          <w:rStyle w:val="VerbatimChar"/>
+          <w:sz w:val="20"/>
+        </w:rPr>
+        <w:t>init_mode</w:t>
+      </w:r>
+      <w:r>
+        <w:rPr>
+          <w:sz w:val="20"/>
+        </w:rPr>
+        <w:t xml:space="preserve"> is a start REQUEST, not a mode level. The core takes it on its rising edge and arms a re-initialization; the next ICW1 write consumes the request and begins the sequence. If the PIC was already initialized, arming drops the init FSM from INIT_COMPLETE back to INIT_IDLE (so PIC_STATUS.init_complete reads 0 until the new sequence finishes), which is the bit’s practical use – letting software watch a re-initialization from step 0. Initialization does not otherwise need it: an ICW1 write from INIT_IDLE or INIT_COMPLETE starts the sequence on its own. Holding the bit at 1 afterwards changes nothing, so </w:t>
+      </w:r>
+      <w:r>
+        <w:rPr>
+          <w:rStyle w:val="VerbatimChar"/>
+          <w:sz w:val="20"/>
+        </w:rPr>
+        <w:t>auto_reset_init=0</w:t>
+      </w:r>
+      <w:r>
+        <w:rPr>
+          <w:sz w:val="20"/>
+        </w:rPr>
+        <w:t xml:space="preserve"> is a legal configuration and INIT_COMPLETE holds with </w:t>
+      </w:r>
+      <w:r>
+        <w:rPr>
+          <w:rStyle w:val="VerbatimChar"/>
+          <w:sz w:val="20"/>
+        </w:rPr>
+        <w:t>init_mode</w:t>
+      </w:r>
+      <w:r>
+        <w:rPr>
+          <w:sz w:val="20"/>
+        </w:rPr>
+        <w:t xml:space="preserve"> still set.</w:t>
+      </w:r>
     </w:p>
     <w:p>
       <w:pPr>
-        <w:pStyle w:val="Heading2"/>
-        <w:pBdr>
-          <w:bottom w:val="single" w:sz="12" w:space="0" w:color="228B22"/>
-        </w:pBdr>
-        <w:spacing w:before="280" w:after="80"/>
-        <w:rPr/>
-      </w:pPr>
-      <w:bookmarkStart w:id="60" w:name="__RefHeading___Toc3192_1927110876"/>
-      <w:bookmarkStart w:id="61" w:name="initialization-command-words-icw"/>
-      <w:bookmarkEnd w:id="60"/>
-      <w:r>
-        <w:rPr>
-          <w:rStyle w:val="SectionNumber"/>
-          <w:b/>
-          <w:color w:val="228B22"/>
-          <w:sz w:val="28"/>
-        </w:rPr>
-        <w:t>3.3</w:t>
-      </w:r>
-      <w:r>
-        <w:rPr>
-          <w:b/>
-          <w:color w:val="228B22"/>
-          <w:sz w:val="28"/>
-        </w:rPr>
-        <w:tab/>
-        <w:t>Initialization Command Words (ICW)</w:t>
+        <w:pStyle w:val="BodyText"/>
+        <w:rPr/>
+      </w:pPr>
+      <w:r>
+        <w:rPr>
+          <w:sz w:val="20"/>
+        </w:rPr>
+        <w:t xml:space="preserve">With </w:t>
+      </w:r>
+      <w:r>
+        <w:rPr>
+          <w:rStyle w:val="VerbatimChar"/>
+          <w:sz w:val="20"/>
+        </w:rPr>
+        <w:t>auto_reset_init=1</w:t>
+      </w:r>
+      <w:r>
+        <w:rPr>
+          <w:sz w:val="20"/>
+        </w:rPr>
+        <w:t xml:space="preserve"> the hardware clears </w:t>
+      </w:r>
+      <w:r>
+        <w:rPr>
+          <w:rStyle w:val="VerbatimChar"/>
+          <w:sz w:val="20"/>
+        </w:rPr>
+        <w:t>init_mode</w:t>
+      </w:r>
+      <w:r>
+        <w:rPr>
+          <w:sz w:val="20"/>
+        </w:rPr>
+        <w:t xml:space="preserve"> in the cycle the ICW4 write takes effect. The clear is a hardware-precedence </w:t>
+      </w:r>
+      <w:r>
+        <w:rPr>
+          <w:rStyle w:val="VerbatimChar"/>
+          <w:sz w:val="20"/>
+        </w:rPr>
+        <w:t>hwclr</w:t>
+      </w:r>
+      <w:r>
+        <w:rPr>
+          <w:sz w:val="20"/>
+        </w:rPr>
+        <w:t xml:space="preserve"> in the register block, so a PIC_CONFIG write landing in that same cycle cannot swallow it: the software write still takes for </w:t>
+      </w:r>
+      <w:r>
+        <w:rPr>
+          <w:rStyle w:val="VerbatimChar"/>
+          <w:sz w:val="20"/>
+        </w:rPr>
+        <w:t>pic_enable</w:t>
+      </w:r>
+      <w:r>
+        <w:rPr>
+          <w:sz w:val="20"/>
+        </w:rPr>
+        <w:t xml:space="preserve"> and </w:t>
+      </w:r>
+      <w:r>
+        <w:rPr>
+          <w:rStyle w:val="VerbatimChar"/>
+          <w:sz w:val="20"/>
+        </w:rPr>
+        <w:t>auto_reset_init</w:t>
+      </w:r>
+      <w:r>
+        <w:rPr>
+          <w:sz w:val="20"/>
+        </w:rPr>
+        <w:t xml:space="preserve">, and the clear still wins for bit 1. </w:t>
+      </w:r>
+      <w:r>
+        <w:rPr>
+          <w:rStyle w:val="VerbatimChar"/>
+          <w:sz w:val="20"/>
+        </w:rPr>
+        <w:t>auto_reset_init</w:t>
+      </w:r>
+      <w:r>
+        <w:rPr>
+          <w:sz w:val="20"/>
+        </w:rPr>
+        <w:t xml:space="preserve"> has no other effect.</w:t>
       </w:r>
     </w:p>
     <w:p>
       <w:pPr>
-        <w:pStyle w:val="FirstParagraph"/>
-        <w:rPr/>
-      </w:pPr>
+        <w:pStyle w:val="BodyText"/>
+        <w:rPr/>
+      </w:pPr>
+      <w:bookmarkStart w:id="60" w:name="global-configuration"/>
+      <w:bookmarkStart w:id="61" w:name="pic_config-offset-0x00-rw"/>
       <w:r>
         <w:rPr>
           <w:sz w:val="20"/>
         </w:rPr>
-        <w:t>All ICW registers are write-only; reading them returns 0.</w:t>
-      </w:r>
+        <w:t>Re-initialization: an ICW1 write clears IRR, ISR and special mask mode, disarms rotate-on-AEOI and restores the priority base to 7 (IRQ0 highest), as it does on a real 8259A. Two departures from the datasheet remain. First, only INIT_IDLE and INIT_COMPLETE honor ICW1 as a sequence start – an ICW1 write while the FSM is mid-sequence (WAIT_ICW2/3/4) clears the state above but does not restart the step counter. Second, ICW1 does not touch the ICW4 storage, so an IC4=0 re-initialization keeps whatever ICW4 last held (reset value uPM=1, AEOI=0) where a real part would assume zeros; write ICW4 explicitly if AEOI must be off.</w:t>
+      </w:r>
+      <w:bookmarkEnd w:id="60"/>
+      <w:bookmarkEnd w:id="61"/>
     </w:p>
     <w:p>
       <w:pPr>
@@ -8377,8 +8973,7 @@
         <w:spacing w:before="200" w:after="80"/>
         <w:rPr/>
       </w:pPr>
-      <w:bookmarkStart w:id="62" w:name="__RefHeading___Toc3194_1927110876"/>
-      <w:bookmarkStart w:id="63" w:name="pic_icw1-offset-0x04-wo"/>
+      <w:bookmarkStart w:id="62" w:name="__RefHeading___Toc4027_4073099194"/>
       <w:bookmarkEnd w:id="62"/>
       <w:r>
         <w:rPr>
@@ -8387,13 +8982,53 @@
           <w:color w:val="404040"/>
           <w:sz w:val="24"/>
         </w:rPr>
-        <w:t>3.3.1</w:t>
+        <w:t>3.2.3</w:t>
       </w:r>
       <w:r>
         <w:rPr>
           <w:b/>
           <w:color w:val="404040"/>
           <w:sz w:val="24"/>
+        </w:rPr>
+        <w:tab/>
+        <w:t>Initialization Command Words (ICW)</w:t>
+      </w:r>
+    </w:p>
+    <w:p>
+      <w:pPr>
+        <w:pStyle w:val="FirstParagraph"/>
+        <w:rPr/>
+      </w:pPr>
+      <w:r>
+        <w:rPr>
+          <w:sz w:val="20"/>
+        </w:rPr>
+        <w:t>All ICW registers are write-only; reading them returns 0.</w:t>
+      </w:r>
+    </w:p>
+    <w:p>
+      <w:pPr>
+        <w:pStyle w:val="Heading4"/>
+        <w:spacing w:before="160" w:after="80"/>
+        <w:rPr/>
+      </w:pPr>
+      <w:bookmarkStart w:id="63" w:name="pic_icw1-offset-0x04-wo"/>
+      <w:r>
+        <w:rPr>
+          <w:rStyle w:val="SectionNumber"/>
+          <w:b/>
+          <w:i/>
+          <w:color w:val="404040"/>
+          <w:sz w:val="22"/>
+        </w:rPr>
+        <w:t>3.2.3.1</w:t>
+      </w:r>
+      <w:r>
+        <w:rPr>
+          <w:b/>
+          <w:i/>
+          <w:color w:val="404040"/>
+          <w:sz w:val="22"/>
         </w:rPr>
         <w:tab/>
         <w:t>PIC_ICW1 (Offset 0x04, WO)</w:t>
@@ -8818,7 +9453,7 @@
                 <w:szCs w:val="24"/>
                 <w:lang w:val="en-US" w:eastAsia="en-US" w:bidi="ar-SA"/>
               </w:rPr>
-              <w:t>1 = single mode (no cascade), 0 = cascade mode</w:t>
+              <w:t>1 = single mode (no ICW3 in the sequence), 0 = cascade mode (ICW3 expected)</w:t>
             </w:r>
           </w:p>
         </w:tc>
@@ -8945,7 +9580,7 @@
                 <w:szCs w:val="24"/>
                 <w:lang w:val="en-US" w:eastAsia="en-US" w:bidi="ar-SA"/>
               </w:rPr>
-              <w:t>Call address interval (8080/8085 mode only)</w:t>
+              <w:t>Call address interval (8080/8085 mode only; storage)</w:t>
             </w:r>
           </w:p>
         </w:tc>
@@ -9199,7 +9834,7 @@
                 <w:szCs w:val="24"/>
                 <w:lang w:val="en-US" w:eastAsia="en-US" w:bidi="ar-SA"/>
               </w:rPr>
-              <w:t>Always 1 to identify ICW1 (8259A compatibility)</w:t>
+              <w:t>Resets to 1 (8259A ICW1 identifier); plain writable storage – hardware does not enforce or check it</w:t>
             </w:r>
           </w:p>
         </w:tc>
@@ -9342,32 +9977,32 @@
         <w:rPr>
           <w:sz w:val="20"/>
         </w:rPr>
-        <w:t>Note: the RTL stores only bits [4:0]. The legacy A7-A5 vector bits of an MCS-80 8259A are not implemented here.</w:t>
+        <w:t>Note: the RTL stores only bits [4:0]. The legacy A7-A5 vector bits of an MCS-80 8259A are not implemented here. SNGL’s only hardware effect is whether the init FSM waits for ICW3.</w:t>
       </w:r>
       <w:bookmarkEnd w:id="64"/>
     </w:p>
     <w:p>
       <w:pPr>
-        <w:pStyle w:val="Heading3"/>
-        <w:spacing w:before="200" w:after="80"/>
-        <w:rPr/>
-      </w:pPr>
-      <w:bookmarkStart w:id="65" w:name="__RefHeading___Toc3196_1927110876"/>
-      <w:bookmarkEnd w:id="65"/>
+        <w:pStyle w:val="Heading4"/>
+        <w:spacing w:before="160" w:after="80"/>
+        <w:rPr/>
+      </w:pPr>
       <w:r>
         <w:rPr>
           <w:rStyle w:val="SectionNumber"/>
           <w:b/>
+          <w:i/>
           <w:color w:val="404040"/>
-          <w:sz w:val="24"/>
-        </w:rPr>
-        <w:t>3.3.2</w:t>
+          <w:sz w:val="22"/>
+        </w:rPr>
+        <w:t>3.2.3.2</w:t>
       </w:r>
       <w:r>
         <w:rPr>
           <w:b/>
+          <w:i/>
           <w:color w:val="404040"/>
-          <w:sz w:val="24"/>
+          <w:sz w:val="22"/>
         </w:rPr>
         <w:tab/>
         <w:t>PIC_ICW2 (Offset 0x08, WO)</w:t>
@@ -9665,7 +10300,7 @@
                 <w:szCs w:val="24"/>
                 <w:lang w:val="en-US" w:eastAsia="en-US" w:bidi="ar-SA"/>
               </w:rPr>
-              <w:t xml:space="preserve">Interrupt vector base. The delivered vector is </w:t>
+              <w:t xml:space="preserve">Interrupt vector base. The vector returned by PIC_INTA is </w:t>
             </w:r>
             <w:r>
               <w:rPr>
@@ -9676,6 +10311,16 @@
                 <w:lang w:val="en-US" w:eastAsia="en-US" w:bidi="ar-SA"/>
               </w:rPr>
               <w:t>{vector_base[7:3], irq[2:0]}</w:t>
+            </w:r>
+            <w:r>
+              <w:rPr>
+                <w:rFonts w:eastAsia="Cambria" w:cs=""/>
+                <w:kern w:val="0"/>
+                <w:sz w:val="24"/>
+                <w:szCs w:val="24"/>
+                <w:lang w:val="en-US" w:eastAsia="en-US" w:bidi="ar-SA"/>
+              </w:rPr>
+              <w:t>; bits [2:0] written here never reach it</w:t>
             </w:r>
           </w:p>
         </w:tc>
@@ -9804,34 +10449,34 @@
               </w:rPr>
               <w:t>Reserved</w:t>
             </w:r>
-            <w:bookmarkStart w:id="66" w:name="pic_icw2-offset-0x08-wo"/>
-            <w:bookmarkEnd w:id="66"/>
+            <w:bookmarkStart w:id="65" w:name="pic_icw2-offset-0x08-wo"/>
+            <w:bookmarkEnd w:id="65"/>
           </w:p>
         </w:tc>
       </w:tr>
     </w:tbl>
     <w:p>
       <w:pPr>
-        <w:pStyle w:val="Heading3"/>
-        <w:spacing w:before="200" w:after="80"/>
-        <w:rPr/>
-      </w:pPr>
-      <w:bookmarkStart w:id="67" w:name="__RefHeading___Toc3198_1927110876"/>
-      <w:bookmarkEnd w:id="67"/>
+        <w:pStyle w:val="Heading4"/>
+        <w:spacing w:before="160" w:after="80"/>
+        <w:rPr/>
+      </w:pPr>
       <w:r>
         <w:rPr>
           <w:rStyle w:val="SectionNumber"/>
           <w:b/>
+          <w:i/>
           <w:color w:val="404040"/>
-          <w:sz w:val="24"/>
-        </w:rPr>
-        <w:t>3.3.3</w:t>
+          <w:sz w:val="22"/>
+        </w:rPr>
+        <w:t>3.2.3.3</w:t>
       </w:r>
       <w:r>
         <w:rPr>
           <w:b/>
+          <w:i/>
           <w:color w:val="404040"/>
-          <w:sz w:val="24"/>
+          <w:sz w:val="22"/>
         </w:rPr>
         <w:tab/>
         <w:t>PIC_ICW3 (Offset 0x0C, WO)</w:t>
@@ -9846,7 +10491,32 @@
         <w:rPr>
           <w:sz w:val="20"/>
         </w:rPr>
-        <w:t>Cascade configuration. See the implementation note below - this register is stored but has no functional effect in the current RTL.</w:t>
+        <w:t>Cascade configuration, and it is READ by the core (RLB/pic_8259 TASK-001). Write-only to software, which is the real 8259A behaviour – a read returns 0.</w:t>
+      </w:r>
+    </w:p>
+    <w:p>
+      <w:pPr>
+        <w:pStyle w:val="BodyText"/>
+        <w:rPr/>
+      </w:pPr>
+      <w:r>
+        <w:rPr>
+          <w:sz w:val="20"/>
+        </w:rPr>
+        <w:t xml:space="preserve">This block has no CAS or SP/EN pins: it acknowledges by an APB read of PIC_INTA, so there is no second INTA pulse on which a master could broadcast a slave ID. The equivalent is that a master whose acknowledged level is marked here returns the SLAVE’s vector and forwards the acknowledge down. Covered by </w:t>
+      </w:r>
+      <w:r>
+        <w:rPr>
+          <w:rStyle w:val="VerbatimChar"/>
+          <w:sz w:val="20"/>
+        </w:rPr>
+        <w:t>dv/tests/test_pic_8259_cascade.py</w:t>
+      </w:r>
+      <w:r>
+        <w:rPr>
+          <w:sz w:val="20"/>
+        </w:rPr>
+        <w:t xml:space="preserve"> (RLB/pic_8259 TASK-001).</w:t>
       </w:r>
     </w:p>
     <w:p>
@@ -9891,27 +10561,26 @@
     </w:p>
     <w:p>
       <w:pPr>
-        <w:pStyle w:val="Heading3"/>
-        <w:spacing w:before="200" w:after="80"/>
-        <w:rPr/>
-      </w:pPr>
-      <w:bookmarkStart w:id="68" w:name="__RefHeading___Toc3200_1927110876"/>
-      <w:bookmarkStart w:id="69" w:name="pic_icw4-offset-0x10-wo"/>
-      <w:bookmarkEnd w:id="68"/>
+        <w:pStyle w:val="Heading4"/>
+        <w:spacing w:before="160" w:after="80"/>
+        <w:rPr/>
+      </w:pPr>
       <w:r>
         <w:rPr>
           <w:rStyle w:val="SectionNumber"/>
           <w:b/>
+          <w:i/>
           <w:color w:val="404040"/>
-          <w:sz w:val="24"/>
-        </w:rPr>
-        <w:t>3.3.4</w:t>
+          <w:sz w:val="22"/>
+        </w:rPr>
+        <w:t>3.2.3.4</w:t>
       </w:r>
       <w:r>
         <w:rPr>
           <w:b/>
+          <w:i/>
           <w:color w:val="404040"/>
-          <w:sz w:val="24"/>
+          <w:sz w:val="22"/>
         </w:rPr>
         <w:tab/>
         <w:t>PIC_ICW4 (Offset 0x10, WO)</w:t>
@@ -10209,7 +10878,7 @@
                 <w:szCs w:val="24"/>
                 <w:lang w:val="en-US" w:eastAsia="en-US" w:bidi="ar-SA"/>
               </w:rPr>
-              <w:t>1 = 8086/8088 mode, 0 = 8080/8085 mode</w:t>
+              <w:t>1 = 8086/8088 mode, 0 = 8080/8085 mode (storage; the vector is always the 8086 form)</w:t>
             </w:r>
           </w:p>
         </w:tc>
@@ -10336,7 +11005,7 @@
                 <w:szCs w:val="24"/>
                 <w:lang w:val="en-US" w:eastAsia="en-US" w:bidi="ar-SA"/>
               </w:rPr>
-              <w:t>Automatic EOI mode (see implementation note)</w:t>
+              <w:t>Automatic EOI: the acknowledge retires the level at once (see PIC_INTA)</w:t>
             </w:r>
           </w:p>
         </w:tc>
@@ -10463,7 +11132,7 @@
                 <w:szCs w:val="24"/>
                 <w:lang w:val="en-US" w:eastAsia="en-US" w:bidi="ar-SA"/>
               </w:rPr>
-              <w:t>Buffered-mode select: 00=non-buffered, 10=buffered slave, 11=buffered master</w:t>
+              <w:t>Buffered-mode select: 00=non-buffered, 10=buffered slave, 11=buffered master. Storage only</w:t>
             </w:r>
           </w:p>
         </w:tc>
@@ -10590,7 +11259,7 @@
                 <w:szCs w:val="24"/>
                 <w:lang w:val="en-US" w:eastAsia="en-US" w:bidi="ar-SA"/>
               </w:rPr>
-              <w:t>Special fully nested mode (see implementation note)</w:t>
+              <w:t>Special fully nested mode. Storage only – the ordinary fully nested rule runs regardless</w:t>
             </w:r>
           </w:p>
         </w:tc>
@@ -10719,115 +11388,22 @@
               </w:rPr>
               <w:t>Reserved</w:t>
             </w:r>
+            <w:bookmarkStart w:id="66" w:name="initialization-command-words-icw"/>
+            <w:bookmarkStart w:id="67" w:name="pic_icw4-offset-0x10-wo"/>
+            <w:bookmarkEnd w:id="66"/>
+            <w:bookmarkEnd w:id="67"/>
           </w:p>
         </w:tc>
       </w:tr>
     </w:tbl>
     <w:p>
       <w:pPr>
-        <w:pStyle w:val="Normal"/>
-        <w:rPr/>
-      </w:pPr>
-      <w:bookmarkStart w:id="70" w:name="initialization-command-words-icw"/>
-      <w:bookmarkStart w:id="71" w:name="pic_icw4-offset-0x10-wo"/>
-      <w:r>
-        <w:rPr/>
-        <mc:AlternateContent>
-          <mc:Choice Requires="wps">
-            <w:drawing>
-              <wp:inline distT="0" distB="0" distL="0" distR="0">
-                <wp:extent cx="635" cy="19050"/>
-                <wp:effectExtent l="0" t="0" r="0" b="0"/>
-                <wp:docPr id="18" name=""/>
-                <a:graphic xmlns:a="http://schemas.openxmlformats.org/drawingml/2006/main">
-                  <a:graphicData uri="http://schemas.microsoft.com/office/word/2010/wordprocessingShape">
-                    <wps:wsp>
-                      <wps:cNvSpPr/>
-                      <wps:nvSpPr>
-                        <wps:cNvPr id="19" name=""/>
-                        <wps:cNvSpPr/>
-                      </wps:nvSpPr>
-                      <wps:spPr>
-                        <a:xfrm>
-                          <a:off x="0" y="0"/>
-                          <a:ext cx="720" cy="19080"/>
-                        </a:xfrm>
-                        <a:prstGeom prst="rect">
-                          <a:avLst/>
-                        </a:prstGeom>
-                        <a:solidFill>
-                          <a:srgbClr val="ffffff"/>
-                        </a:solidFill>
-                        <a:ln w="0">
-                          <a:solidFill>
-                            <a:srgbClr val="000000"/>
-                          </a:solidFill>
-                        </a:ln>
-                      </wps:spPr>
-                      <wps:bodyPr/>
-                    </wps:wsp>
-                  </a:graphicData>
-                </a:graphic>
-                <wp14:sizeRelH relativeFrom="page">
-                  <wp14:pctWidth>100000</wp14:pctWidth>
-                </wp14:sizeRelH>
-              </wp:inline>
-            </w:drawing>
-          </mc:Choice>
-          <mc:Fallback>
-            <w:pict>
-              <v:rect id="shape_0" fillcolor="white" stroked="t" o:allowincell="f" style="position:absolute;margin-left:0pt;margin-top:-1.55pt;width:0pt;height:1.45pt;mso-wrap-style:none;v-text-anchor:middle;mso-position-horizontal:center;mso-position-vertical:top">
-                <v:fill o:detectmouseclick="t" type="solid" color2="black"/>
-                <v:stroke color="black" joinstyle="round" endcap="flat"/>
-                <w10:wrap type="topAndBottom"/>
-              </v:rect>
-            </w:pict>
-          </mc:Fallback>
-        </mc:AlternateContent>
-      </w:r>
-      <w:bookmarkEnd w:id="70"/>
-      <w:bookmarkEnd w:id="71"/>
-    </w:p>
-    <w:p>
-      <w:pPr>
-        <w:pStyle w:val="Heading2"/>
-        <w:pBdr>
-          <w:bottom w:val="single" w:sz="12" w:space="0" w:color="228B22"/>
-        </w:pBdr>
-        <w:spacing w:before="280" w:after="80"/>
-        <w:rPr/>
-      </w:pPr>
-      <w:bookmarkStart w:id="72" w:name="__RefHeading___Toc3202_1927110876"/>
-      <w:bookmarkStart w:id="73" w:name="operation-command-words-ocw"/>
-      <w:bookmarkEnd w:id="72"/>
-      <w:r>
-        <w:rPr>
-          <w:rStyle w:val="SectionNumber"/>
-          <w:b/>
-          <w:color w:val="228B22"/>
-          <w:sz w:val="28"/>
-        </w:rPr>
-        <w:t>3.4</w:t>
-      </w:r>
-      <w:r>
-        <w:rPr>
-          <w:b/>
-          <w:color w:val="228B22"/>
-          <w:sz w:val="28"/>
-        </w:rPr>
-        <w:tab/>
-        <w:t>Operation Command Words (OCW)</w:t>
-      </w:r>
-    </w:p>
-    <w:p>
-      <w:pPr>
         <w:pStyle w:val="Heading3"/>
         <w:spacing w:before="200" w:after="80"/>
         <w:rPr/>
       </w:pPr>
-      <w:bookmarkStart w:id="74" w:name="__RefHeading___Toc3204_1927110876"/>
-      <w:bookmarkStart w:id="75" w:name="Xf33dc31759b1aded98883243873eac039fd6b84"/>
-      <w:bookmarkEnd w:id="74"/>
+      <w:bookmarkStart w:id="68" w:name="__RefHeading___Toc4029_4073099194"/>
+      <w:bookmarkEnd w:id="68"/>
       <w:r>
         <w:rPr>
           <w:rStyle w:val="SectionNumber"/>
@@ -10835,13 +11411,41 @@
           <w:color w:val="404040"/>
           <w:sz w:val="24"/>
         </w:rPr>
-        <w:t>3.4.1</w:t>
+        <w:t>3.2.4</w:t>
       </w:r>
       <w:r>
         <w:rPr>
           <w:b/>
           <w:color w:val="404040"/>
           <w:sz w:val="24"/>
+        </w:rPr>
+        <w:tab/>
+        <w:t>Operation Command Words (OCW)</w:t>
+      </w:r>
+    </w:p>
+    <w:p>
+      <w:pPr>
+        <w:pStyle w:val="Heading4"/>
+        <w:spacing w:before="160" w:after="80"/>
+        <w:rPr/>
+      </w:pPr>
+      <w:bookmarkStart w:id="69" w:name="Xf33dc31759b1aded98883243873eac039fd6b84"/>
+      <w:r>
+        <w:rPr>
+          <w:rStyle w:val="SectionNumber"/>
+          <w:b/>
+          <w:i/>
+          <w:color w:val="404040"/>
+          <w:sz w:val="22"/>
+        </w:rPr>
+        <w:t>3.2.4.1</w:t>
+      </w:r>
+      <w:r>
+        <w:rPr>
+          <w:b/>
+          <w:i/>
+          <w:color w:val="404040"/>
+          <w:sz w:val="22"/>
         </w:rPr>
         <w:tab/>
         <w:t>PIC_OCW1 - Interrupt Mask Register (Offset 0x14, RW)</w:t>
@@ -11376,37 +11980,62 @@
         <w:pStyle w:val="BodyText"/>
         <w:rPr/>
       </w:pPr>
-      <w:bookmarkStart w:id="76" w:name="Xf33dc31759b1aded98883243873eac039fd6b84"/>
       <w:r>
         <w:rPr>
           <w:sz w:val="20"/>
         </w:rPr>
         <w:t>Reset masks all eight interrupts.</w:t>
       </w:r>
-      <w:bookmarkEnd w:id="76"/>
     </w:p>
     <w:p>
       <w:pPr>
-        <w:pStyle w:val="Heading3"/>
-        <w:spacing w:before="200" w:after="80"/>
-        <w:rPr/>
-      </w:pPr>
-      <w:bookmarkStart w:id="77" w:name="__RefHeading___Toc3206_1927110876"/>
-      <w:bookmarkEnd w:id="77"/>
+        <w:pStyle w:val="BodyText"/>
+        <w:rPr/>
+      </w:pPr>
+      <w:r>
+        <w:rPr>
+          <w:sz w:val="20"/>
+        </w:rPr>
+        <w:t xml:space="preserve">The register field is the ONE copy of the mask – the core reads it directly, there is no mirror – so readback is exact from the cycle after the write and the new mask reaches the priority resolver in the same cycle. A masked request stays in the IRR (edge mode) or keeps following its pin (level mode) and is delivered once unmasked; </w:t>
+      </w:r>
+      <w:r>
+        <w:rPr>
+          <w:rStyle w:val="VerbatimChar"/>
+          <w:sz w:val="20"/>
+        </w:rPr>
+        <w:t>int_out</w:t>
+      </w:r>
+      <w:r>
+        <w:rPr>
+          <w:sz w:val="20"/>
+        </w:rPr>
+        <w:t xml:space="preserve"> never asserts for a masked level. The IMR is not written by the init sequence; program it after ICW4.</w:t>
+      </w:r>
+      <w:bookmarkEnd w:id="69"/>
+    </w:p>
+    <w:p>
+      <w:pPr>
+        <w:pStyle w:val="Heading4"/>
+        <w:spacing w:before="160" w:after="80"/>
+        <w:rPr/>
+      </w:pPr>
+      <w:bookmarkStart w:id="70" w:name="pic_ocw2-offset-0x18-wo"/>
       <w:r>
         <w:rPr>
           <w:rStyle w:val="SectionNumber"/>
           <w:b/>
+          <w:i/>
           <w:color w:val="404040"/>
-          <w:sz w:val="24"/>
-        </w:rPr>
-        <w:t>3.4.2</w:t>
+          <w:sz w:val="22"/>
+        </w:rPr>
+        <w:t>3.2.4.2</w:t>
       </w:r>
       <w:r>
         <w:rPr>
           <w:b/>
+          <w:i/>
           <w:color w:val="404040"/>
-          <w:sz w:val="24"/>
+          <w:sz w:val="22"/>
         </w:rPr>
         <w:tab/>
         <w:t>PIC_OCW2 (Offset 0x18, WO)</w:t>
@@ -12108,13 +12737,13 @@
         <w:rPr>
           <w:sz w:val="20"/>
         </w:rPr>
-        <w:t xml:space="preserve"> (bits [7:5] = R, SL, EOI), as decoded by the RTL:</w:t>
+        <w:t xml:space="preserve"> (bits [7:5] = R, SL, EOI), as executed by the RTL. Every command takes effect on the write and only while the PIC is initialized and enabled:</w:t>
       </w:r>
     </w:p>
     <w:tbl>
       <w:tblPr>
         <w:tblStyle w:val="Table"/>
-        <w:tblW w:w="7920" w:type="dxa"/>
+        <w:tblW w:w="5000" w:type="pct"/>
         <w:jc w:val="left"/>
         <w:tblInd w:w="108" w:type="dxa"/>
         <w:tblLayout w:type="fixed"/>
@@ -12127,10 +12756,11 @@
         <w:tblLook w:val="0020" w:noHBand="0" w:noVBand="0" w:firstColumn="0" w:lastRow="0" w:lastColumn="0" w:firstRow="1"/>
       </w:tblPr>
       <w:tblGrid>
-        <w:gridCol w:w="1980"/>
-        <w:gridCol w:w="1980"/>
-        <w:gridCol w:w="1980"/>
-        <w:gridCol w:w="1979"/>
+        <w:gridCol w:w="967"/>
+        <w:gridCol w:w="1292"/>
+        <w:gridCol w:w="1614"/>
+        <w:gridCol w:w="2904"/>
+        <w:gridCol w:w="2583"/>
       </w:tblGrid>
       <w:tr>
         <w:trPr>
@@ -12138,7 +12768,7 @@
         </w:trPr>
         <w:tc>
           <w:tcPr>
-            <w:tcW w:w="1980" w:type="dxa"/>
+            <w:tcW w:w="967" w:type="dxa"/>
             <w:tcBorders>
               <w:bottom w:val="single" w:sz="6" w:space="0" w:color="000000"/>
             </w:tcBorders>
@@ -12174,7 +12804,7 @@
         </w:tc>
         <w:tc>
           <w:tcPr>
-            <w:tcW w:w="1980" w:type="dxa"/>
+            <w:tcW w:w="1292" w:type="dxa"/>
             <w:tcBorders>
               <w:bottom w:val="single" w:sz="6" w:space="0" w:color="000000"/>
             </w:tcBorders>
@@ -12210,7 +12840,7 @@
         </w:tc>
         <w:tc>
           <w:tcPr>
-            <w:tcW w:w="1980" w:type="dxa"/>
+            <w:tcW w:w="1614" w:type="dxa"/>
             <w:tcBorders>
               <w:bottom w:val="single" w:sz="6" w:space="0" w:color="000000"/>
             </w:tcBorders>
@@ -12246,7 +12876,7 @@
         </w:tc>
         <w:tc>
           <w:tcPr>
-            <w:tcW w:w="1979" w:type="dxa"/>
+            <w:tcW w:w="2904" w:type="dxa"/>
             <w:tcBorders>
               <w:bottom w:val="single" w:sz="6" w:space="0" w:color="000000"/>
             </w:tcBorders>
@@ -12280,12 +12910,48 @@
             </w:r>
           </w:p>
         </w:tc>
+        <w:tc>
+          <w:tcPr>
+            <w:tcW w:w="2583" w:type="dxa"/>
+            <w:tcBorders>
+              <w:bottom w:val="single" w:sz="6" w:space="0" w:color="000000"/>
+            </w:tcBorders>
+            <w:shd w:color="auto" w:fill="E0E0E0" w:val="clear"/>
+            <w:vAlign w:val="bottom"/>
+          </w:tcPr>
+          <w:p>
+            <w:pPr>
+              <w:pStyle w:val="Compact"/>
+              <w:widowControl/>
+              <w:spacing w:before="36" w:after="36"/>
+              <w:jc w:val="left"/>
+              <w:rPr>
+                <w:rFonts w:ascii="Cambria" w:hAnsi="Cambria" w:eastAsia="Cambria" w:cs=""/>
+                <w:kern w:val="0"/>
+                <w:sz w:val="24"/>
+                <w:szCs w:val="24"/>
+                <w:lang w:val="en-US" w:eastAsia="en-US" w:bidi="ar-SA"/>
+              </w:rPr>
+            </w:pPr>
+            <w:r>
+              <w:rPr>
+                <w:rFonts w:eastAsia="Cambria" w:cs=""/>
+                <w:b/>
+                <w:kern w:val="0"/>
+                <w:sz w:val="20"/>
+                <w:szCs w:val="24"/>
+                <w:lang w:val="en-US" w:eastAsia="en-US" w:bidi="ar-SA"/>
+              </w:rPr>
+              <w:t>Effect</w:t>
+            </w:r>
+          </w:p>
+        </w:tc>
       </w:tr>
       <w:tr>
         <w:trPr/>
         <w:tc>
           <w:tcPr>
-            <w:tcW w:w="1980" w:type="dxa"/>
+            <w:tcW w:w="967" w:type="dxa"/>
             <w:tcBorders/>
           </w:tcPr>
           <w:p>
@@ -12316,7 +12982,7 @@
         </w:tc>
         <w:tc>
           <w:tcPr>
-            <w:tcW w:w="1980" w:type="dxa"/>
+            <w:tcW w:w="1292" w:type="dxa"/>
             <w:tcBorders/>
           </w:tcPr>
           <w:p>
@@ -12347,7 +13013,7 @@
         </w:tc>
         <w:tc>
           <w:tcPr>
-            <w:tcW w:w="1980" w:type="dxa"/>
+            <w:tcW w:w="1614" w:type="dxa"/>
             <w:tcBorders/>
           </w:tcPr>
           <w:p>
@@ -12378,7 +13044,7 @@
         </w:tc>
         <w:tc>
           <w:tcPr>
-            <w:tcW w:w="1979" w:type="dxa"/>
+            <w:tcW w:w="2904" w:type="dxa"/>
             <w:tcBorders/>
           </w:tcPr>
           <w:p>
@@ -12404,6 +13070,37 @@
                 <w:lang w:val="en-US" w:eastAsia="en-US" w:bidi="ar-SA"/>
               </w:rPr>
               <w:t>Rotate on auto EOI (clear)</w:t>
+            </w:r>
+          </w:p>
+        </w:tc>
+        <w:tc>
+          <w:tcPr>
+            <w:tcW w:w="2583" w:type="dxa"/>
+            <w:tcBorders/>
+          </w:tcPr>
+          <w:p>
+            <w:pPr>
+              <w:pStyle w:val="Compact"/>
+              <w:widowControl/>
+              <w:spacing w:before="36" w:after="36"/>
+              <w:jc w:val="left"/>
+              <w:rPr>
+                <w:rFonts w:ascii="Cambria" w:hAnsi="Cambria" w:eastAsia="Cambria" w:cs=""/>
+                <w:kern w:val="0"/>
+                <w:sz w:val="24"/>
+                <w:szCs w:val="24"/>
+                <w:lang w:val="en-US" w:eastAsia="en-US" w:bidi="ar-SA"/>
+              </w:rPr>
+            </w:pPr>
+            <w:r>
+              <w:rPr>
+                <w:rFonts w:eastAsia="Cambria" w:cs=""/>
+                <w:kern w:val="0"/>
+                <w:sz w:val="24"/>
+                <w:szCs w:val="24"/>
+                <w:lang w:val="en-US" w:eastAsia="en-US" w:bidi="ar-SA"/>
+              </w:rPr>
+              <w:t>Disarms rotate-on-AEOI</w:t>
             </w:r>
           </w:p>
         </w:tc>
@@ -12412,7 +13109,7 @@
         <w:trPr/>
         <w:tc>
           <w:tcPr>
-            <w:tcW w:w="1980" w:type="dxa"/>
+            <w:tcW w:w="967" w:type="dxa"/>
             <w:tcBorders/>
           </w:tcPr>
           <w:p>
@@ -12443,7 +13140,7 @@
         </w:tc>
         <w:tc>
           <w:tcPr>
-            <w:tcW w:w="1980" w:type="dxa"/>
+            <w:tcW w:w="1292" w:type="dxa"/>
             <w:tcBorders/>
           </w:tcPr>
           <w:p>
@@ -12474,7 +13171,7 @@
         </w:tc>
         <w:tc>
           <w:tcPr>
-            <w:tcW w:w="1980" w:type="dxa"/>
+            <w:tcW w:w="1614" w:type="dxa"/>
             <w:tcBorders/>
           </w:tcPr>
           <w:p>
@@ -12505,7 +13202,7 @@
         </w:tc>
         <w:tc>
           <w:tcPr>
-            <w:tcW w:w="1979" w:type="dxa"/>
+            <w:tcW w:w="2904" w:type="dxa"/>
             <w:tcBorders/>
           </w:tcPr>
           <w:p>
@@ -12531,6 +13228,37 @@
                 <w:lang w:val="en-US" w:eastAsia="en-US" w:bidi="ar-SA"/>
               </w:rPr>
               <w:t>Non-specific EOI</w:t>
+            </w:r>
+          </w:p>
+        </w:tc>
+        <w:tc>
+          <w:tcPr>
+            <w:tcW w:w="2583" w:type="dxa"/>
+            <w:tcBorders/>
+          </w:tcPr>
+          <w:p>
+            <w:pPr>
+              <w:pStyle w:val="Compact"/>
+              <w:widowControl/>
+              <w:spacing w:before="36" w:after="36"/>
+              <w:jc w:val="left"/>
+              <w:rPr>
+                <w:rFonts w:ascii="Cambria" w:hAnsi="Cambria" w:eastAsia="Cambria" w:cs=""/>
+                <w:kern w:val="0"/>
+                <w:sz w:val="24"/>
+                <w:szCs w:val="24"/>
+                <w:lang w:val="en-US" w:eastAsia="en-US" w:bidi="ar-SA"/>
+              </w:rPr>
+            </w:pPr>
+            <w:r>
+              <w:rPr>
+                <w:rFonts w:eastAsia="Cambria" w:cs=""/>
+                <w:kern w:val="0"/>
+                <w:sz w:val="24"/>
+                <w:szCs w:val="24"/>
+                <w:lang w:val="en-US" w:eastAsia="en-US" w:bidi="ar-SA"/>
+              </w:rPr>
+              <w:t>Clears the highest-priority in-service bit (in the current rotated order); under special mask mode, the highest-priority in-service bit among the levels that are not masked. No-op when nothing qualifies</w:t>
             </w:r>
           </w:p>
         </w:tc>
@@ -12539,7 +13267,7 @@
         <w:trPr/>
         <w:tc>
           <w:tcPr>
-            <w:tcW w:w="1980" w:type="dxa"/>
+            <w:tcW w:w="967" w:type="dxa"/>
             <w:tcBorders/>
           </w:tcPr>
           <w:p>
@@ -12570,7 +13298,7 @@
         </w:tc>
         <w:tc>
           <w:tcPr>
-            <w:tcW w:w="1980" w:type="dxa"/>
+            <w:tcW w:w="1292" w:type="dxa"/>
             <w:tcBorders/>
           </w:tcPr>
           <w:p>
@@ -12601,7 +13329,7 @@
         </w:tc>
         <w:tc>
           <w:tcPr>
-            <w:tcW w:w="1980" w:type="dxa"/>
+            <w:tcW w:w="1614" w:type="dxa"/>
             <w:tcBorders/>
           </w:tcPr>
           <w:p>
@@ -12632,32 +13360,63 @@
         </w:tc>
         <w:tc>
           <w:tcPr>
-            <w:tcW w:w="1979" w:type="dxa"/>
-            <w:tcBorders/>
-          </w:tcPr>
-          <w:p>
-            <w:pPr>
-              <w:pStyle w:val="Compact"/>
-              <w:widowControl/>
-              <w:spacing w:before="36" w:after="36"/>
-              <w:jc w:val="left"/>
-              <w:rPr>
-                <w:rFonts w:ascii="Cambria" w:hAnsi="Cambria" w:eastAsia="Cambria" w:cs=""/>
-                <w:kern w:val="0"/>
-                <w:sz w:val="24"/>
-                <w:szCs w:val="24"/>
-                <w:lang w:val="en-US" w:eastAsia="en-US" w:bidi="ar-SA"/>
-              </w:rPr>
-            </w:pPr>
-            <w:r>
-              <w:rPr>
-                <w:rFonts w:eastAsia="Cambria" w:cs=""/>
-                <w:kern w:val="0"/>
-                <w:sz w:val="24"/>
-                <w:szCs w:val="24"/>
-                <w:lang w:val="en-US" w:eastAsia="en-US" w:bidi="ar-SA"/>
-              </w:rPr>
-              <w:t>Specific EOI (clears the IR selected by L2-L0)</w:t>
+            <w:tcW w:w="2904" w:type="dxa"/>
+            <w:tcBorders/>
+          </w:tcPr>
+          <w:p>
+            <w:pPr>
+              <w:pStyle w:val="Compact"/>
+              <w:widowControl/>
+              <w:spacing w:before="36" w:after="36"/>
+              <w:jc w:val="left"/>
+              <w:rPr>
+                <w:rFonts w:ascii="Cambria" w:hAnsi="Cambria" w:eastAsia="Cambria" w:cs=""/>
+                <w:kern w:val="0"/>
+                <w:sz w:val="24"/>
+                <w:szCs w:val="24"/>
+                <w:lang w:val="en-US" w:eastAsia="en-US" w:bidi="ar-SA"/>
+              </w:rPr>
+            </w:pPr>
+            <w:r>
+              <w:rPr>
+                <w:rFonts w:eastAsia="Cambria" w:cs=""/>
+                <w:kern w:val="0"/>
+                <w:sz w:val="24"/>
+                <w:szCs w:val="24"/>
+                <w:lang w:val="en-US" w:eastAsia="en-US" w:bidi="ar-SA"/>
+              </w:rPr>
+              <w:t>Specific EOI</w:t>
+            </w:r>
+          </w:p>
+        </w:tc>
+        <w:tc>
+          <w:tcPr>
+            <w:tcW w:w="2583" w:type="dxa"/>
+            <w:tcBorders/>
+          </w:tcPr>
+          <w:p>
+            <w:pPr>
+              <w:pStyle w:val="Compact"/>
+              <w:widowControl/>
+              <w:spacing w:before="36" w:after="36"/>
+              <w:jc w:val="left"/>
+              <w:rPr>
+                <w:rFonts w:ascii="Cambria" w:hAnsi="Cambria" w:eastAsia="Cambria" w:cs=""/>
+                <w:kern w:val="0"/>
+                <w:sz w:val="24"/>
+                <w:szCs w:val="24"/>
+                <w:lang w:val="en-US" w:eastAsia="en-US" w:bidi="ar-SA"/>
+              </w:rPr>
+            </w:pPr>
+            <w:r>
+              <w:rPr>
+                <w:rFonts w:eastAsia="Cambria" w:cs=""/>
+                <w:kern w:val="0"/>
+                <w:sz w:val="24"/>
+                <w:szCs w:val="24"/>
+                <w:lang w:val="en-US" w:eastAsia="en-US" w:bidi="ar-SA"/>
+              </w:rPr>
+              <w:t>Clears ISR[L2-L0]</w:t>
             </w:r>
           </w:p>
         </w:tc>
@@ -12666,7 +13425,38 @@
         <w:trPr/>
         <w:tc>
           <w:tcPr>
-            <w:tcW w:w="1980" w:type="dxa"/>
+            <w:tcW w:w="967" w:type="dxa"/>
+            <w:tcBorders/>
+          </w:tcPr>
+          <w:p>
+            <w:pPr>
+              <w:pStyle w:val="Compact"/>
+              <w:widowControl/>
+              <w:spacing w:before="36" w:after="36"/>
+              <w:jc w:val="left"/>
+              <w:rPr>
+                <w:rFonts w:ascii="Cambria" w:hAnsi="Cambria" w:eastAsia="Cambria" w:cs=""/>
+                <w:kern w:val="0"/>
+                <w:sz w:val="24"/>
+                <w:szCs w:val="24"/>
+                <w:lang w:val="en-US" w:eastAsia="en-US" w:bidi="ar-SA"/>
+              </w:rPr>
+            </w:pPr>
+            <w:r>
+              <w:rPr>
+                <w:rFonts w:eastAsia="Cambria" w:cs=""/>
+                <w:kern w:val="0"/>
+                <w:sz w:val="24"/>
+                <w:szCs w:val="24"/>
+                <w:lang w:val="en-US" w:eastAsia="en-US" w:bidi="ar-SA"/>
+              </w:rPr>
+              <w:t>0</w:t>
+            </w:r>
+          </w:p>
+        </w:tc>
+        <w:tc>
+          <w:tcPr>
+            <w:tcW w:w="1292" w:type="dxa"/>
             <w:tcBorders/>
           </w:tcPr>
           <w:p>
@@ -12697,7 +13487,7 @@
         </w:tc>
         <w:tc>
           <w:tcPr>
-            <w:tcW w:w="1980" w:type="dxa"/>
+            <w:tcW w:w="1614" w:type="dxa"/>
             <w:tcBorders/>
           </w:tcPr>
           <w:p>
@@ -12728,63 +13518,63 @@
         </w:tc>
         <w:tc>
           <w:tcPr>
-            <w:tcW w:w="1980" w:type="dxa"/>
-            <w:tcBorders/>
-          </w:tcPr>
-          <w:p>
-            <w:pPr>
-              <w:pStyle w:val="Compact"/>
-              <w:widowControl/>
-              <w:spacing w:before="36" w:after="36"/>
-              <w:jc w:val="left"/>
-              <w:rPr>
-                <w:rFonts w:ascii="Cambria" w:hAnsi="Cambria" w:eastAsia="Cambria" w:cs=""/>
-                <w:kern w:val="0"/>
-                <w:sz w:val="24"/>
-                <w:szCs w:val="24"/>
-                <w:lang w:val="en-US" w:eastAsia="en-US" w:bidi="ar-SA"/>
-              </w:rPr>
-            </w:pPr>
-            <w:r>
-              <w:rPr>
-                <w:rFonts w:eastAsia="Cambria" w:cs=""/>
-                <w:kern w:val="0"/>
-                <w:sz w:val="24"/>
-                <w:szCs w:val="24"/>
-                <w:lang w:val="en-US" w:eastAsia="en-US" w:bidi="ar-SA"/>
-              </w:rPr>
-              <w:t>0</w:t>
-            </w:r>
-          </w:p>
-        </w:tc>
-        <w:tc>
-          <w:tcPr>
-            <w:tcW w:w="1979" w:type="dxa"/>
-            <w:tcBorders/>
-          </w:tcPr>
-          <w:p>
-            <w:pPr>
-              <w:pStyle w:val="Compact"/>
-              <w:widowControl/>
-              <w:spacing w:before="36" w:after="36"/>
-              <w:jc w:val="left"/>
-              <w:rPr>
-                <w:rFonts w:ascii="Cambria" w:hAnsi="Cambria" w:eastAsia="Cambria" w:cs=""/>
-                <w:kern w:val="0"/>
-                <w:sz w:val="24"/>
-                <w:szCs w:val="24"/>
-                <w:lang w:val="en-US" w:eastAsia="en-US" w:bidi="ar-SA"/>
-              </w:rPr>
-            </w:pPr>
-            <w:r>
-              <w:rPr>
-                <w:rFonts w:eastAsia="Cambria" w:cs=""/>
-                <w:kern w:val="0"/>
-                <w:sz w:val="24"/>
-                <w:szCs w:val="24"/>
-                <w:lang w:val="en-US" w:eastAsia="en-US" w:bidi="ar-SA"/>
-              </w:rPr>
-              <w:t>Rotate on auto EOI (set)</w:t>
+            <w:tcW w:w="2904" w:type="dxa"/>
+            <w:tcBorders/>
+          </w:tcPr>
+          <w:p>
+            <w:pPr>
+              <w:pStyle w:val="Compact"/>
+              <w:widowControl/>
+              <w:spacing w:before="36" w:after="36"/>
+              <w:jc w:val="left"/>
+              <w:rPr>
+                <w:rFonts w:ascii="Cambria" w:hAnsi="Cambria" w:eastAsia="Cambria" w:cs=""/>
+                <w:kern w:val="0"/>
+                <w:sz w:val="24"/>
+                <w:szCs w:val="24"/>
+                <w:lang w:val="en-US" w:eastAsia="en-US" w:bidi="ar-SA"/>
+              </w:rPr>
+            </w:pPr>
+            <w:r>
+              <w:rPr>
+                <w:rFonts w:eastAsia="Cambria" w:cs=""/>
+                <w:kern w:val="0"/>
+                <w:sz w:val="24"/>
+                <w:szCs w:val="24"/>
+                <w:lang w:val="en-US" w:eastAsia="en-US" w:bidi="ar-SA"/>
+              </w:rPr>
+              <w:t>No operation</w:t>
+            </w:r>
+          </w:p>
+        </w:tc>
+        <w:tc>
+          <w:tcPr>
+            <w:tcW w:w="2583" w:type="dxa"/>
+            <w:tcBorders/>
+          </w:tcPr>
+          <w:p>
+            <w:pPr>
+              <w:pStyle w:val="Compact"/>
+              <w:widowControl/>
+              <w:spacing w:before="36" w:after="36"/>
+              <w:jc w:val="left"/>
+              <w:rPr>
+                <w:rFonts w:ascii="Cambria" w:hAnsi="Cambria" w:eastAsia="Cambria" w:cs=""/>
+                <w:kern w:val="0"/>
+                <w:sz w:val="24"/>
+                <w:szCs w:val="24"/>
+                <w:lang w:val="en-US" w:eastAsia="en-US" w:bidi="ar-SA"/>
+              </w:rPr>
+            </w:pPr>
+            <w:r>
+              <w:rPr>
+                <w:rFonts w:eastAsia="Cambria" w:cs=""/>
+                <w:kern w:val="0"/>
+                <w:sz w:val="24"/>
+                <w:szCs w:val="24"/>
+                <w:lang w:val="en-US" w:eastAsia="en-US" w:bidi="ar-SA"/>
+              </w:rPr>
+              <w:t>Same as a real 8259A</w:t>
             </w:r>
           </w:p>
         </w:tc>
@@ -12793,7 +13583,7 @@
         <w:trPr/>
         <w:tc>
           <w:tcPr>
-            <w:tcW w:w="1980" w:type="dxa"/>
+            <w:tcW w:w="967" w:type="dxa"/>
             <w:tcBorders/>
           </w:tcPr>
           <w:p>
@@ -12824,7 +13614,7 @@
         </w:tc>
         <w:tc>
           <w:tcPr>
-            <w:tcW w:w="1980" w:type="dxa"/>
+            <w:tcW w:w="1292" w:type="dxa"/>
             <w:tcBorders/>
           </w:tcPr>
           <w:p>
@@ -12855,63 +13645,94 @@
         </w:tc>
         <w:tc>
           <w:tcPr>
-            <w:tcW w:w="1980" w:type="dxa"/>
-            <w:tcBorders/>
-          </w:tcPr>
-          <w:p>
-            <w:pPr>
-              <w:pStyle w:val="Compact"/>
-              <w:widowControl/>
-              <w:spacing w:before="36" w:after="36"/>
-              <w:jc w:val="left"/>
-              <w:rPr>
-                <w:rFonts w:ascii="Cambria" w:hAnsi="Cambria" w:eastAsia="Cambria" w:cs=""/>
-                <w:kern w:val="0"/>
-                <w:sz w:val="24"/>
-                <w:szCs w:val="24"/>
-                <w:lang w:val="en-US" w:eastAsia="en-US" w:bidi="ar-SA"/>
-              </w:rPr>
-            </w:pPr>
-            <w:r>
-              <w:rPr>
-                <w:rFonts w:eastAsia="Cambria" w:cs=""/>
-                <w:kern w:val="0"/>
-                <w:sz w:val="24"/>
-                <w:szCs w:val="24"/>
-                <w:lang w:val="en-US" w:eastAsia="en-US" w:bidi="ar-SA"/>
-              </w:rPr>
-              <w:t>1</w:t>
-            </w:r>
-          </w:p>
-        </w:tc>
-        <w:tc>
-          <w:tcPr>
-            <w:tcW w:w="1979" w:type="dxa"/>
-            <w:tcBorders/>
-          </w:tcPr>
-          <w:p>
-            <w:pPr>
-              <w:pStyle w:val="Compact"/>
-              <w:widowControl/>
-              <w:spacing w:before="36" w:after="36"/>
-              <w:jc w:val="left"/>
-              <w:rPr>
-                <w:rFonts w:ascii="Cambria" w:hAnsi="Cambria" w:eastAsia="Cambria" w:cs=""/>
-                <w:kern w:val="0"/>
-                <w:sz w:val="24"/>
-                <w:szCs w:val="24"/>
-                <w:lang w:val="en-US" w:eastAsia="en-US" w:bidi="ar-SA"/>
-              </w:rPr>
-            </w:pPr>
-            <w:r>
-              <w:rPr>
-                <w:rFonts w:eastAsia="Cambria" w:cs=""/>
-                <w:kern w:val="0"/>
-                <w:sz w:val="24"/>
-                <w:szCs w:val="24"/>
-                <w:lang w:val="en-US" w:eastAsia="en-US" w:bidi="ar-SA"/>
-              </w:rPr>
-              <w:t>Rotate on non-specific EOI</w:t>
+            <w:tcW w:w="1614" w:type="dxa"/>
+            <w:tcBorders/>
+          </w:tcPr>
+          <w:p>
+            <w:pPr>
+              <w:pStyle w:val="Compact"/>
+              <w:widowControl/>
+              <w:spacing w:before="36" w:after="36"/>
+              <w:jc w:val="left"/>
+              <w:rPr>
+                <w:rFonts w:ascii="Cambria" w:hAnsi="Cambria" w:eastAsia="Cambria" w:cs=""/>
+                <w:kern w:val="0"/>
+                <w:sz w:val="24"/>
+                <w:szCs w:val="24"/>
+                <w:lang w:val="en-US" w:eastAsia="en-US" w:bidi="ar-SA"/>
+              </w:rPr>
+            </w:pPr>
+            <w:r>
+              <w:rPr>
+                <w:rFonts w:eastAsia="Cambria" w:cs=""/>
+                <w:kern w:val="0"/>
+                <w:sz w:val="24"/>
+                <w:szCs w:val="24"/>
+                <w:lang w:val="en-US" w:eastAsia="en-US" w:bidi="ar-SA"/>
+              </w:rPr>
+              <w:t>0</w:t>
+            </w:r>
+          </w:p>
+        </w:tc>
+        <w:tc>
+          <w:tcPr>
+            <w:tcW w:w="2904" w:type="dxa"/>
+            <w:tcBorders/>
+          </w:tcPr>
+          <w:p>
+            <w:pPr>
+              <w:pStyle w:val="Compact"/>
+              <w:widowControl/>
+              <w:spacing w:before="36" w:after="36"/>
+              <w:jc w:val="left"/>
+              <w:rPr>
+                <w:rFonts w:ascii="Cambria" w:hAnsi="Cambria" w:eastAsia="Cambria" w:cs=""/>
+                <w:kern w:val="0"/>
+                <w:sz w:val="24"/>
+                <w:szCs w:val="24"/>
+                <w:lang w:val="en-US" w:eastAsia="en-US" w:bidi="ar-SA"/>
+              </w:rPr>
+            </w:pPr>
+            <w:r>
+              <w:rPr>
+                <w:rFonts w:eastAsia="Cambria" w:cs=""/>
+                <w:kern w:val="0"/>
+                <w:sz w:val="24"/>
+                <w:szCs w:val="24"/>
+                <w:lang w:val="en-US" w:eastAsia="en-US" w:bidi="ar-SA"/>
+              </w:rPr>
+              <w:t>Rotate on auto EOI (set)</w:t>
+            </w:r>
+          </w:p>
+        </w:tc>
+        <w:tc>
+          <w:tcPr>
+            <w:tcW w:w="2583" w:type="dxa"/>
+            <w:tcBorders/>
+          </w:tcPr>
+          <w:p>
+            <w:pPr>
+              <w:pStyle w:val="Compact"/>
+              <w:widowControl/>
+              <w:spacing w:before="36" w:after="36"/>
+              <w:jc w:val="left"/>
+              <w:rPr>
+                <w:rFonts w:ascii="Cambria" w:hAnsi="Cambria" w:eastAsia="Cambria" w:cs=""/>
+                <w:kern w:val="0"/>
+                <w:sz w:val="24"/>
+                <w:szCs w:val="24"/>
+                <w:lang w:val="en-US" w:eastAsia="en-US" w:bidi="ar-SA"/>
+              </w:rPr>
+            </w:pPr>
+            <w:r>
+              <w:rPr>
+                <w:rFonts w:eastAsia="Cambria" w:cs=""/>
+                <w:kern w:val="0"/>
+                <w:sz w:val="24"/>
+                <w:szCs w:val="24"/>
+                <w:lang w:val="en-US" w:eastAsia="en-US" w:bidi="ar-SA"/>
+              </w:rPr>
+              <w:t>Arms rotate-on-AEOI: in AEOI mode each acknowledge then makes the acknowledged level lowest priority</w:t>
             </w:r>
           </w:p>
         </w:tc>
@@ -12920,7 +13741,7 @@
         <w:trPr/>
         <w:tc>
           <w:tcPr>
-            <w:tcW w:w="1980" w:type="dxa"/>
+            <w:tcW w:w="967" w:type="dxa"/>
             <w:tcBorders/>
           </w:tcPr>
           <w:p>
@@ -12951,7 +13772,38 @@
         </w:tc>
         <w:tc>
           <w:tcPr>
-            <w:tcW w:w="1980" w:type="dxa"/>
+            <w:tcW w:w="1292" w:type="dxa"/>
+            <w:tcBorders/>
+          </w:tcPr>
+          <w:p>
+            <w:pPr>
+              <w:pStyle w:val="Compact"/>
+              <w:widowControl/>
+              <w:spacing w:before="36" w:after="36"/>
+              <w:jc w:val="left"/>
+              <w:rPr>
+                <w:rFonts w:ascii="Cambria" w:hAnsi="Cambria" w:eastAsia="Cambria" w:cs=""/>
+                <w:kern w:val="0"/>
+                <w:sz w:val="24"/>
+                <w:szCs w:val="24"/>
+                <w:lang w:val="en-US" w:eastAsia="en-US" w:bidi="ar-SA"/>
+              </w:rPr>
+            </w:pPr>
+            <w:r>
+              <w:rPr>
+                <w:rFonts w:eastAsia="Cambria" w:cs=""/>
+                <w:kern w:val="0"/>
+                <w:sz w:val="24"/>
+                <w:szCs w:val="24"/>
+                <w:lang w:val="en-US" w:eastAsia="en-US" w:bidi="ar-SA"/>
+              </w:rPr>
+              <w:t>0</w:t>
+            </w:r>
+          </w:p>
+        </w:tc>
+        <w:tc>
+          <w:tcPr>
+            <w:tcW w:w="1614" w:type="dxa"/>
             <w:tcBorders/>
           </w:tcPr>
           <w:p>
@@ -12982,63 +13834,63 @@
         </w:tc>
         <w:tc>
           <w:tcPr>
-            <w:tcW w:w="1980" w:type="dxa"/>
-            <w:tcBorders/>
-          </w:tcPr>
-          <w:p>
-            <w:pPr>
-              <w:pStyle w:val="Compact"/>
-              <w:widowControl/>
-              <w:spacing w:before="36" w:after="36"/>
-              <w:jc w:val="left"/>
-              <w:rPr>
-                <w:rFonts w:ascii="Cambria" w:hAnsi="Cambria" w:eastAsia="Cambria" w:cs=""/>
-                <w:kern w:val="0"/>
-                <w:sz w:val="24"/>
-                <w:szCs w:val="24"/>
-                <w:lang w:val="en-US" w:eastAsia="en-US" w:bidi="ar-SA"/>
-              </w:rPr>
-            </w:pPr>
-            <w:r>
-              <w:rPr>
-                <w:rFonts w:eastAsia="Cambria" w:cs=""/>
-                <w:kern w:val="0"/>
-                <w:sz w:val="24"/>
-                <w:szCs w:val="24"/>
-                <w:lang w:val="en-US" w:eastAsia="en-US" w:bidi="ar-SA"/>
-              </w:rPr>
-              <w:t>0</w:t>
-            </w:r>
-          </w:p>
-        </w:tc>
-        <w:tc>
-          <w:tcPr>
-            <w:tcW w:w="1979" w:type="dxa"/>
-            <w:tcBorders/>
-          </w:tcPr>
-          <w:p>
-            <w:pPr>
-              <w:pStyle w:val="Compact"/>
-              <w:widowControl/>
-              <w:spacing w:before="36" w:after="36"/>
-              <w:jc w:val="left"/>
-              <w:rPr>
-                <w:rFonts w:ascii="Cambria" w:hAnsi="Cambria" w:eastAsia="Cambria" w:cs=""/>
-                <w:kern w:val="0"/>
-                <w:sz w:val="24"/>
-                <w:szCs w:val="24"/>
-                <w:lang w:val="en-US" w:eastAsia="en-US" w:bidi="ar-SA"/>
-              </w:rPr>
-            </w:pPr>
-            <w:r>
-              <w:rPr>
-                <w:rFonts w:eastAsia="Cambria" w:cs=""/>
-                <w:kern w:val="0"/>
-                <w:sz w:val="24"/>
-                <w:szCs w:val="24"/>
-                <w:lang w:val="en-US" w:eastAsia="en-US" w:bidi="ar-SA"/>
-              </w:rPr>
-              <w:t>Set priority (L2-L0 becomes lowest priority)</w:t>
+            <w:tcW w:w="2904" w:type="dxa"/>
+            <w:tcBorders/>
+          </w:tcPr>
+          <w:p>
+            <w:pPr>
+              <w:pStyle w:val="Compact"/>
+              <w:widowControl/>
+              <w:spacing w:before="36" w:after="36"/>
+              <w:jc w:val="left"/>
+              <w:rPr>
+                <w:rFonts w:ascii="Cambria" w:hAnsi="Cambria" w:eastAsia="Cambria" w:cs=""/>
+                <w:kern w:val="0"/>
+                <w:sz w:val="24"/>
+                <w:szCs w:val="24"/>
+                <w:lang w:val="en-US" w:eastAsia="en-US" w:bidi="ar-SA"/>
+              </w:rPr>
+            </w:pPr>
+            <w:r>
+              <w:rPr>
+                <w:rFonts w:eastAsia="Cambria" w:cs=""/>
+                <w:kern w:val="0"/>
+                <w:sz w:val="24"/>
+                <w:szCs w:val="24"/>
+                <w:lang w:val="en-US" w:eastAsia="en-US" w:bidi="ar-SA"/>
+              </w:rPr>
+              <w:t>Rotate on non-specific EOI</w:t>
+            </w:r>
+          </w:p>
+        </w:tc>
+        <w:tc>
+          <w:tcPr>
+            <w:tcW w:w="2583" w:type="dxa"/>
+            <w:tcBorders/>
+          </w:tcPr>
+          <w:p>
+            <w:pPr>
+              <w:pStyle w:val="Compact"/>
+              <w:widowControl/>
+              <w:spacing w:before="36" w:after="36"/>
+              <w:jc w:val="left"/>
+              <w:rPr>
+                <w:rFonts w:ascii="Cambria" w:hAnsi="Cambria" w:eastAsia="Cambria" w:cs=""/>
+                <w:kern w:val="0"/>
+                <w:sz w:val="24"/>
+                <w:szCs w:val="24"/>
+                <w:lang w:val="en-US" w:eastAsia="en-US" w:bidi="ar-SA"/>
+              </w:rPr>
+            </w:pPr>
+            <w:r>
+              <w:rPr>
+                <w:rFonts w:eastAsia="Cambria" w:cs=""/>
+                <w:kern w:val="0"/>
+                <w:sz w:val="24"/>
+                <w:szCs w:val="24"/>
+                <w:lang w:val="en-US" w:eastAsia="en-US" w:bidi="ar-SA"/>
+              </w:rPr>
+              <w:t>Clears the highest-priority in-service bit AND makes that level lowest priority. No-op when ISR is empty – the base does not move</w:t>
             </w:r>
           </w:p>
         </w:tc>
@@ -13047,7 +13899,7 @@
         <w:trPr/>
         <w:tc>
           <w:tcPr>
-            <w:tcW w:w="1980" w:type="dxa"/>
+            <w:tcW w:w="967" w:type="dxa"/>
             <w:tcBorders/>
           </w:tcPr>
           <w:p>
@@ -13078,7 +13930,7 @@
         </w:tc>
         <w:tc>
           <w:tcPr>
-            <w:tcW w:w="1980" w:type="dxa"/>
+            <w:tcW w:w="1292" w:type="dxa"/>
             <w:tcBorders/>
           </w:tcPr>
           <w:p>
@@ -13109,7 +13961,103 @@
         </w:tc>
         <w:tc>
           <w:tcPr>
-            <w:tcW w:w="1980" w:type="dxa"/>
+            <w:tcW w:w="1614" w:type="dxa"/>
+            <w:tcBorders/>
+          </w:tcPr>
+          <w:p>
+            <w:pPr>
+              <w:pStyle w:val="Compact"/>
+              <w:widowControl/>
+              <w:spacing w:before="36" w:after="36"/>
+              <w:jc w:val="left"/>
+              <w:rPr>
+                <w:rFonts w:ascii="Cambria" w:hAnsi="Cambria" w:eastAsia="Cambria" w:cs=""/>
+                <w:kern w:val="0"/>
+                <w:sz w:val="24"/>
+                <w:szCs w:val="24"/>
+                <w:lang w:val="en-US" w:eastAsia="en-US" w:bidi="ar-SA"/>
+              </w:rPr>
+            </w:pPr>
+            <w:r>
+              <w:rPr>
+                <w:rFonts w:eastAsia="Cambria" w:cs=""/>
+                <w:kern w:val="0"/>
+                <w:sz w:val="24"/>
+                <w:szCs w:val="24"/>
+                <w:lang w:val="en-US" w:eastAsia="en-US" w:bidi="ar-SA"/>
+              </w:rPr>
+              <w:t>0</w:t>
+            </w:r>
+          </w:p>
+        </w:tc>
+        <w:tc>
+          <w:tcPr>
+            <w:tcW w:w="2904" w:type="dxa"/>
+            <w:tcBorders/>
+          </w:tcPr>
+          <w:p>
+            <w:pPr>
+              <w:pStyle w:val="Compact"/>
+              <w:widowControl/>
+              <w:spacing w:before="36" w:after="36"/>
+              <w:jc w:val="left"/>
+              <w:rPr>
+                <w:rFonts w:ascii="Cambria" w:hAnsi="Cambria" w:eastAsia="Cambria" w:cs=""/>
+                <w:kern w:val="0"/>
+                <w:sz w:val="24"/>
+                <w:szCs w:val="24"/>
+                <w:lang w:val="en-US" w:eastAsia="en-US" w:bidi="ar-SA"/>
+              </w:rPr>
+            </w:pPr>
+            <w:r>
+              <w:rPr>
+                <w:rFonts w:eastAsia="Cambria" w:cs=""/>
+                <w:kern w:val="0"/>
+                <w:sz w:val="24"/>
+                <w:szCs w:val="24"/>
+                <w:lang w:val="en-US" w:eastAsia="en-US" w:bidi="ar-SA"/>
+              </w:rPr>
+              <w:t>Set priority</w:t>
+            </w:r>
+          </w:p>
+        </w:tc>
+        <w:tc>
+          <w:tcPr>
+            <w:tcW w:w="2583" w:type="dxa"/>
+            <w:tcBorders/>
+          </w:tcPr>
+          <w:p>
+            <w:pPr>
+              <w:pStyle w:val="Compact"/>
+              <w:widowControl/>
+              <w:spacing w:before="36" w:after="36"/>
+              <w:jc w:val="left"/>
+              <w:rPr>
+                <w:rFonts w:ascii="Cambria" w:hAnsi="Cambria" w:eastAsia="Cambria" w:cs=""/>
+                <w:kern w:val="0"/>
+                <w:sz w:val="24"/>
+                <w:szCs w:val="24"/>
+                <w:lang w:val="en-US" w:eastAsia="en-US" w:bidi="ar-SA"/>
+              </w:rPr>
+            </w:pPr>
+            <w:r>
+              <w:rPr>
+                <w:rFonts w:eastAsia="Cambria" w:cs=""/>
+                <w:kern w:val="0"/>
+                <w:sz w:val="24"/>
+                <w:szCs w:val="24"/>
+                <w:lang w:val="en-US" w:eastAsia="en-US" w:bidi="ar-SA"/>
+              </w:rPr>
+              <w:t>L2-L0 becomes lowest priority; ISR untouched</w:t>
+            </w:r>
+          </w:p>
+        </w:tc>
+      </w:tr>
+      <w:tr>
+        <w:trPr/>
+        <w:tc>
+          <w:tcPr>
+            <w:tcW w:w="967" w:type="dxa"/>
             <w:tcBorders/>
           </w:tcPr>
           <w:p>
@@ -13140,7 +14088,69 @@
         </w:tc>
         <w:tc>
           <w:tcPr>
-            <w:tcW w:w="1979" w:type="dxa"/>
+            <w:tcW w:w="1292" w:type="dxa"/>
+            <w:tcBorders/>
+          </w:tcPr>
+          <w:p>
+            <w:pPr>
+              <w:pStyle w:val="Compact"/>
+              <w:widowControl/>
+              <w:spacing w:before="36" w:after="36"/>
+              <w:jc w:val="left"/>
+              <w:rPr>
+                <w:rFonts w:ascii="Cambria" w:hAnsi="Cambria" w:eastAsia="Cambria" w:cs=""/>
+                <w:kern w:val="0"/>
+                <w:sz w:val="24"/>
+                <w:szCs w:val="24"/>
+                <w:lang w:val="en-US" w:eastAsia="en-US" w:bidi="ar-SA"/>
+              </w:rPr>
+            </w:pPr>
+            <w:r>
+              <w:rPr>
+                <w:rFonts w:eastAsia="Cambria" w:cs=""/>
+                <w:kern w:val="0"/>
+                <w:sz w:val="24"/>
+                <w:szCs w:val="24"/>
+                <w:lang w:val="en-US" w:eastAsia="en-US" w:bidi="ar-SA"/>
+              </w:rPr>
+              <w:t>1</w:t>
+            </w:r>
+          </w:p>
+        </w:tc>
+        <w:tc>
+          <w:tcPr>
+            <w:tcW w:w="1614" w:type="dxa"/>
+            <w:tcBorders/>
+          </w:tcPr>
+          <w:p>
+            <w:pPr>
+              <w:pStyle w:val="Compact"/>
+              <w:widowControl/>
+              <w:spacing w:before="36" w:after="36"/>
+              <w:jc w:val="left"/>
+              <w:rPr>
+                <w:rFonts w:ascii="Cambria" w:hAnsi="Cambria" w:eastAsia="Cambria" w:cs=""/>
+                <w:kern w:val="0"/>
+                <w:sz w:val="24"/>
+                <w:szCs w:val="24"/>
+                <w:lang w:val="en-US" w:eastAsia="en-US" w:bidi="ar-SA"/>
+              </w:rPr>
+            </w:pPr>
+            <w:r>
+              <w:rPr>
+                <w:rFonts w:eastAsia="Cambria" w:cs=""/>
+                <w:kern w:val="0"/>
+                <w:sz w:val="24"/>
+                <w:szCs w:val="24"/>
+                <w:lang w:val="en-US" w:eastAsia="en-US" w:bidi="ar-SA"/>
+              </w:rPr>
+              <w:t>1</w:t>
+            </w:r>
+          </w:p>
+        </w:tc>
+        <w:tc>
+          <w:tcPr>
+            <w:tcW w:w="2904" w:type="dxa"/>
             <w:tcBorders/>
           </w:tcPr>
           <w:p>
@@ -13167,34 +14177,108 @@
               </w:rPr>
               <w:t>Rotate on specific EOI</w:t>
             </w:r>
-            <w:bookmarkStart w:id="78" w:name="pic_ocw2-offset-0x18-wo"/>
-            <w:bookmarkEnd w:id="78"/>
+          </w:p>
+        </w:tc>
+        <w:tc>
+          <w:tcPr>
+            <w:tcW w:w="2583" w:type="dxa"/>
+            <w:tcBorders/>
+          </w:tcPr>
+          <w:p>
+            <w:pPr>
+              <w:pStyle w:val="Compact"/>
+              <w:widowControl/>
+              <w:spacing w:before="36" w:after="36"/>
+              <w:jc w:val="left"/>
+              <w:rPr>
+                <w:rFonts w:ascii="Cambria" w:hAnsi="Cambria" w:eastAsia="Cambria" w:cs=""/>
+                <w:kern w:val="0"/>
+                <w:sz w:val="24"/>
+                <w:szCs w:val="24"/>
+                <w:lang w:val="en-US" w:eastAsia="en-US" w:bidi="ar-SA"/>
+              </w:rPr>
+            </w:pPr>
+            <w:r>
+              <w:rPr>
+                <w:rFonts w:eastAsia="Cambria" w:cs=""/>
+                <w:kern w:val="0"/>
+                <w:sz w:val="24"/>
+                <w:szCs w:val="24"/>
+                <w:lang w:val="en-US" w:eastAsia="en-US" w:bidi="ar-SA"/>
+              </w:rPr>
+              <w:t>Clears ISR[L2-L0] and makes L2-L0 lowest priority</w:t>
+            </w:r>
           </w:p>
         </w:tc>
       </w:tr>
     </w:tbl>
     <w:p>
       <w:pPr>
-        <w:pStyle w:val="Heading3"/>
-        <w:spacing w:before="200" w:after="80"/>
-        <w:rPr/>
-      </w:pPr>
-      <w:bookmarkStart w:id="79" w:name="__RefHeading___Toc3208_1927110876"/>
-      <w:bookmarkEnd w:id="79"/>
+        <w:pStyle w:val="BodyText"/>
+        <w:rPr/>
+      </w:pPr>
+      <w:r>
+        <w:rPr>
+          <w:sz w:val="20"/>
+        </w:rPr>
+        <w:t>“</w:t>
+      </w:r>
+      <w:r>
+        <w:rPr>
+          <w:sz w:val="20"/>
+        </w:rPr>
+        <w:t>Lowest priority” is the priority base: with base = b the order, highest first, is b+1, b+2, … , 7, 0, … , b (mod 8). The reset and post-ICW1 base is 7, giving the familiar IRQ0-highest order. This is a rotation of the level index, not a reflection – with base = 3 the order is 4,5,6,7,0,1,2,3, so IRQ4 outranks IRQ2.</w:t>
+      </w:r>
+    </w:p>
+    <w:p>
+      <w:pPr>
+        <w:pStyle w:val="BodyText"/>
+        <w:rPr/>
+      </w:pPr>
+      <w:r>
+        <w:rPr>
+          <w:sz w:val="20"/>
+        </w:rPr>
+        <w:t>Under the fully nested rule the highest-priority in-service level is the one acknowledged most recently, so a non-specific EOI from a nested handler retires the right level without the handler knowing which one it is. Special mask mode is the one place that ordering breaks – a lower-priority level can be acknowledged on top of a masked in-service one – so the non-specific EOI scan skips in-service levels whose IMR bit is set, exactly the levels SMM has stopped blocking. A handler that masked itself and set SMM is not retired by the EOI of the interrupt it let in.</w:t>
+      </w:r>
+    </w:p>
+    <w:p>
+      <w:pPr>
+        <w:pStyle w:val="BodyText"/>
+        <w:rPr/>
+      </w:pPr>
+      <w:bookmarkStart w:id="71" w:name="pic_ocw2-offset-0x18-wo"/>
+      <w:r>
+        <w:rPr>
+          <w:sz w:val="20"/>
+        </w:rPr>
+        <w:t>A write with no byte enables asserted (PSTRB = 0) changes nothing and executes nothing: the command strobes are qualified by the byte enables, so such a write cannot replay the command already stored in OCW2 or ICW1.</w:t>
+      </w:r>
+      <w:bookmarkEnd w:id="71"/>
+    </w:p>
+    <w:p>
+      <w:pPr>
+        <w:pStyle w:val="Heading4"/>
+        <w:spacing w:before="160" w:after="80"/>
+        <w:rPr/>
+      </w:pPr>
+      <w:bookmarkStart w:id="72" w:name="pic_ocw3-offset-0x1c-wo"/>
       <w:r>
         <w:rPr>
           <w:rStyle w:val="SectionNumber"/>
           <w:b/>
+          <w:i/>
           <w:color w:val="404040"/>
-          <w:sz w:val="24"/>
-        </w:rPr>
-        <w:t>3.4.3</w:t>
+          <w:sz w:val="22"/>
+        </w:rPr>
+        <w:t>3.2.4.3</w:t>
       </w:r>
       <w:r>
         <w:rPr>
           <w:b/>
+          <w:i/>
           <w:color w:val="404040"/>
-          <w:sz w:val="24"/>
+          <w:sz w:val="22"/>
         </w:rPr>
         <w:tab/>
         <w:t>PIC_OCW3 (Offset 0x1C, WO)</w:t>
@@ -13492,7 +14576,7 @@
                 <w:szCs w:val="24"/>
                 <w:lang w:val="en-US" w:eastAsia="en-US" w:bidi="ar-SA"/>
               </w:rPr>
-              <w:t>Read-register select: 00=no action, 10=read IRR, 11=read ISR (see implementation note)</w:t>
+              <w:t>Read-register select: 00=no action, 10=read IRR, 11=read ISR. Storage only – IRR and ISR have dedicated registers</w:t>
             </w:r>
           </w:p>
         </w:tc>
@@ -13619,7 +14703,7 @@
                 <w:szCs w:val="24"/>
                 <w:lang w:val="en-US" w:eastAsia="en-US" w:bidi="ar-SA"/>
               </w:rPr>
-              <w:t>Poll command (see implementation note)</w:t>
+              <w:t>Poll command. Storage only – PIC_INTA supersedes it</w:t>
             </w:r>
           </w:p>
         </w:tc>
@@ -13746,7 +14830,7 @@
                 <w:szCs w:val="24"/>
                 <w:lang w:val="en-US" w:eastAsia="en-US" w:bidi="ar-SA"/>
               </w:rPr>
-              <w:t>Always 01 to identify OCW3</w:t>
+              <w:t>Resets to 01 (OCW3 identifier); plain writable storage – not enforced or checked</w:t>
             </w:r>
           </w:p>
         </w:tc>
@@ -13873,7 +14957,7 @@
                 <w:szCs w:val="24"/>
                 <w:lang w:val="en-US" w:eastAsia="en-US" w:bidi="ar-SA"/>
               </w:rPr>
-              <w:t>Special mask mode: 10=reset special mask, 11=set special mask</w:t>
+              <w:t>Special mask mode: 10=reset special mask, 11=set special mask; 0x = no change</w:t>
             </w:r>
           </w:p>
         </w:tc>
@@ -14008,107 +15092,27 @@
     </w:tbl>
     <w:p>
       <w:pPr>
-        <w:pStyle w:val="Normal"/>
-        <w:rPr/>
-      </w:pPr>
-      <w:bookmarkStart w:id="80" w:name="operation-command-words-ocw"/>
-      <w:r>
-        <w:rPr/>
-        <mc:AlternateContent>
-          <mc:Choice Requires="wps">
-            <w:drawing>
-              <wp:inline distT="0" distB="0" distL="0" distR="0">
-                <wp:extent cx="635" cy="19050"/>
-                <wp:effectExtent l="0" t="0" r="0" b="0"/>
-                <wp:docPr id="20" name=""/>
-                <a:graphic xmlns:a="http://schemas.openxmlformats.org/drawingml/2006/main">
-                  <a:graphicData uri="http://schemas.microsoft.com/office/word/2010/wordprocessingShape">
-                    <wps:wsp>
-                      <wps:cNvSpPr/>
-                      <wps:nvSpPr>
-                        <wps:cNvPr id="21" name=""/>
-                        <wps:cNvSpPr/>
-                      </wps:nvSpPr>
-                      <wps:spPr>
-                        <a:xfrm>
-                          <a:off x="0" y="0"/>
-                          <a:ext cx="720" cy="19080"/>
-                        </a:xfrm>
-                        <a:prstGeom prst="rect">
-                          <a:avLst/>
-                        </a:prstGeom>
-                        <a:solidFill>
-                          <a:srgbClr val="ffffff"/>
-                        </a:solidFill>
-                        <a:ln w="0">
-                          <a:solidFill>
-                            <a:srgbClr val="000000"/>
-                          </a:solidFill>
-                        </a:ln>
-                      </wps:spPr>
-                      <wps:bodyPr/>
-                    </wps:wsp>
-                  </a:graphicData>
-                </a:graphic>
-                <wp14:sizeRelH relativeFrom="page">
-                  <wp14:pctWidth>100000</wp14:pctWidth>
-                </wp14:sizeRelH>
-              </wp:inline>
-            </w:drawing>
-          </mc:Choice>
-          <mc:Fallback>
-            <w:pict>
-              <v:rect id="shape_0" fillcolor="white" stroked="t" o:allowincell="f" style="position:absolute;margin-left:0pt;margin-top:-1.55pt;width:0pt;height:1.45pt;mso-wrap-style:none;v-text-anchor:middle;mso-position-horizontal:center;mso-position-vertical:top">
-                <v:fill o:detectmouseclick="t" type="solid" color2="black"/>
-                <v:stroke color="black" joinstyle="round" endcap="flat"/>
-                <w10:wrap type="topAndBottom"/>
-              </v:rect>
-            </w:pict>
-          </mc:Fallback>
-        </mc:AlternateContent>
-      </w:r>
-      <w:bookmarkEnd w:id="80"/>
+        <w:pStyle w:val="BodyText"/>
+        <w:rPr/>
+      </w:pPr>
+      <w:bookmarkStart w:id="73" w:name="pic_ocw3-offset-0x1c-wo"/>
+      <w:r>
+        <w:rPr>
+          <w:sz w:val="20"/>
+        </w:rPr>
+        <w:t>Special mask mode changes what an in-service level blocks. Normally a level in service blocks itself and every lower-priority level until its EOI. With SMM set, an in-service level whose IMR bit is also set stops blocking – requests from every other unmasked level, lower as well as higher, are delivered while it is in service. An in-service level that is NOT masked still blocks as usual. So the idiom is the datasheet one: a handler that wants to let other interrupts in while it runs masks its own level and sets SMM; clearing SMM (or unmasking the level) restores the fully nested rule. SMM takes effect on the write, while the PIC is initialized and enabled, and ICW1 clears it.</w:t>
+      </w:r>
+      <w:bookmarkEnd w:id="73"/>
     </w:p>
     <w:p>
       <w:pPr>
-        <w:pStyle w:val="Heading2"/>
-        <w:pBdr>
-          <w:bottom w:val="single" w:sz="12" w:space="0" w:color="228B22"/>
-        </w:pBdr>
-        <w:spacing w:before="280" w:after="80"/>
-        <w:rPr/>
-      </w:pPr>
-      <w:bookmarkStart w:id="81" w:name="__RefHeading___Toc3210_1927110876"/>
-      <w:bookmarkStart w:id="82" w:name="status-readback-registers"/>
-      <w:bookmarkEnd w:id="81"/>
-      <w:r>
-        <w:rPr>
-          <w:rStyle w:val="SectionNumber"/>
-          <w:b/>
-          <w:color w:val="228B22"/>
-          <w:sz w:val="28"/>
-        </w:rPr>
-        <w:t>3.5</w:t>
-      </w:r>
-      <w:r>
-        <w:rPr>
-          <w:b/>
-          <w:color w:val="228B22"/>
-          <w:sz w:val="28"/>
-        </w:rPr>
-        <w:tab/>
-        <w:t>Status / Readback Registers</w:t>
-      </w:r>
-    </w:p>
-    <w:p>
-      <w:pPr>
         <w:pStyle w:val="Heading3"/>
         <w:spacing w:before="200" w:after="80"/>
         <w:rPr/>
       </w:pPr>
-      <w:bookmarkStart w:id="83" w:name="__RefHeading___Toc3212_1927110876"/>
-      <w:bookmarkStart w:id="84" w:name="X292d6a9e98f379f169335994720d289a3523313"/>
-      <w:bookmarkEnd w:id="83"/>
+      <w:bookmarkStart w:id="74" w:name="__RefHeading___Toc4031_4073099194"/>
+      <w:bookmarkStart w:id="75" w:name="status-readback-registers"/>
+      <w:bookmarkEnd w:id="74"/>
       <w:r>
         <w:rPr>
           <w:rStyle w:val="SectionNumber"/>
@@ -14116,13 +15120,41 @@
           <w:color w:val="404040"/>
           <w:sz w:val="24"/>
         </w:rPr>
-        <w:t>3.5.1</w:t>
+        <w:t>3.2.5</w:t>
       </w:r>
       <w:r>
         <w:rPr>
           <w:b/>
           <w:color w:val="404040"/>
           <w:sz w:val="24"/>
+        </w:rPr>
+        <w:tab/>
+        <w:t>Status / Readback Registers</w:t>
+      </w:r>
+    </w:p>
+    <w:p>
+      <w:pPr>
+        <w:pStyle w:val="Heading4"/>
+        <w:spacing w:before="160" w:after="80"/>
+        <w:rPr/>
+      </w:pPr>
+      <w:bookmarkStart w:id="76" w:name="X292d6a9e98f379f169335994720d289a3523313"/>
+      <w:r>
+        <w:rPr>
+          <w:rStyle w:val="SectionNumber"/>
+          <w:b/>
+          <w:i/>
+          <w:color w:val="404040"/>
+          <w:sz w:val="22"/>
+        </w:rPr>
+        <w:t>3.2.5.1</w:t>
+      </w:r>
+      <w:r>
+        <w:rPr>
+          <w:b/>
+          <w:i/>
+          <w:color w:val="404040"/>
+          <w:sz w:val="22"/>
         </w:rPr>
         <w:tab/>
         <w:t>PIC_IRR - Interrupt Request Register (Offset 0x20, RO)</w:t>
@@ -14558,38 +15590,50 @@
         <w:pStyle w:val="BodyText"/>
         <w:rPr/>
       </w:pPr>
-      <w:bookmarkStart w:id="85" w:name="X292d6a9e98f379f169335994720d289a3523313"/>
       <w:r>
         <w:rPr>
           <w:sz w:val="20"/>
         </w:rPr>
-        <w:t>IRR reflects requests before masking. In level mode the bits follow the IRQ pins; in edge mode they are set on a rising edge. See the implementation note below regarding clearing edge-triggered requests.</w:t>
-      </w:r>
-      <w:bookmarkEnd w:id="85"/>
+        <w:t xml:space="preserve">IRR reflects requests before masking. In level mode each bit follows its (synchronized) IRQ pin, and the acknowledge leaves it alone – a pin held high re-requests as soon as the level is retired, which is what level-triggered means. In edge mode a bit sets on the rising edge of the synchronized input and clears when that level is acknowledged through PIC_INTA; a fresh edge landing in the acknowledge cycle is kept, not swallowed. An EOI never touches the IRR. Both modes clear the whole register on an ICW1 write or when </w:t>
+      </w:r>
+      <w:r>
+        <w:rPr>
+          <w:rStyle w:val="VerbatimChar"/>
+          <w:sz w:val="20"/>
+        </w:rPr>
+        <w:t>pic_enable</w:t>
+      </w:r>
+      <w:r>
+        <w:rPr>
+          <w:sz w:val="20"/>
+        </w:rPr>
+        <w:t xml:space="preserve"> drops.</w:t>
+      </w:r>
+      <w:bookmarkEnd w:id="76"/>
     </w:p>
     <w:p>
       <w:pPr>
-        <w:pStyle w:val="Heading3"/>
-        <w:spacing w:before="200" w:after="80"/>
-        <w:rPr/>
-      </w:pPr>
-      <w:bookmarkStart w:id="86" w:name="__RefHeading___Toc3214_1927110876"/>
-      <w:bookmarkStart w:id="87" w:name="X1d05c6d206008f262d10623e908e70d01febb93"/>
-      <w:bookmarkEnd w:id="86"/>
+        <w:pStyle w:val="Heading4"/>
+        <w:spacing w:before="160" w:after="80"/>
+        <w:rPr/>
+      </w:pPr>
+      <w:bookmarkStart w:id="77" w:name="X1d05c6d206008f262d10623e908e70d01febb93"/>
       <w:r>
         <w:rPr>
           <w:rStyle w:val="SectionNumber"/>
           <w:b/>
+          <w:i/>
           <w:color w:val="404040"/>
-          <w:sz w:val="24"/>
-        </w:rPr>
-        <w:t>3.5.2</w:t>
+          <w:sz w:val="22"/>
+        </w:rPr>
+        <w:t>3.2.5.2</w:t>
       </w:r>
       <w:r>
         <w:rPr>
           <w:b/>
+          <w:i/>
           <w:color w:val="404040"/>
-          <w:sz w:val="24"/>
+          <w:sz w:val="22"/>
         </w:rPr>
         <w:tab/>
         <w:t>PIC_ISR - In-Service Register (Offset 0x24, RO)</w:t>
@@ -15025,38 +16069,49 @@
         <w:pStyle w:val="BodyText"/>
         <w:rPr/>
       </w:pPr>
-      <w:bookmarkStart w:id="88" w:name="X1d05c6d206008f262d10623e908e70d01febb93"/>
       <w:r>
         <w:rPr>
           <w:sz w:val="20"/>
         </w:rPr>
-        <w:t>See the implementation note below - in the current RTL no path ever sets an ISR bit, so this register reads 0x00.</w:t>
-      </w:r>
-      <w:bookmarkEnd w:id="88"/>
+        <w:t xml:space="preserve">The live in-service register. A bit sets when its level is acknowledged by a PIC_INTA read and clears on the matching EOI (non-specific, specific, or either rotate variant), on an ICW1 write, or when </w:t>
+      </w:r>
+      <w:r>
+        <w:rPr>
+          <w:rStyle w:val="VerbatimChar"/>
+          <w:sz w:val="20"/>
+        </w:rPr>
+        <w:t>pic_enable</w:t>
+      </w:r>
+      <w:r>
+        <w:rPr>
+          <w:sz w:val="20"/>
+        </w:rPr>
+        <w:t xml:space="preserve"> drops. In AEOI mode the acknowledge sets and clears the bit in the same cycle, so it is never observable. Several bits may be set at once when handlers nest.</w:t>
+      </w:r>
+      <w:bookmarkEnd w:id="77"/>
     </w:p>
     <w:p>
       <w:pPr>
-        <w:pStyle w:val="Heading3"/>
-        <w:spacing w:before="200" w:after="80"/>
-        <w:rPr/>
-      </w:pPr>
-      <w:bookmarkStart w:id="89" w:name="__RefHeading___Toc3216_1927110876"/>
-      <w:bookmarkStart w:id="90" w:name="pic_status-offset-0x28-ro"/>
-      <w:bookmarkEnd w:id="89"/>
+        <w:pStyle w:val="Heading4"/>
+        <w:spacing w:before="160" w:after="80"/>
+        <w:rPr/>
+      </w:pPr>
       <w:r>
         <w:rPr>
           <w:rStyle w:val="SectionNumber"/>
           <w:b/>
+          <w:i/>
           <w:color w:val="404040"/>
-          <w:sz w:val="24"/>
-        </w:rPr>
-        <w:t>3.5.3</w:t>
+          <w:sz w:val="22"/>
+        </w:rPr>
+        <w:t>3.2.5.3</w:t>
       </w:r>
       <w:r>
         <w:rPr>
           <w:b/>
+          <w:i/>
           <w:color w:val="404040"/>
-          <w:sz w:val="24"/>
+          <w:sz w:val="22"/>
         </w:rPr>
         <w:tab/>
         <w:t>PIC_STATUS (Offset 0x28, RO)</w:t>
@@ -15747,7 +16802,7 @@
                 <w:szCs w:val="24"/>
                 <w:lang w:val="en-US" w:eastAsia="en-US" w:bidi="ar-SA"/>
               </w:rPr>
-              <w:t>Currently highest-priority IRQ (0-7)</w:t>
+              <w:t>Highest-priority pending unmasked request in the current rotated order, ignoring the ISR – “which level is next”, not “which level may interrupt now”. Reads 0 when nothing is pending</w:t>
             </w:r>
           </w:p>
         </w:tc>
@@ -15876,74 +16931,949 @@
               </w:rPr>
               <w:t>Reserved</w:t>
             </w:r>
+            <w:bookmarkStart w:id="78" w:name="pic_status-offset-0x28-ro"/>
+            <w:bookmarkEnd w:id="78"/>
           </w:p>
         </w:tc>
       </w:tr>
     </w:tbl>
     <w:p>
       <w:pPr>
-        <w:pStyle w:val="Normal"/>
-        <w:rPr/>
-      </w:pPr>
-      <w:bookmarkStart w:id="91" w:name="status-readback-registers"/>
-      <w:bookmarkStart w:id="92" w:name="pic_status-offset-0x28-ro"/>
-      <w:r>
-        <w:rPr/>
-        <mc:AlternateContent>
-          <mc:Choice Requires="wps">
-            <w:drawing>
-              <wp:inline distT="0" distB="0" distL="0" distR="0">
-                <wp:extent cx="635" cy="19050"/>
-                <wp:effectExtent l="0" t="0" r="0" b="0"/>
-                <wp:docPr id="22" name=""/>
-                <a:graphic xmlns:a="http://schemas.openxmlformats.org/drawingml/2006/main">
-                  <a:graphicData uri="http://schemas.microsoft.com/office/word/2010/wordprocessingShape">
-                    <wps:wsp>
-                      <wps:cNvSpPr/>
-                      <wps:nvSpPr>
-                        <wps:cNvPr id="23" name=""/>
-                        <wps:cNvSpPr/>
-                      </wps:nvSpPr>
-                      <wps:spPr>
-                        <a:xfrm>
-                          <a:off x="0" y="0"/>
-                          <a:ext cx="720" cy="19080"/>
-                        </a:xfrm>
-                        <a:prstGeom prst="rect">
-                          <a:avLst/>
-                        </a:prstGeom>
-                        <a:solidFill>
-                          <a:srgbClr val="ffffff"/>
-                        </a:solidFill>
-                        <a:ln w="0">
-                          <a:solidFill>
-                            <a:srgbClr val="000000"/>
-                          </a:solidFill>
-                        </a:ln>
-                      </wps:spPr>
-                      <wps:bodyPr/>
-                    </wps:wsp>
-                  </a:graphicData>
-                </a:graphic>
-                <wp14:sizeRelH relativeFrom="page">
-                  <wp14:pctWidth>100000</wp14:pctWidth>
-                </wp14:sizeRelH>
-              </wp:inline>
-            </w:drawing>
-          </mc:Choice>
-          <mc:Fallback>
-            <w:pict>
-              <v:rect id="shape_0" fillcolor="white" stroked="t" o:allowincell="f" style="position:absolute;margin-left:0pt;margin-top:-1.55pt;width:0pt;height:1.45pt;mso-wrap-style:none;v-text-anchor:middle;mso-position-horizontal:center;mso-position-vertical:top">
-                <v:fill o:detectmouseclick="t" type="solid" color2="black"/>
-                <v:stroke color="black" joinstyle="round" endcap="flat"/>
-                <w10:wrap type="topAndBottom"/>
-              </v:rect>
-            </w:pict>
-          </mc:Fallback>
-        </mc:AlternateContent>
-      </w:r>
-      <w:bookmarkEnd w:id="91"/>
-      <w:bookmarkEnd w:id="92"/>
+        <w:pStyle w:val="Heading4"/>
+        <w:spacing w:before="160" w:after="80"/>
+        <w:rPr/>
+      </w:pPr>
+      <w:r>
+        <w:rPr>
+          <w:rStyle w:val="SectionNumber"/>
+          <w:b/>
+          <w:i/>
+          <w:color w:val="404040"/>
+          <w:sz w:val="22"/>
+        </w:rPr>
+        <w:t>3.2.5.4</w:t>
+      </w:r>
+      <w:r>
+        <w:rPr>
+          <w:b/>
+          <w:i/>
+          <w:color w:val="404040"/>
+          <w:sz w:val="22"/>
+        </w:rPr>
+        <w:tab/>
+        <w:t>PIC_INTA - Interrupt Acknowledge (Offset 0x2C, RO, side-effecting)</w:t>
+      </w:r>
+    </w:p>
+    <w:p>
+      <w:pPr>
+        <w:pStyle w:val="FirstParagraph"/>
+        <w:rPr/>
+      </w:pPr>
+      <w:r>
+        <w:rPr>
+          <w:sz w:val="20"/>
+        </w:rPr>
+        <w:t>The 8259A moves a request from the IRR to the ISR during the CPU’s INTA bus cycle and puts the vector on the data bus in the second pulse. APB has neither pulse, so a read of PIC_INTA does both jobs in one transfer. Writes are ignored (no side effect, no error).</w:t>
+      </w:r>
+    </w:p>
+    <w:tbl>
+      <w:tblPr>
+        <w:tblStyle w:val="Table"/>
+        <w:tblW w:w="5000" w:type="pct"/>
+        <w:jc w:val="left"/>
+        <w:tblInd w:w="108" w:type="dxa"/>
+        <w:tblLayout w:type="fixed"/>
+        <w:tblCellMar>
+          <w:top w:w="0" w:type="dxa"/>
+          <w:left w:w="108" w:type="dxa"/>
+          <w:bottom w:w="0" w:type="dxa"/>
+          <w:right w:w="108" w:type="dxa"/>
+        </w:tblCellMar>
+        <w:tblLook w:val="0020" w:noHBand="0" w:noVBand="0" w:firstColumn="0" w:lastRow="0" w:lastColumn="0" w:firstRow="1"/>
+      </w:tblPr>
+      <w:tblGrid>
+        <w:gridCol w:w="1754"/>
+        <w:gridCol w:w="1755"/>
+        <w:gridCol w:w="2048"/>
+        <w:gridCol w:w="3802"/>
+      </w:tblGrid>
+      <w:tr>
+        <w:trPr>
+          <w:tblHeader w:val="true"/>
+        </w:trPr>
+        <w:tc>
+          <w:tcPr>
+            <w:tcW w:w="1754" w:type="dxa"/>
+            <w:tcBorders>
+              <w:bottom w:val="single" w:sz="6" w:space="0" w:color="000000"/>
+            </w:tcBorders>
+            <w:shd w:color="auto" w:fill="E0E0E0" w:val="clear"/>
+            <w:vAlign w:val="bottom"/>
+          </w:tcPr>
+          <w:p>
+            <w:pPr>
+              <w:pStyle w:val="Compact"/>
+              <w:widowControl/>
+              <w:spacing w:before="36" w:after="36"/>
+              <w:jc w:val="left"/>
+              <w:rPr>
+                <w:rFonts w:ascii="Cambria" w:hAnsi="Cambria" w:eastAsia="Cambria" w:cs=""/>
+                <w:kern w:val="0"/>
+                <w:sz w:val="24"/>
+                <w:szCs w:val="24"/>
+                <w:lang w:val="en-US" w:eastAsia="en-US" w:bidi="ar-SA"/>
+              </w:rPr>
+            </w:pPr>
+            <w:r>
+              <w:rPr>
+                <w:rFonts w:eastAsia="Cambria" w:cs=""/>
+                <w:b/>
+                <w:kern w:val="0"/>
+                <w:sz w:val="20"/>
+                <w:szCs w:val="24"/>
+                <w:lang w:val="en-US" w:eastAsia="en-US" w:bidi="ar-SA"/>
+              </w:rPr>
+              <w:t>Bits</w:t>
+            </w:r>
+          </w:p>
+        </w:tc>
+        <w:tc>
+          <w:tcPr>
+            <w:tcW w:w="1755" w:type="dxa"/>
+            <w:tcBorders>
+              <w:bottom w:val="single" w:sz="6" w:space="0" w:color="000000"/>
+            </w:tcBorders>
+            <w:shd w:color="auto" w:fill="E0E0E0" w:val="clear"/>
+            <w:vAlign w:val="bottom"/>
+          </w:tcPr>
+          <w:p>
+            <w:pPr>
+              <w:pStyle w:val="Compact"/>
+              <w:widowControl/>
+              <w:spacing w:before="36" w:after="36"/>
+              <w:jc w:val="left"/>
+              <w:rPr>
+                <w:rFonts w:ascii="Cambria" w:hAnsi="Cambria" w:eastAsia="Cambria" w:cs=""/>
+                <w:kern w:val="0"/>
+                <w:sz w:val="24"/>
+                <w:szCs w:val="24"/>
+                <w:lang w:val="en-US" w:eastAsia="en-US" w:bidi="ar-SA"/>
+              </w:rPr>
+            </w:pPr>
+            <w:r>
+              <w:rPr>
+                <w:rFonts w:eastAsia="Cambria" w:cs=""/>
+                <w:b/>
+                <w:kern w:val="0"/>
+                <w:sz w:val="20"/>
+                <w:szCs w:val="24"/>
+                <w:lang w:val="en-US" w:eastAsia="en-US" w:bidi="ar-SA"/>
+              </w:rPr>
+              <w:t>Name</w:t>
+            </w:r>
+          </w:p>
+        </w:tc>
+        <w:tc>
+          <w:tcPr>
+            <w:tcW w:w="2048" w:type="dxa"/>
+            <w:tcBorders>
+              <w:bottom w:val="single" w:sz="6" w:space="0" w:color="000000"/>
+            </w:tcBorders>
+            <w:shd w:color="auto" w:fill="E0E0E0" w:val="clear"/>
+            <w:vAlign w:val="bottom"/>
+          </w:tcPr>
+          <w:p>
+            <w:pPr>
+              <w:pStyle w:val="Compact"/>
+              <w:widowControl/>
+              <w:spacing w:before="36" w:after="36"/>
+              <w:jc w:val="left"/>
+              <w:rPr>
+                <w:rFonts w:ascii="Cambria" w:hAnsi="Cambria" w:eastAsia="Cambria" w:cs=""/>
+                <w:kern w:val="0"/>
+                <w:sz w:val="24"/>
+                <w:szCs w:val="24"/>
+                <w:lang w:val="en-US" w:eastAsia="en-US" w:bidi="ar-SA"/>
+              </w:rPr>
+            </w:pPr>
+            <w:r>
+              <w:rPr>
+                <w:rFonts w:eastAsia="Cambria" w:cs=""/>
+                <w:b/>
+                <w:kern w:val="0"/>
+                <w:sz w:val="20"/>
+                <w:szCs w:val="24"/>
+                <w:lang w:val="en-US" w:eastAsia="en-US" w:bidi="ar-SA"/>
+              </w:rPr>
+              <w:t>Reset</w:t>
+            </w:r>
+          </w:p>
+        </w:tc>
+        <w:tc>
+          <w:tcPr>
+            <w:tcW w:w="3802" w:type="dxa"/>
+            <w:tcBorders>
+              <w:bottom w:val="single" w:sz="6" w:space="0" w:color="000000"/>
+            </w:tcBorders>
+            <w:shd w:color="auto" w:fill="E0E0E0" w:val="clear"/>
+            <w:vAlign w:val="bottom"/>
+          </w:tcPr>
+          <w:p>
+            <w:pPr>
+              <w:pStyle w:val="Compact"/>
+              <w:widowControl/>
+              <w:spacing w:before="36" w:after="36"/>
+              <w:jc w:val="left"/>
+              <w:rPr>
+                <w:rFonts w:ascii="Cambria" w:hAnsi="Cambria" w:eastAsia="Cambria" w:cs=""/>
+                <w:kern w:val="0"/>
+                <w:sz w:val="24"/>
+                <w:szCs w:val="24"/>
+                <w:lang w:val="en-US" w:eastAsia="en-US" w:bidi="ar-SA"/>
+              </w:rPr>
+            </w:pPr>
+            <w:r>
+              <w:rPr>
+                <w:rFonts w:eastAsia="Cambria" w:cs=""/>
+                <w:b/>
+                <w:kern w:val="0"/>
+                <w:sz w:val="20"/>
+                <w:szCs w:val="24"/>
+                <w:lang w:val="en-US" w:eastAsia="en-US" w:bidi="ar-SA"/>
+              </w:rPr>
+              <w:t>Description</w:t>
+            </w:r>
+          </w:p>
+        </w:tc>
+      </w:tr>
+      <w:tr>
+        <w:trPr/>
+        <w:tc>
+          <w:tcPr>
+            <w:tcW w:w="1754" w:type="dxa"/>
+            <w:tcBorders/>
+          </w:tcPr>
+          <w:p>
+            <w:pPr>
+              <w:pStyle w:val="Compact"/>
+              <w:widowControl/>
+              <w:spacing w:before="36" w:after="36"/>
+              <w:jc w:val="left"/>
+              <w:rPr>
+                <w:rFonts w:ascii="Cambria" w:hAnsi="Cambria" w:eastAsia="Cambria" w:cs=""/>
+                <w:kern w:val="0"/>
+                <w:sz w:val="24"/>
+                <w:szCs w:val="24"/>
+                <w:lang w:val="en-US" w:eastAsia="en-US" w:bidi="ar-SA"/>
+              </w:rPr>
+            </w:pPr>
+            <w:r>
+              <w:rPr>
+                <w:rFonts w:eastAsia="Cambria" w:cs=""/>
+                <w:kern w:val="0"/>
+                <w:sz w:val="24"/>
+                <w:szCs w:val="24"/>
+                <w:lang w:val="en-US" w:eastAsia="en-US" w:bidi="ar-SA"/>
+              </w:rPr>
+              <w:t>7:0</w:t>
+            </w:r>
+          </w:p>
+        </w:tc>
+        <w:tc>
+          <w:tcPr>
+            <w:tcW w:w="1755" w:type="dxa"/>
+            <w:tcBorders/>
+          </w:tcPr>
+          <w:p>
+            <w:pPr>
+              <w:pStyle w:val="Compact"/>
+              <w:widowControl/>
+              <w:spacing w:before="36" w:after="36"/>
+              <w:jc w:val="left"/>
+              <w:rPr>
+                <w:rFonts w:ascii="Cambria" w:hAnsi="Cambria" w:eastAsia="Cambria" w:cs=""/>
+                <w:kern w:val="0"/>
+                <w:sz w:val="24"/>
+                <w:szCs w:val="24"/>
+                <w:lang w:val="en-US" w:eastAsia="en-US" w:bidi="ar-SA"/>
+              </w:rPr>
+            </w:pPr>
+            <w:r>
+              <w:rPr>
+                <w:rFonts w:eastAsia="Cambria" w:cs=""/>
+                <w:kern w:val="0"/>
+                <w:sz w:val="24"/>
+                <w:szCs w:val="24"/>
+                <w:lang w:val="en-US" w:eastAsia="en-US" w:bidi="ar-SA"/>
+              </w:rPr>
+              <w:t>vector</w:t>
+            </w:r>
+          </w:p>
+        </w:tc>
+        <w:tc>
+          <w:tcPr>
+            <w:tcW w:w="2048" w:type="dxa"/>
+            <w:tcBorders/>
+          </w:tcPr>
+          <w:p>
+            <w:pPr>
+              <w:pStyle w:val="Compact"/>
+              <w:widowControl/>
+              <w:spacing w:before="36" w:after="36"/>
+              <w:jc w:val="left"/>
+              <w:rPr>
+                <w:rFonts w:ascii="Cambria" w:hAnsi="Cambria" w:eastAsia="Cambria" w:cs=""/>
+                <w:kern w:val="0"/>
+                <w:sz w:val="24"/>
+                <w:szCs w:val="24"/>
+                <w:lang w:val="en-US" w:eastAsia="en-US" w:bidi="ar-SA"/>
+              </w:rPr>
+            </w:pPr>
+            <w:r>
+              <w:rPr>
+                <w:rFonts w:eastAsia="Cambria" w:cs=""/>
+                <w:kern w:val="0"/>
+                <w:sz w:val="24"/>
+                <w:szCs w:val="24"/>
+                <w:lang w:val="en-US" w:eastAsia="en-US" w:bidi="ar-SA"/>
+              </w:rPr>
+              <w:t>-</w:t>
+            </w:r>
+          </w:p>
+        </w:tc>
+        <w:tc>
+          <w:tcPr>
+            <w:tcW w:w="3802" w:type="dxa"/>
+            <w:tcBorders/>
+          </w:tcPr>
+          <w:p>
+            <w:pPr>
+              <w:pStyle w:val="Compact"/>
+              <w:widowControl/>
+              <w:spacing w:before="36" w:after="36"/>
+              <w:jc w:val="left"/>
+              <w:rPr>
+                <w:rFonts w:ascii="Cambria" w:hAnsi="Cambria" w:eastAsia="Cambria" w:cs=""/>
+                <w:kern w:val="0"/>
+                <w:sz w:val="24"/>
+                <w:szCs w:val="24"/>
+                <w:lang w:val="en-US" w:eastAsia="en-US" w:bidi="ar-SA"/>
+              </w:rPr>
+            </w:pPr>
+            <w:r>
+              <w:rPr>
+                <w:rStyle w:val="VerbatimChar"/>
+                <w:rFonts w:eastAsia="Cambria" w:cs=""/>
+                <w:kern w:val="0"/>
+                <w:szCs w:val="24"/>
+                <w:lang w:val="en-US" w:eastAsia="en-US" w:bidi="ar-SA"/>
+              </w:rPr>
+              <w:t>{ICW2.vector_base[7:3], irq[2:0]}</w:t>
+            </w:r>
+            <w:r>
+              <w:rPr>
+                <w:rFonts w:eastAsia="Cambria" w:cs=""/>
+                <w:kern w:val="0"/>
+                <w:sz w:val="24"/>
+                <w:szCs w:val="24"/>
+                <w:lang w:val="en-US" w:eastAsia="en-US" w:bidi="ar-SA"/>
+              </w:rPr>
+              <w:t xml:space="preserve"> of the acknowledged level when valid=1; </w:t>
+            </w:r>
+            <w:r>
+              <w:rPr>
+                <w:rStyle w:val="VerbatimChar"/>
+                <w:rFonts w:eastAsia="Cambria" w:cs=""/>
+                <w:kern w:val="0"/>
+                <w:szCs w:val="24"/>
+                <w:lang w:val="en-US" w:eastAsia="en-US" w:bidi="ar-SA"/>
+              </w:rPr>
+              <w:t>{vector_base[7:3], 3'b111}</w:t>
+            </w:r>
+            <w:r>
+              <w:rPr>
+                <w:rFonts w:eastAsia="Cambria" w:cs=""/>
+                <w:kern w:val="0"/>
+                <w:sz w:val="24"/>
+                <w:szCs w:val="24"/>
+                <w:lang w:val="en-US" w:eastAsia="en-US" w:bidi="ar-SA"/>
+              </w:rPr>
+              <w:t xml:space="preserve"> (spurious IRQ7) when valid=0</w:t>
+            </w:r>
+          </w:p>
+        </w:tc>
+      </w:tr>
+      <w:tr>
+        <w:trPr/>
+        <w:tc>
+          <w:tcPr>
+            <w:tcW w:w="1754" w:type="dxa"/>
+            <w:tcBorders/>
+          </w:tcPr>
+          <w:p>
+            <w:pPr>
+              <w:pStyle w:val="Compact"/>
+              <w:widowControl/>
+              <w:spacing w:before="36" w:after="36"/>
+              <w:jc w:val="left"/>
+              <w:rPr>
+                <w:rFonts w:ascii="Cambria" w:hAnsi="Cambria" w:eastAsia="Cambria" w:cs=""/>
+                <w:kern w:val="0"/>
+                <w:sz w:val="24"/>
+                <w:szCs w:val="24"/>
+                <w:lang w:val="en-US" w:eastAsia="en-US" w:bidi="ar-SA"/>
+              </w:rPr>
+            </w:pPr>
+            <w:r>
+              <w:rPr>
+                <w:rFonts w:eastAsia="Cambria" w:cs=""/>
+                <w:kern w:val="0"/>
+                <w:sz w:val="24"/>
+                <w:szCs w:val="24"/>
+                <w:lang w:val="en-US" w:eastAsia="en-US" w:bidi="ar-SA"/>
+              </w:rPr>
+              <w:t>8</w:t>
+            </w:r>
+          </w:p>
+        </w:tc>
+        <w:tc>
+          <w:tcPr>
+            <w:tcW w:w="1755" w:type="dxa"/>
+            <w:tcBorders/>
+          </w:tcPr>
+          <w:p>
+            <w:pPr>
+              <w:pStyle w:val="Compact"/>
+              <w:widowControl/>
+              <w:spacing w:before="36" w:after="36"/>
+              <w:jc w:val="left"/>
+              <w:rPr>
+                <w:rFonts w:ascii="Cambria" w:hAnsi="Cambria" w:eastAsia="Cambria" w:cs=""/>
+                <w:kern w:val="0"/>
+                <w:sz w:val="24"/>
+                <w:szCs w:val="24"/>
+                <w:lang w:val="en-US" w:eastAsia="en-US" w:bidi="ar-SA"/>
+              </w:rPr>
+            </w:pPr>
+            <w:r>
+              <w:rPr>
+                <w:rFonts w:eastAsia="Cambria" w:cs=""/>
+                <w:kern w:val="0"/>
+                <w:sz w:val="24"/>
+                <w:szCs w:val="24"/>
+                <w:lang w:val="en-US" w:eastAsia="en-US" w:bidi="ar-SA"/>
+              </w:rPr>
+              <w:t>valid</w:t>
+            </w:r>
+          </w:p>
+        </w:tc>
+        <w:tc>
+          <w:tcPr>
+            <w:tcW w:w="2048" w:type="dxa"/>
+            <w:tcBorders/>
+          </w:tcPr>
+          <w:p>
+            <w:pPr>
+              <w:pStyle w:val="Compact"/>
+              <w:widowControl/>
+              <w:spacing w:before="36" w:after="36"/>
+              <w:jc w:val="left"/>
+              <w:rPr>
+                <w:rFonts w:ascii="Cambria" w:hAnsi="Cambria" w:eastAsia="Cambria" w:cs=""/>
+                <w:kern w:val="0"/>
+                <w:sz w:val="24"/>
+                <w:szCs w:val="24"/>
+                <w:lang w:val="en-US" w:eastAsia="en-US" w:bidi="ar-SA"/>
+              </w:rPr>
+            </w:pPr>
+            <w:r>
+              <w:rPr>
+                <w:rFonts w:eastAsia="Cambria" w:cs=""/>
+                <w:kern w:val="0"/>
+                <w:sz w:val="24"/>
+                <w:szCs w:val="24"/>
+                <w:lang w:val="en-US" w:eastAsia="en-US" w:bidi="ar-SA"/>
+              </w:rPr>
+              <w:t>-</w:t>
+            </w:r>
+          </w:p>
+        </w:tc>
+        <w:tc>
+          <w:tcPr>
+            <w:tcW w:w="3802" w:type="dxa"/>
+            <w:tcBorders/>
+          </w:tcPr>
+          <w:p>
+            <w:pPr>
+              <w:pStyle w:val="Compact"/>
+              <w:widowControl/>
+              <w:spacing w:before="36" w:after="36"/>
+              <w:jc w:val="left"/>
+              <w:rPr>
+                <w:rFonts w:ascii="Cambria" w:hAnsi="Cambria" w:eastAsia="Cambria" w:cs=""/>
+                <w:kern w:val="0"/>
+                <w:sz w:val="24"/>
+                <w:szCs w:val="24"/>
+                <w:lang w:val="en-US" w:eastAsia="en-US" w:bidi="ar-SA"/>
+              </w:rPr>
+            </w:pPr>
+            <w:r>
+              <w:rPr>
+                <w:rFonts w:eastAsia="Cambria" w:cs=""/>
+                <w:kern w:val="0"/>
+                <w:sz w:val="24"/>
+                <w:szCs w:val="24"/>
+                <w:lang w:val="en-US" w:eastAsia="en-US" w:bidi="ar-SA"/>
+              </w:rPr>
+              <w:t>1 = a request was acknowledged and vector names it; 0 = nothing was pending, the read had no side effects</w:t>
+            </w:r>
+          </w:p>
+        </w:tc>
+      </w:tr>
+      <w:tr>
+        <w:trPr/>
+        <w:tc>
+          <w:tcPr>
+            <w:tcW w:w="1754" w:type="dxa"/>
+            <w:tcBorders/>
+          </w:tcPr>
+          <w:p>
+            <w:pPr>
+              <w:pStyle w:val="Compact"/>
+              <w:widowControl/>
+              <w:spacing w:before="36" w:after="36"/>
+              <w:jc w:val="left"/>
+              <w:rPr>
+                <w:rFonts w:ascii="Cambria" w:hAnsi="Cambria" w:eastAsia="Cambria" w:cs=""/>
+                <w:kern w:val="0"/>
+                <w:sz w:val="24"/>
+                <w:szCs w:val="24"/>
+                <w:lang w:val="en-US" w:eastAsia="en-US" w:bidi="ar-SA"/>
+              </w:rPr>
+            </w:pPr>
+            <w:r>
+              <w:rPr>
+                <w:rFonts w:eastAsia="Cambria" w:cs=""/>
+                <w:kern w:val="0"/>
+                <w:sz w:val="24"/>
+                <w:szCs w:val="24"/>
+                <w:lang w:val="en-US" w:eastAsia="en-US" w:bidi="ar-SA"/>
+              </w:rPr>
+              <w:t>31:9</w:t>
+            </w:r>
+          </w:p>
+        </w:tc>
+        <w:tc>
+          <w:tcPr>
+            <w:tcW w:w="1755" w:type="dxa"/>
+            <w:tcBorders/>
+          </w:tcPr>
+          <w:p>
+            <w:pPr>
+              <w:pStyle w:val="Compact"/>
+              <w:widowControl/>
+              <w:spacing w:before="36" w:after="36"/>
+              <w:jc w:val="left"/>
+              <w:rPr>
+                <w:rFonts w:ascii="Cambria" w:hAnsi="Cambria" w:eastAsia="Cambria" w:cs=""/>
+                <w:kern w:val="0"/>
+                <w:sz w:val="24"/>
+                <w:szCs w:val="24"/>
+                <w:lang w:val="en-US" w:eastAsia="en-US" w:bidi="ar-SA"/>
+              </w:rPr>
+            </w:pPr>
+            <w:r>
+              <w:rPr>
+                <w:rFonts w:eastAsia="Cambria" w:cs=""/>
+                <w:kern w:val="0"/>
+                <w:sz w:val="24"/>
+                <w:szCs w:val="24"/>
+                <w:lang w:val="en-US" w:eastAsia="en-US" w:bidi="ar-SA"/>
+              </w:rPr>
+              <w:t>Reserved</w:t>
+            </w:r>
+          </w:p>
+        </w:tc>
+        <w:tc>
+          <w:tcPr>
+            <w:tcW w:w="2048" w:type="dxa"/>
+            <w:tcBorders/>
+          </w:tcPr>
+          <w:p>
+            <w:pPr>
+              <w:pStyle w:val="Compact"/>
+              <w:widowControl/>
+              <w:spacing w:before="36" w:after="36"/>
+              <w:jc w:val="left"/>
+              <w:rPr>
+                <w:rFonts w:ascii="Cambria" w:hAnsi="Cambria" w:eastAsia="Cambria" w:cs=""/>
+                <w:kern w:val="0"/>
+                <w:sz w:val="24"/>
+                <w:szCs w:val="24"/>
+                <w:lang w:val="en-US" w:eastAsia="en-US" w:bidi="ar-SA"/>
+              </w:rPr>
+            </w:pPr>
+            <w:r>
+              <w:rPr>
+                <w:rFonts w:eastAsia="Cambria" w:cs=""/>
+                <w:kern w:val="0"/>
+                <w:sz w:val="24"/>
+                <w:szCs w:val="24"/>
+                <w:lang w:val="en-US" w:eastAsia="en-US" w:bidi="ar-SA"/>
+              </w:rPr>
+              <w:t>0</w:t>
+            </w:r>
+          </w:p>
+        </w:tc>
+        <w:tc>
+          <w:tcPr>
+            <w:tcW w:w="3802" w:type="dxa"/>
+            <w:tcBorders/>
+          </w:tcPr>
+          <w:p>
+            <w:pPr>
+              <w:pStyle w:val="Compact"/>
+              <w:widowControl/>
+              <w:spacing w:before="36" w:after="36"/>
+              <w:jc w:val="left"/>
+              <w:rPr>
+                <w:rFonts w:ascii="Cambria" w:hAnsi="Cambria" w:eastAsia="Cambria" w:cs=""/>
+                <w:kern w:val="0"/>
+                <w:sz w:val="24"/>
+                <w:szCs w:val="24"/>
+                <w:lang w:val="en-US" w:eastAsia="en-US" w:bidi="ar-SA"/>
+              </w:rPr>
+            </w:pPr>
+            <w:r>
+              <w:rPr>
+                <w:rFonts w:eastAsia="Cambria" w:cs=""/>
+                <w:kern w:val="0"/>
+                <w:sz w:val="24"/>
+                <w:szCs w:val="24"/>
+                <w:lang w:val="en-US" w:eastAsia="en-US" w:bidi="ar-SA"/>
+              </w:rPr>
+              <w:t>Reserved</w:t>
+            </w:r>
+          </w:p>
+        </w:tc>
+      </w:tr>
+    </w:tbl>
+    <w:p>
+      <w:pPr>
+        <w:pStyle w:val="BodyText"/>
+        <w:rPr/>
+      </w:pPr>
+      <w:r>
+        <w:rPr>
+          <w:sz w:val="20"/>
+        </w:rPr>
+        <w:t xml:space="preserve">If an unmasked, unblocked request is pending – the same condition that drives </w:t>
+      </w:r>
+      <w:r>
+        <w:rPr>
+          <w:rStyle w:val="VerbatimChar"/>
+          <w:sz w:val="20"/>
+        </w:rPr>
+        <w:t>int_out</w:t>
+      </w:r>
+      <w:r>
+        <w:rPr>
+          <w:sz w:val="20"/>
+        </w:rPr>
+        <w:t>, so a read can never acknowledge something the pin was not offering – the read:</w:t>
+      </w:r>
+    </w:p>
+    <w:p>
+      <w:pPr>
+        <w:pStyle w:val="Compact"/>
+        <w:numPr>
+          <w:ilvl w:val="0"/>
+          <w:numId w:val="19"/>
+        </w:numPr>
+        <w:rPr/>
+      </w:pPr>
+      <w:r>
+        <w:rPr/>
+        <w:t xml:space="preserve">returns </w:t>
+      </w:r>
+      <w:r>
+        <w:rPr>
+          <w:rStyle w:val="VerbatimChar"/>
+        </w:rPr>
+        <w:t>valid = 1</w:t>
+      </w:r>
+      <w:r>
+        <w:rPr/>
+        <w:t xml:space="preserve"> and that level’s vector. The data is the state BEFORE the acknowledge: PIC_INTA is a wire in the register block and the bridge captures it in the same cycle the core registers the side effect;</w:t>
+      </w:r>
+    </w:p>
+    <w:p>
+      <w:pPr>
+        <w:pStyle w:val="Compact"/>
+        <w:numPr>
+          <w:ilvl w:val="0"/>
+          <w:numId w:val="20"/>
+        </w:numPr>
+        <w:rPr/>
+      </w:pPr>
+      <w:r>
+        <w:rPr/>
+        <w:t xml:space="preserve">sets </w:t>
+      </w:r>
+      <w:r>
+        <w:rPr>
+          <w:rStyle w:val="VerbatimChar"/>
+        </w:rPr>
+        <w:t>ISR[irq]</w:t>
+      </w:r>
+      <w:r>
+        <w:rPr/>
+        <w:t>, which from the next cycle blocks that level and every lower-priority one until EOI;</w:t>
+      </w:r>
+    </w:p>
+    <w:p>
+      <w:pPr>
+        <w:pStyle w:val="Compact"/>
+        <w:numPr>
+          <w:ilvl w:val="0"/>
+          <w:numId w:val="21"/>
+        </w:numPr>
+        <w:rPr/>
+      </w:pPr>
+      <w:r>
+        <w:rPr/>
+        <w:t xml:space="preserve">clears </w:t>
+      </w:r>
+      <w:r>
+        <w:rPr>
+          <w:rStyle w:val="VerbatimChar"/>
+        </w:rPr>
+        <w:t>IRR[irq]</w:t>
+      </w:r>
+      <w:r>
+        <w:rPr/>
+        <w:t xml:space="preserve"> in edge mode. In level mode the IRR follows the pin and is left alone;</w:t>
+      </w:r>
+    </w:p>
+    <w:p>
+      <w:pPr>
+        <w:pStyle w:val="Compact"/>
+        <w:numPr>
+          <w:ilvl w:val="0"/>
+          <w:numId w:val="22"/>
+        </w:numPr>
+        <w:rPr/>
+      </w:pPr>
+      <w:r>
+        <w:rPr/>
+        <w:t xml:space="preserve">in AEOI mode also clears </w:t>
+      </w:r>
+      <w:r>
+        <w:rPr>
+          <w:rStyle w:val="VerbatimChar"/>
+        </w:rPr>
+        <w:t>ISR[irq]</w:t>
+      </w:r>
+      <w:r>
+        <w:rPr/>
+        <w:t xml:space="preserve"> in the same cycle, and if rotate-on-AEOI is armed (OCW2 0x80) moves the priority base to the acknowledged level – exactly once per acknowledge.</w:t>
+      </w:r>
+    </w:p>
+    <w:p>
+      <w:pPr>
+        <w:pStyle w:val="FirstParagraph"/>
+        <w:rPr/>
+      </w:pPr>
+      <w:r>
+        <w:rPr>
+          <w:sz w:val="20"/>
+        </w:rPr>
+        <w:t xml:space="preserve">If nothing is pending the read returns </w:t>
+      </w:r>
+      <w:r>
+        <w:rPr>
+          <w:rStyle w:val="VerbatimChar"/>
+          <w:sz w:val="20"/>
+        </w:rPr>
+        <w:t>valid = 0</w:t>
+      </w:r>
+      <w:r>
+        <w:rPr>
+          <w:sz w:val="20"/>
+        </w:rPr>
+        <w:t xml:space="preserve"> with the spurious vector and changes nothing. That is the 8259A’s spurious-IRQ7 convention; check </w:t>
+      </w:r>
+      <w:r>
+        <w:rPr>
+          <w:rStyle w:val="VerbatimChar"/>
+          <w:sz w:val="20"/>
+        </w:rPr>
+        <w:t>valid</w:t>
+      </w:r>
+      <w:r>
+        <w:rPr>
+          <w:sz w:val="20"/>
+        </w:rPr>
+        <w:t xml:space="preserve"> rather than decoding the vector.</w:t>
+      </w:r>
+    </w:p>
+    <w:p>
+      <w:pPr>
+        <w:pStyle w:val="BodyText"/>
+        <w:rPr/>
+      </w:pPr>
+      <w:r>
+        <w:rPr>
+          <w:rStyle w:val="VerbatimChar"/>
+          <w:sz w:val="20"/>
+        </w:rPr>
+        <w:t>int_out</w:t>
+      </w:r>
+      <w:r>
+        <w:rPr>
+          <w:sz w:val="20"/>
+        </w:rPr>
+        <w:t xml:space="preserve"> drops in the cycle after the acknowledge unless another request of higher priority than everything now in service is waiting – with the in-service block, that means a HIGHER-priority level. A second edge on the level just acknowledged sets its IRR bit again but is held off until its EOI.</w:t>
+      </w:r>
+    </w:p>
+    <w:p>
+      <w:pPr>
+        <w:pStyle w:val="BodyText"/>
+        <w:rPr/>
+      </w:pPr>
+      <w:r>
+        <w:rPr>
+          <w:b/>
+          <w:bCs/>
+          <w:sz w:val="20"/>
+        </w:rPr>
+        <w:t>Programming sequence.</w:t>
+      </w:r>
+      <w:r>
+        <w:rPr>
+          <w:sz w:val="20"/>
+        </w:rPr>
+        <w:t xml:space="preserve"> With </w:t>
+      </w:r>
+      <w:r>
+        <w:rPr>
+          <w:rStyle w:val="VerbatimChar"/>
+          <w:sz w:val="20"/>
+        </w:rPr>
+        <w:t>pic_enable=1</w:t>
+      </w:r>
+      <w:r>
+        <w:rPr>
+          <w:sz w:val="20"/>
+        </w:rPr>
+        <w:t xml:space="preserve"> and initialization complete:</w:t>
+      </w:r>
+    </w:p>
+    <w:p>
+      <w:pPr>
+        <w:pStyle w:val="Compact"/>
+        <w:numPr>
+          <w:ilvl w:val="0"/>
+          <w:numId w:val="23"/>
+        </w:numPr>
+        <w:rPr/>
+      </w:pPr>
+      <w:r>
+        <w:rPr>
+          <w:rStyle w:val="VerbatimChar"/>
+        </w:rPr>
+        <w:t>int_out</w:t>
+      </w:r>
+      <w:r>
+        <w:rPr/>
+        <w:t xml:space="preserve"> asserts (PIC_STATUS.int_output reads 1).</w:t>
+      </w:r>
+    </w:p>
+    <w:p>
+      <w:pPr>
+        <w:pStyle w:val="Compact"/>
+        <w:numPr>
+          <w:ilvl w:val="0"/>
+          <w:numId w:val="6"/>
+        </w:numPr>
+        <w:rPr/>
+      </w:pPr>
+      <w:r>
+        <w:rPr/>
+        <w:t xml:space="preserve">Read PIC_INTA. If </w:t>
+      </w:r>
+      <w:r>
+        <w:rPr>
+          <w:rStyle w:val="VerbatimChar"/>
+        </w:rPr>
+        <w:t>valid=0</w:t>
+      </w:r>
+      <w:r>
+        <w:rPr/>
+        <w:t xml:space="preserve">, the interrupt was spurious – return without an EOI. Otherwise </w:t>
+      </w:r>
+      <w:r>
+        <w:rPr>
+          <w:rStyle w:val="VerbatimChar"/>
+        </w:rPr>
+        <w:t>vector[2:0]</w:t>
+      </w:r>
+      <w:r>
+        <w:rPr/>
+        <w:t xml:space="preserve"> is the level and </w:t>
+      </w:r>
+      <w:r>
+        <w:rPr>
+          <w:rStyle w:val="VerbatimChar"/>
+        </w:rPr>
+        <w:t>vector</w:t>
+      </w:r>
+      <w:r>
+        <w:rPr/>
+        <w:t xml:space="preserve"> is the full interrupt number.</w:t>
+      </w:r>
+    </w:p>
+    <w:p>
+      <w:pPr>
+        <w:pStyle w:val="Compact"/>
+        <w:numPr>
+          <w:ilvl w:val="0"/>
+          <w:numId w:val="6"/>
+        </w:numPr>
+        <w:rPr/>
+      </w:pPr>
+      <w:r>
+        <w:rPr/>
+        <w:t xml:space="preserve">Service the device. A higher-priority request can assert </w:t>
+      </w:r>
+      <w:r>
+        <w:rPr>
+          <w:rStyle w:val="VerbatimChar"/>
+        </w:rPr>
+        <w:t>int_out</w:t>
+      </w:r>
+      <w:r>
+        <w:rPr/>
+        <w:t xml:space="preserve"> during this step; a handler that re-enables CPU interrupts may re-enter at step 2 for it, and that nested handler’s EOI retires the nested level first.</w:t>
+      </w:r>
+    </w:p>
+    <w:p>
+      <w:pPr>
+        <w:pStyle w:val="Compact"/>
+        <w:numPr>
+          <w:ilvl w:val="0"/>
+          <w:numId w:val="6"/>
+        </w:numPr>
+        <w:rPr/>
+      </w:pPr>
+      <w:bookmarkStart w:id="79" w:name="functional-description-1"/>
+      <w:bookmarkStart w:id="80" w:name="status-readback-registers"/>
+      <w:r>
+        <w:rPr/>
+        <w:t>Write PIC_OCW2: non-specific EOI (0x20) or specific EOI (0x60 | level), or the rotate variants (0xA0, 0xE0 | level) for round-robin service. In AEOI mode skip this step – the acknowledge already retired the level.</w:t>
+      </w:r>
+      <w:bookmarkEnd w:id="79"/>
+      <w:bookmarkEnd w:id="80"/>
     </w:p>
     <w:p>
       <w:pPr>
@@ -15954,9 +17884,9 @@
         <w:spacing w:before="280" w:after="80"/>
         <w:rPr/>
       </w:pPr>
-      <w:bookmarkStart w:id="93" w:name="__RefHeading___Toc3218_1927110876"/>
-      <w:bookmarkStart w:id="94" w:name="X470e354cf6010deba1c9fbb73ccb4b8c76edba8"/>
-      <w:bookmarkEnd w:id="93"/>
+      <w:bookmarkStart w:id="81" w:name="__RefHeading___Toc4033_4073099194"/>
+      <w:bookmarkStart w:id="82" w:name="design-notes"/>
+      <w:bookmarkEnd w:id="81"/>
       <w:r>
         <w:rPr>
           <w:rStyle w:val="SectionNumber"/>
@@ -15964,7 +17894,7 @@
           <w:color w:val="228B22"/>
           <w:sz w:val="28"/>
         </w:rPr>
-        <w:t>3.6</w:t>
+        <w:t>3.3</w:t>
       </w:r>
       <w:r>
         <w:rPr>
@@ -15973,7 +17903,7 @@
           <w:sz w:val="28"/>
         </w:rPr>
         <w:tab/>
-        <w:t>Implementation Notes (RTL vs. classic 8259A)</w:t>
+        <w:t>Design Notes</w:t>
       </w:r>
     </w:p>
     <w:p>
@@ -15985,280 +17915,246 @@
         <w:rPr>
           <w:sz w:val="20"/>
         </w:rPr>
-        <w:t xml:space="preserve">The register file above matches the RTL exactly. Several classic-8259A behaviors implied by the register names are </w:t>
-      </w:r>
+        <w:t>The register file above matches the RTL exactly. The behaviors that follow are the ones a datasheet reader would otherwise assume or overlook:</w:t>
+      </w:r>
+    </w:p>
+    <w:p>
+      <w:pPr>
+        <w:pStyle w:val="Compact"/>
+        <w:numPr>
+          <w:ilvl w:val="0"/>
+          <w:numId w:val="24"/>
+        </w:numPr>
+        <w:rPr/>
+      </w:pPr>
+      <w:r>
+        <w:rPr>
+          <w:b/>
+          <w:bCs/>
+        </w:rPr>
+        <w:t>Priority and the INT pin.</w:t>
+      </w:r>
+      <w:r>
+        <w:rPr/>
+        <w:t xml:space="preserve"> A level is eligible when it is requesting, unmasked, and no level of equal or higher priority is in service. </w:t>
+      </w:r>
+      <w:r>
+        <w:rPr>
+          <w:rStyle w:val="VerbatimChar"/>
+        </w:rPr>
+        <w:t>int_out</w:t>
+      </w:r>
+      <w:r>
+        <w:rPr/>
+        <w:t xml:space="preserve"> is the OR of eligible levels (while initialized and enabled); the same predicate chooses what PIC_INTA acknowledges. An in-service level blocks itself and everything below it until its EOI; a higher-priority level still preempts. Special mask mode is the one exception, described under OCW3.</w:t>
+      </w:r>
+    </w:p>
+    <w:p>
+      <w:pPr>
+        <w:pStyle w:val="Compact"/>
+        <w:numPr>
+          <w:ilvl w:val="0"/>
+          <w:numId w:val="25"/>
+        </w:numPr>
+        <w:rPr/>
+      </w:pPr>
+      <w:r>
+        <w:rPr>
+          <w:b/>
+          <w:bCs/>
+        </w:rPr>
+        <w:t>Timing.</w:t>
+      </w:r>
+      <w:r>
+        <w:rPr/>
+        <w:t xml:space="preserve"> </w:t>
+      </w:r>
+      <w:r>
+        <w:rPr>
+          <w:rStyle w:val="VerbatimChar"/>
+        </w:rPr>
+        <w:t>irq_in</w:t>
+      </w:r>
+      <w:r>
+        <w:rPr/>
+        <w:t xml:space="preserve"> may be asynchronous. It passes a </w:t>
+      </w:r>
+      <w:r>
+        <w:rPr>
+          <w:rStyle w:val="VerbatimChar"/>
+        </w:rPr>
+        <w:t>SYNC_STAGES</w:t>
+      </w:r>
+      <w:r>
+        <w:rPr/>
+        <w:t xml:space="preserve">-flop synchronizer (default 2, minimum 2) before the edge detector, so a pin transition reaches the IRR </w:t>
+      </w:r>
+      <w:r>
+        <w:rPr>
+          <w:rStyle w:val="VerbatimChar"/>
+        </w:rPr>
+        <w:t>SYNC_STAGES + 1</w:t>
+      </w:r>
+      <w:r>
+        <w:rPr/>
+        <w:t xml:space="preserve"> clocks later and </w:t>
+      </w:r>
+      <w:r>
+        <w:rPr>
+          <w:rStyle w:val="VerbatimChar"/>
+        </w:rPr>
+        <w:t>int_out</w:t>
+      </w:r>
+      <w:r>
+        <w:rPr/>
+        <w:t xml:space="preserve">, which is combinational from the IRR, IMR and ISR, follows in that cycle – about three </w:t>
+      </w:r>
+      <w:r>
+        <w:rPr>
+          <w:rStyle w:val="VerbatimChar"/>
+        </w:rPr>
+        <w:t>pclk</w:t>
+      </w:r>
+      <w:r>
+        <w:rPr/>
+        <w:t xml:space="preserve"> periods at the default. Register writes (IMR, OCW2, OCW3) act one cycle after the APB access phase; PIC_INTA acts in the access cycle.</w:t>
+      </w:r>
+    </w:p>
+    <w:p>
+      <w:pPr>
+        <w:pStyle w:val="Compact"/>
+        <w:numPr>
+          <w:ilvl w:val="0"/>
+          <w:numId w:val="26"/>
+        </w:numPr>
+        <w:rPr/>
+      </w:pPr>
+      <w:r>
+        <w:rPr>
+          <w:b/>
+          <w:bCs/>
+        </w:rPr>
+        <w:t>Software-visible storage with no hardware effect.</w:t>
+      </w:r>
+      <w:r>
+        <w:rPr/>
+        <w:t xml:space="preserve"> ICW4 BUF and SFNM, OCW3 read-register-select and poll, and ICW1 ADI are stored and never read by the core. There is no special fully nested mode. ICW3 is NO LONGER in this list (RLB/pic_8259 TASK-001): it is read by the core and selects the cascade level. There are still no CAS or SP/EN pins – see the PIC_ICW3 notes above for the acknowledge-by-read equivalent. IRR and ISR are dedicated registers, so the read-select command has nothing to select; the poll command is superseded by PIC_INTA, which returns the same “is there an interrupt, and which” answer with the acknowledge folded in. </w:t>
+      </w:r>
+      <w:r>
+        <w:rPr>
+          <w:rStyle w:val="VerbatimChar"/>
+        </w:rPr>
+        <w:t>auto_reset_init</w:t>
+      </w:r>
+      <w:r>
+        <w:rPr/>
+        <w:t xml:space="preserve"> affects only the clearing of </w:t>
+      </w:r>
+      <w:r>
+        <w:rPr>
+          <w:rStyle w:val="VerbatimChar"/>
+        </w:rPr>
+        <w:t>init_mode</w:t>
+      </w:r>
+      <w:r>
+        <w:rPr/>
+        <w:t>.</w:t>
+      </w:r>
+    </w:p>
+    <w:p>
+      <w:pPr>
+        <w:pStyle w:val="Compact"/>
+        <w:numPr>
+          <w:ilvl w:val="0"/>
+          <w:numId w:val="27"/>
+        </w:numPr>
+        <w:rPr/>
+      </w:pPr>
+      <w:r>
+        <w:rPr>
+          <w:b/>
+          <w:bCs/>
+        </w:rPr>
+        <w:t>History.</w:t>
+      </w:r>
+      <w:r>
+        <w:rPr/>
+        <w:t xml:space="preserve"> The acknowledge-by-read path, live ISR, EOI/nesting/SMM semantics, one-shot rotate-on-AEOI, single-copy IMR, gated OCW2/OCW3, edge- taken </w:t>
+      </w:r>
+      <w:r>
+        <w:rPr>
+          <w:rStyle w:val="VerbatimChar"/>
+        </w:rPr>
+        <w:t>init_mode</w:t>
+      </w:r>
+      <w:r>
+        <w:rPr/>
+        <w:t xml:space="preserve">, strict decode with </w:t>
+      </w:r>
+      <w:r>
+        <w:rPr>
+          <w:rStyle w:val="VerbatimChar"/>
+        </w:rPr>
+        <w:t>PSLVERR</w:t>
+      </w:r>
+      <w:r>
+        <w:rPr/>
+        <w:t xml:space="preserve"> and the input synchronizer all landed together on 2026-09-09 (issue #50). Before that the block had no acknowledge at all, so the ISR never set and an edge request never cleared.</w:t>
+      </w:r>
+      <w:bookmarkEnd w:id="82"/>
+    </w:p>
+    <w:p>
+      <w:pPr>
+        <w:pStyle w:val="Heading2"/>
+        <w:pBdr>
+          <w:bottom w:val="single" w:sz="12" w:space="0" w:color="228B22"/>
+        </w:pBdr>
+        <w:spacing w:before="280" w:after="80"/>
+        <w:rPr/>
+      </w:pPr>
+      <w:bookmarkStart w:id="83" w:name="__RefHeading___Toc4035_4073099194"/>
+      <w:bookmarkStart w:id="84" w:name="navigation-1"/>
+      <w:bookmarkEnd w:id="83"/>
+      <w:r>
+        <w:rPr>
+          <w:rStyle w:val="SectionNumber"/>
+          <w:b/>
+          <w:color w:val="228B22"/>
+          <w:sz w:val="28"/>
+        </w:rPr>
+        <w:t>3.4</w:t>
+      </w:r>
+      <w:r>
+        <w:rPr>
+          <w:b/>
+          <w:color w:val="228B22"/>
+          <w:sz w:val="28"/>
+        </w:rPr>
+        <w:tab/>
+        <w:t>Navigation</w:t>
+      </w:r>
+    </w:p>
+    <w:p>
+      <w:pPr>
+        <w:pStyle w:val="FirstParagraph"/>
+        <w:spacing w:before="180" w:after="180"/>
+        <w:rPr/>
+      </w:pPr>
       <w:r>
         <w:rPr>
           <w:b/>
           <w:bCs/>
           <w:sz w:val="20"/>
         </w:rPr>
-        <w:t>not</w:t>
+        <w:t>Back to:</w:t>
       </w:r>
       <w:r>
         <w:rPr>
           <w:sz w:val="20"/>
         </w:rPr>
-        <w:t xml:space="preserve"> implemented in the current core; they are documented here so firmware does not rely on them:</w:t>
-      </w:r>
-    </w:p>
-    <w:p>
-      <w:pPr>
-        <w:pStyle w:val="Compact"/>
-        <w:numPr>
-          <w:ilvl w:val="0"/>
-          <w:numId w:val="12"/>
-        </w:numPr>
-        <w:rPr/>
-      </w:pPr>
-      <w:r>
-        <w:rPr>
-          <w:b/>
-          <w:bCs/>
-        </w:rPr>
-        <w:t>No INTA handshake / vector output.</w:t>
-      </w:r>
-      <w:r>
-        <w:rPr/>
-        <w:t xml:space="preserve"> The block has no </w:t>
-      </w:r>
-      <w:r>
-        <w:rPr>
-          <w:rStyle w:val="VerbatimChar"/>
-        </w:rPr>
-        <w:t>inta_n</w:t>
-      </w:r>
-      <w:r>
-        <w:rPr/>
-        <w:t xml:space="preserve">, </w:t>
-      </w:r>
-      <w:r>
-        <w:rPr>
-          <w:rStyle w:val="VerbatimChar"/>
-        </w:rPr>
-        <w:t>cas[2:0]</w:t>
-      </w:r>
-      <w:r>
-        <w:rPr/>
-        <w:t xml:space="preserve">, or </w:t>
-      </w:r>
-      <w:r>
-        <w:rPr>
-          <w:rStyle w:val="VerbatimChar"/>
-        </w:rPr>
-        <w:t>sp_n/en_n</w:t>
-      </w:r>
-      <w:r>
-        <w:rPr/>
-        <w:t xml:space="preserve"> pins - only </w:t>
-      </w:r>
-      <w:r>
-        <w:rPr>
-          <w:rStyle w:val="VerbatimChar"/>
-        </w:rPr>
-        <w:t>irq_in[7:0]</w:t>
-      </w:r>
-      <w:r>
-        <w:rPr/>
-        <w:t xml:space="preserve"> and </w:t>
-      </w:r>
-      <w:r>
-        <w:rPr>
-          <w:rStyle w:val="VerbatimChar"/>
-        </w:rPr>
-        <w:t>int_out</w:t>
-      </w:r>
-      <w:r>
-        <w:rPr/>
-        <w:t>. The core computes an interrupt vector internally but leaves it on an unconnected wire reserved for future INTA support; no register exposes it to software.</w:t>
-      </w:r>
-    </w:p>
-    <w:p>
-      <w:pPr>
-        <w:pStyle w:val="Compact"/>
-        <w:numPr>
-          <w:ilvl w:val="0"/>
-          <w:numId w:val="13"/>
-        </w:numPr>
-        <w:rPr/>
-      </w:pPr>
-      <w:r>
-        <w:rPr>
-          <w:b/>
-          <w:bCs/>
-        </w:rPr>
-        <w:t>ISR is never set (0x24 reads 0).</w:t>
-      </w:r>
-      <w:r>
-        <w:rPr/>
-        <w:t xml:space="preserve"> No acknowledge path sets an in-service bit, so PIC_ISR always reads 0x00. As a consequence, all PIC_OCW2 EOI variants, ISR-based interrupt nesting/blocking, and special mask mode have no effect on live state.</w:t>
-      </w:r>
-    </w:p>
-    <w:p>
-      <w:pPr>
-        <w:pStyle w:val="Compact"/>
-        <w:numPr>
-          <w:ilvl w:val="0"/>
-          <w:numId w:val="14"/>
-        </w:numPr>
-        <w:rPr/>
-      </w:pPr>
-      <w:r>
-        <w:rPr>
-          <w:b/>
-          <w:bCs/>
-        </w:rPr>
-        <w:t>Edge-triggered IRR has no clear-on-acknowledge path.</w:t>
-      </w:r>
-      <w:r>
-        <w:rPr/>
-        <w:t xml:space="preserve"> In edge mode an IRR bit, once set, is only cleared by reset, an ICW1 write (re-initialization), or clearing </w:t>
-      </w:r>
-      <w:r>
-        <w:rPr>
-          <w:rStyle w:val="VerbatimChar"/>
-        </w:rPr>
-        <w:t>pic_enable</w:t>
-      </w:r>
-      <w:r>
-        <w:rPr/>
-        <w:t>. Because EOI only touches the (always-zero) ISR, a pending edge interrupt can otherwise be removed only by masking it in the IMR. Level mode works normally because IRR follows the pin.</w:t>
-      </w:r>
-    </w:p>
-    <w:p>
-      <w:pPr>
-        <w:pStyle w:val="Compact"/>
-        <w:numPr>
-          <w:ilvl w:val="0"/>
-          <w:numId w:val="15"/>
-        </w:numPr>
-        <w:rPr/>
-      </w:pPr>
-      <w:r>
-        <w:rPr>
-          <w:b/>
-          <w:bCs/>
-        </w:rPr>
-        <w:t>OCW3 read-select and poll are inert.</w:t>
-      </w:r>
-      <w:r>
-        <w:rPr/>
-        <w:t xml:space="preserve"> IRR and ISR are dedicated read-only registers at 0x20/0x24; the OCW3 </w:t>
-      </w:r>
-      <w:r>
-        <w:rPr>
-          <w:rStyle w:val="VerbatimChar"/>
-        </w:rPr>
-        <w:t>read_reg_cmd</w:t>
-      </w:r>
-      <w:r>
-        <w:rPr/>
-        <w:t>/poll fields are decoded but not used, so the dedicated addresses make the read-select mechanism unnecessary.</w:t>
-      </w:r>
-    </w:p>
-    <w:p>
-      <w:pPr>
-        <w:pStyle w:val="Compact"/>
-        <w:numPr>
-          <w:ilvl w:val="0"/>
-          <w:numId w:val="16"/>
-        </w:numPr>
-        <w:rPr/>
-      </w:pPr>
-      <w:r>
-        <w:rPr>
-          <w:b/>
-          <w:bCs/>
-        </w:rPr>
-        <w:t>Cascade, SFNM, buffered mode, and Auto EOI are stored but non-functional.</w:t>
-      </w:r>
-      <w:r>
-        <w:rPr/>
-        <w:t xml:space="preserve"> ICW3 (cascade), ICW4 SFNM/BUF, and ICW4 AEOI are captured in registers but have no functional effect in the current core (AEOI performs no end-of-interrupt because ISR is never set).</w:t>
-      </w:r>
-    </w:p>
-    <w:p>
-      <w:pPr>
-        <w:pStyle w:val="Normal"/>
-        <w:rPr/>
-      </w:pPr>
-      <w:r>
-        <w:rPr/>
-        <mc:AlternateContent>
-          <mc:Choice Requires="wps">
-            <w:drawing>
-              <wp:inline distT="0" distB="0" distL="0" distR="0">
-                <wp:extent cx="5943600" cy="19050"/>
-                <wp:effectExtent l="0" t="0" r="0" b="0"/>
-                <wp:docPr id="24" name=""/>
-                <a:graphic xmlns:a="http://schemas.openxmlformats.org/drawingml/2006/main">
-                  <a:graphicData uri="http://schemas.microsoft.com/office/word/2010/wordprocessingShape">
-                    <wps:wsp>
-                      <wps:cNvSpPr/>
-                      <wps:nvSpPr>
-                        <wps:cNvPr id="25" name=""/>
-                        <wps:cNvSpPr/>
-                      </wps:nvSpPr>
-                      <wps:spPr>
-                        <a:xfrm>
-                          <a:off x="0" y="0"/>
-                          <a:ext cx="5943600" cy="19080"/>
-                        </a:xfrm>
-                        <a:prstGeom prst="rect">
-                          <a:avLst/>
-                        </a:prstGeom>
-                        <a:solidFill>
-                          <a:srgbClr val="ffffff"/>
-                        </a:solidFill>
-                        <a:ln w="0">
-                          <a:solidFill>
-                            <a:srgbClr val="000000"/>
-                          </a:solidFill>
-                        </a:ln>
-                      </wps:spPr>
-                      <wps:bodyPr/>
-                    </wps:wsp>
-                  </a:graphicData>
-                </a:graphic>
-                <wp14:sizeRelH relativeFrom="page">
-                  <wp14:pctWidth>100000</wp14:pctWidth>
-                </wp14:sizeRelH>
-              </wp:inline>
-            </w:drawing>
-          </mc:Choice>
-          <mc:Fallback>
-            <w:pict>
-              <v:rect id="shape_0" fillcolor="white" stroked="t" o:allowincell="f" style="position:absolute;margin-left:0pt;margin-top:-1.55pt;width:467.95pt;height:1.45pt;mso-wrap-style:none;v-text-anchor:middle;mso-position-horizontal:center;mso-position-vertical:top">
-                <v:fill o:detectmouseclick="t" type="solid" color2="black"/>
-                <v:stroke color="black" joinstyle="round" endcap="flat"/>
-                <w10:wrap type="topAndBottom"/>
-              </v:rect>
-            </w:pict>
-          </mc:Fallback>
-        </mc:AlternateContent>
-      </w:r>
-    </w:p>
-    <w:p>
-      <w:pPr>
-        <w:pStyle w:val="FirstParagraph"/>
-        <w:spacing w:before="180" w:after="180"/>
-        <w:rPr/>
-      </w:pPr>
-      <w:r>
-        <w:rPr>
-          <w:b/>
-          <w:bCs/>
-          <w:sz w:val="20"/>
-        </w:rPr>
-        <w:t>Back to:</w:t>
-      </w:r>
-      <w:r>
-        <w:rPr>
-          <w:sz w:val="20"/>
-        </w:rPr>
         <w:t xml:space="preserve"> </w:t>
       </w:r>
-      <w:hyperlink r:id="rId16">
+      <w:hyperlink r:id="rId10">
         <w:r>
           <w:rPr>
             <w:rStyle w:val="Hyperlink"/>
@@ -16267,12 +18163,12 @@
         </w:r>
       </w:hyperlink>
       <w:bookmarkEnd w:id="50"/>
-      <w:bookmarkEnd w:id="94"/>
+      <w:bookmarkEnd w:id="84"/>
     </w:p>
     <w:sectPr>
-      <w:footerReference w:type="even" r:id="rId17"/>
-      <w:footerReference w:type="default" r:id="rId18"/>
-      <w:footerReference w:type="first" r:id="rId19"/>
+      <w:footerReference w:type="even" r:id="rId11"/>
+      <w:footerReference w:type="default" r:id="rId12"/>
+      <w:footerReference w:type="first" r:id="rId13"/>
       <w:type w:val="nextPage"/>
       <w:pgSz w:w="12240" w:h="15840"/>
       <w:pgMar w:left="1440" w:right="1440" w:gutter="0" w:header="0" w:top="1440" w:footer="720" w:bottom="1440"/>
@@ -16370,7 +18266,7 @@
               <w:rFonts w:ascii="Calibri" w:hAnsi="Calibri"/>
               <w:sz w:val="16"/>
             </w:rPr>
-            <w:t>Open Source - Apache 2.0 License</w:t>
+            <w:t>Open Source - MIT License</w:t>
           </w:r>
         </w:p>
       </w:tc>
@@ -16407,7 +18303,7 @@
           </w:r>
           <w:r>
             <w:rPr/>
-            <w:t>18</w:t>
+            <w:t>25</w:t>
           </w:r>
           <w:r>
             <w:rPr/>
@@ -16434,7 +18330,7 @@
           </w:r>
           <w:r>
             <w:rPr/>
-            <w:t>18</w:t>
+            <w:t>25</w:t>
           </w:r>
           <w:r>
             <w:rPr/>
@@ -16517,7 +18413,7 @@
               <w:rFonts w:ascii="Calibri" w:hAnsi="Calibri"/>
               <w:sz w:val="16"/>
             </w:rPr>
-            <w:t>Open Source - Apache 2.0 License</w:t>
+            <w:t>Open Source - MIT License</w:t>
           </w:r>
         </w:p>
       </w:tc>
@@ -16554,7 +18450,7 @@
           </w:r>
           <w:r>
             <w:rPr/>
-            <w:t>18</w:t>
+            <w:t>25</w:t>
           </w:r>
           <w:r>
             <w:rPr/>
@@ -16581,7 +18477,7 @@
           </w:r>
           <w:r>
             <w:rPr/>
-            <w:t>18</w:t>
+            <w:t>25</w:t>
           </w:r>
           <w:r>
             <w:rPr/>
@@ -17142,6 +19038,397 @@
   </w:abstractNum>
   <w:abstractNum w:abstractNumId="5">
     <w:lvl w:ilvl="0">
+      <w:numFmt w:val="bullet"/>
+      <w:lvlText w:val=""/>
+      <w:lvlJc w:val="left"/>
+      <w:pPr>
+        <w:tabs>
+          <w:tab w:val="num" w:pos="0"/>
+        </w:tabs>
+        <w:ind w:left="720" w:hanging="480"/>
+      </w:pPr>
+      <w:rPr>
+        <w:rFonts w:ascii="Symbol" w:hAnsi="Symbol" w:cs="Symbol" w:hint="default"/>
+      </w:rPr>
+    </w:lvl>
+    <w:lvl w:ilvl="1">
+      <w:start w:val="0"/>
+      <w:numFmt w:val="bullet"/>
+      <w:lvlText w:val=""/>
+      <w:lvlJc w:val="left"/>
+      <w:pPr>
+        <w:tabs>
+          <w:tab w:val="num" w:pos="0"/>
+        </w:tabs>
+        <w:ind w:left="1440" w:hanging="480"/>
+      </w:pPr>
+      <w:rPr>
+        <w:rFonts w:ascii="Symbol" w:hAnsi="Symbol" w:cs="Symbol" w:hint="default"/>
+      </w:rPr>
+    </w:lvl>
+    <w:lvl w:ilvl="2">
+      <w:start w:val="0"/>
+      <w:numFmt w:val="bullet"/>
+      <w:lvlText w:val=""/>
+      <w:lvlJc w:val="left"/>
+      <w:pPr>
+        <w:tabs>
+          <w:tab w:val="num" w:pos="0"/>
+        </w:tabs>
+        <w:ind w:left="2160" w:hanging="480"/>
+      </w:pPr>
+      <w:rPr>
+        <w:rFonts w:ascii="Symbol" w:hAnsi="Symbol" w:cs="Symbol" w:hint="default"/>
+      </w:rPr>
+    </w:lvl>
+    <w:lvl w:ilvl="3">
+      <w:start w:val="0"/>
+      <w:numFmt w:val="bullet"/>
+      <w:lvlText w:val=""/>
+      <w:lvlJc w:val="left"/>
+      <w:pPr>
+        <w:tabs>
+          <w:tab w:val="num" w:pos="0"/>
+        </w:tabs>
+        <w:ind w:left="2880" w:hanging="480"/>
+      </w:pPr>
+      <w:rPr>
+        <w:rFonts w:ascii="Symbol" w:hAnsi="Symbol" w:cs="Symbol" w:hint="default"/>
+      </w:rPr>
+    </w:lvl>
+    <w:lvl w:ilvl="4">
+      <w:start w:val="0"/>
+      <w:numFmt w:val="bullet"/>
+      <w:lvlText w:val=""/>
+      <w:lvlJc w:val="left"/>
+      <w:pPr>
+        <w:tabs>
+          <w:tab w:val="num" w:pos="0"/>
+        </w:tabs>
+        <w:ind w:left="3600" w:hanging="480"/>
+      </w:pPr>
+      <w:rPr>
+        <w:rFonts w:ascii="Symbol" w:hAnsi="Symbol" w:cs="Symbol" w:hint="default"/>
+      </w:rPr>
+    </w:lvl>
+    <w:lvl w:ilvl="5">
+      <w:start w:val="0"/>
+      <w:numFmt w:val="bullet"/>
+      <w:lvlText w:val=""/>
+      <w:lvlJc w:val="left"/>
+      <w:pPr>
+        <w:tabs>
+          <w:tab w:val="num" w:pos="0"/>
+        </w:tabs>
+        <w:ind w:left="4320" w:hanging="480"/>
+      </w:pPr>
+      <w:rPr>
+        <w:rFonts w:ascii="Symbol" w:hAnsi="Symbol" w:cs="Symbol" w:hint="default"/>
+      </w:rPr>
+    </w:lvl>
+    <w:lvl w:ilvl="6">
+      <w:start w:val="0"/>
+      <w:numFmt w:val="bullet"/>
+      <w:lvlText w:val=""/>
+      <w:lvlJc w:val="left"/>
+      <w:pPr>
+        <w:tabs>
+          <w:tab w:val="num" w:pos="0"/>
+        </w:tabs>
+        <w:ind w:left="5040" w:hanging="480"/>
+      </w:pPr>
+      <w:rPr>
+        <w:rFonts w:ascii="Symbol" w:hAnsi="Symbol" w:cs="Symbol" w:hint="default"/>
+      </w:rPr>
+    </w:lvl>
+    <w:lvl w:ilvl="7">
+      <w:start w:val="0"/>
+      <w:numFmt w:val="bullet"/>
+      <w:lvlText w:val=""/>
+      <w:lvlJc w:val="left"/>
+      <w:pPr>
+        <w:tabs>
+          <w:tab w:val="num" w:pos="0"/>
+        </w:tabs>
+        <w:ind w:left="5760" w:hanging="480"/>
+      </w:pPr>
+      <w:rPr>
+        <w:rFonts w:ascii="Symbol" w:hAnsi="Symbol" w:cs="Symbol" w:hint="default"/>
+      </w:rPr>
+    </w:lvl>
+    <w:lvl w:ilvl="8">
+      <w:start w:val="0"/>
+      <w:numFmt w:val="bullet"/>
+      <w:lvlText w:val=""/>
+      <w:lvlJc w:val="left"/>
+      <w:pPr>
+        <w:tabs>
+          <w:tab w:val="num" w:pos="0"/>
+        </w:tabs>
+        <w:ind w:left="6480" w:hanging="480"/>
+      </w:pPr>
+      <w:rPr>
+        <w:rFonts w:ascii="Symbol" w:hAnsi="Symbol" w:cs="Symbol" w:hint="default"/>
+      </w:rPr>
+    </w:lvl>
+  </w:abstractNum>
+  <w:abstractNum w:abstractNumId="6">
+    <w:lvl w:ilvl="0">
+      <w:start w:val="1"/>
+      <w:numFmt w:val="decimal"/>
+      <w:lvlText w:val="%1."/>
+      <w:lvlJc w:val="left"/>
+      <w:pPr>
+        <w:tabs>
+          <w:tab w:val="num" w:pos="0"/>
+        </w:tabs>
+        <w:ind w:left="720" w:hanging="480"/>
+      </w:pPr>
+      <w:rPr/>
+    </w:lvl>
+    <w:lvl w:ilvl="1">
+      <w:start w:val="1"/>
+      <w:numFmt w:val="decimal"/>
+      <w:lvlText w:val="%2."/>
+      <w:lvlJc w:val="left"/>
+      <w:pPr>
+        <w:tabs>
+          <w:tab w:val="num" w:pos="0"/>
+        </w:tabs>
+        <w:ind w:left="1440" w:hanging="480"/>
+      </w:pPr>
+      <w:rPr/>
+    </w:lvl>
+    <w:lvl w:ilvl="2">
+      <w:start w:val="1"/>
+      <w:numFmt w:val="decimal"/>
+      <w:lvlText w:val="%3."/>
+      <w:lvlJc w:val="left"/>
+      <w:pPr>
+        <w:tabs>
+          <w:tab w:val="num" w:pos="0"/>
+        </w:tabs>
+        <w:ind w:left="2160" w:hanging="480"/>
+      </w:pPr>
+      <w:rPr/>
+    </w:lvl>
+    <w:lvl w:ilvl="3">
+      <w:start w:val="1"/>
+      <w:numFmt w:val="decimal"/>
+      <w:lvlText w:val="%4."/>
+      <w:lvlJc w:val="left"/>
+      <w:pPr>
+        <w:tabs>
+          <w:tab w:val="num" w:pos="0"/>
+        </w:tabs>
+        <w:ind w:left="2880" w:hanging="480"/>
+      </w:pPr>
+      <w:rPr/>
+    </w:lvl>
+    <w:lvl w:ilvl="4">
+      <w:start w:val="1"/>
+      <w:numFmt w:val="decimal"/>
+      <w:lvlText w:val="%5."/>
+      <w:lvlJc w:val="left"/>
+      <w:pPr>
+        <w:tabs>
+          <w:tab w:val="num" w:pos="0"/>
+        </w:tabs>
+        <w:ind w:left="3600" w:hanging="480"/>
+      </w:pPr>
+      <w:rPr/>
+    </w:lvl>
+    <w:lvl w:ilvl="5">
+      <w:start w:val="1"/>
+      <w:numFmt w:val="decimal"/>
+      <w:lvlText w:val="%6."/>
+      <w:lvlJc w:val="left"/>
+      <w:pPr>
+        <w:tabs>
+          <w:tab w:val="num" w:pos="0"/>
+        </w:tabs>
+        <w:ind w:left="4320" w:hanging="480"/>
+      </w:pPr>
+      <w:rPr/>
+    </w:lvl>
+    <w:lvl w:ilvl="6">
+      <w:start w:val="1"/>
+      <w:numFmt w:val="decimal"/>
+      <w:lvlText w:val="%7."/>
+      <w:lvlJc w:val="left"/>
+      <w:pPr>
+        <w:tabs>
+          <w:tab w:val="num" w:pos="0"/>
+        </w:tabs>
+        <w:ind w:left="5040" w:hanging="480"/>
+      </w:pPr>
+      <w:rPr/>
+    </w:lvl>
+    <w:lvl w:ilvl="7">
+      <w:start w:val="1"/>
+      <w:numFmt w:val="decimal"/>
+      <w:lvlText w:val="%8."/>
+      <w:lvlJc w:val="left"/>
+      <w:pPr>
+        <w:tabs>
+          <w:tab w:val="num" w:pos="0"/>
+        </w:tabs>
+        <w:ind w:left="5760" w:hanging="480"/>
+      </w:pPr>
+      <w:rPr/>
+    </w:lvl>
+    <w:lvl w:ilvl="8">
+      <w:start w:val="1"/>
+      <w:numFmt w:val="decimal"/>
+      <w:lvlText w:val="%9."/>
+      <w:lvlJc w:val="left"/>
+      <w:pPr>
+        <w:tabs>
+          <w:tab w:val="num" w:pos="0"/>
+        </w:tabs>
+        <w:ind w:left="6480" w:hanging="480"/>
+      </w:pPr>
+      <w:rPr/>
+    </w:lvl>
+  </w:abstractNum>
+  <w:abstractNum w:abstractNumId="7">
+    <w:lvl w:ilvl="0">
+      <w:numFmt w:val="bullet"/>
+      <w:lvlText w:val=""/>
+      <w:lvlJc w:val="left"/>
+      <w:pPr>
+        <w:tabs>
+          <w:tab w:val="num" w:pos="0"/>
+        </w:tabs>
+        <w:ind w:left="720" w:hanging="480"/>
+      </w:pPr>
+      <w:rPr>
+        <w:rFonts w:ascii="Symbol" w:hAnsi="Symbol" w:cs="Symbol" w:hint="default"/>
+      </w:rPr>
+    </w:lvl>
+    <w:lvl w:ilvl="1">
+      <w:start w:val="0"/>
+      <w:numFmt w:val="bullet"/>
+      <w:lvlText w:val=""/>
+      <w:lvlJc w:val="left"/>
+      <w:pPr>
+        <w:tabs>
+          <w:tab w:val="num" w:pos="0"/>
+        </w:tabs>
+        <w:ind w:left="1440" w:hanging="480"/>
+      </w:pPr>
+      <w:rPr>
+        <w:rFonts w:ascii="Symbol" w:hAnsi="Symbol" w:cs="Symbol" w:hint="default"/>
+      </w:rPr>
+    </w:lvl>
+    <w:lvl w:ilvl="2">
+      <w:start w:val="0"/>
+      <w:numFmt w:val="bullet"/>
+      <w:lvlText w:val=""/>
+      <w:lvlJc w:val="left"/>
+      <w:pPr>
+        <w:tabs>
+          <w:tab w:val="num" w:pos="0"/>
+        </w:tabs>
+        <w:ind w:left="2160" w:hanging="480"/>
+      </w:pPr>
+      <w:rPr>
+        <w:rFonts w:ascii="Symbol" w:hAnsi="Symbol" w:cs="Symbol" w:hint="default"/>
+      </w:rPr>
+    </w:lvl>
+    <w:lvl w:ilvl="3">
+      <w:start w:val="0"/>
+      <w:numFmt w:val="bullet"/>
+      <w:lvlText w:val=""/>
+      <w:lvlJc w:val="left"/>
+      <w:pPr>
+        <w:tabs>
+          <w:tab w:val="num" w:pos="0"/>
+        </w:tabs>
+        <w:ind w:left="2880" w:hanging="480"/>
+      </w:pPr>
+      <w:rPr>
+        <w:rFonts w:ascii="Symbol" w:hAnsi="Symbol" w:cs="Symbol" w:hint="default"/>
+      </w:rPr>
+    </w:lvl>
+    <w:lvl w:ilvl="4">
+      <w:start w:val="0"/>
+      <w:numFmt w:val="bullet"/>
+      <w:lvlText w:val=""/>
+      <w:lvlJc w:val="left"/>
+      <w:pPr>
+        <w:tabs>
+          <w:tab w:val="num" w:pos="0"/>
+        </w:tabs>
+        <w:ind w:left="3600" w:hanging="480"/>
+      </w:pPr>
+      <w:rPr>
+        <w:rFonts w:ascii="Symbol" w:hAnsi="Symbol" w:cs="Symbol" w:hint="default"/>
+      </w:rPr>
+    </w:lvl>
+    <w:lvl w:ilvl="5">
+      <w:start w:val="0"/>
+      <w:numFmt w:val="bullet"/>
+      <w:lvlText w:val=""/>
+      <w:lvlJc w:val="left"/>
+      <w:pPr>
+        <w:tabs>
+          <w:tab w:val="num" w:pos="0"/>
+        </w:tabs>
+        <w:ind w:left="4320" w:hanging="480"/>
+      </w:pPr>
+      <w:rPr>
+        <w:rFonts w:ascii="Symbol" w:hAnsi="Symbol" w:cs="Symbol" w:hint="default"/>
+      </w:rPr>
+    </w:lvl>
+    <w:lvl w:ilvl="6">
+      <w:start w:val="0"/>
+      <w:numFmt w:val="bullet"/>
+      <w:lvlText w:val=""/>
+      <w:lvlJc w:val="left"/>
+      <w:pPr>
+        <w:tabs>
+          <w:tab w:val="num" w:pos="0"/>
+        </w:tabs>
+        <w:ind w:left="5040" w:hanging="480"/>
+      </w:pPr>
+      <w:rPr>
+        <w:rFonts w:ascii="Symbol" w:hAnsi="Symbol" w:cs="Symbol" w:hint="default"/>
+      </w:rPr>
+    </w:lvl>
+    <w:lvl w:ilvl="7">
+      <w:start w:val="0"/>
+      <w:numFmt w:val="bullet"/>
+      <w:lvlText w:val=""/>
+      <w:lvlJc w:val="left"/>
+      <w:pPr>
+        <w:tabs>
+          <w:tab w:val="num" w:pos="0"/>
+        </w:tabs>
+        <w:ind w:left="5760" w:hanging="480"/>
+      </w:pPr>
+      <w:rPr>
+        <w:rFonts w:ascii="Symbol" w:hAnsi="Symbol" w:cs="Symbol" w:hint="default"/>
+      </w:rPr>
+    </w:lvl>
+    <w:lvl w:ilvl="8">
+      <w:start w:val="0"/>
+      <w:numFmt w:val="bullet"/>
+      <w:lvlText w:val=""/>
+      <w:lvlJc w:val="left"/>
+      <w:pPr>
+        <w:tabs>
+          <w:tab w:val="num" w:pos="0"/>
+        </w:tabs>
+        <w:ind w:left="6480" w:hanging="480"/>
+      </w:pPr>
+      <w:rPr>
+        <w:rFonts w:ascii="Symbol" w:hAnsi="Symbol" w:cs="Symbol" w:hint="default"/>
+      </w:rPr>
+    </w:lvl>
+  </w:abstractNum>
+  <w:abstractNum w:abstractNumId="8">
+    <w:lvl w:ilvl="0">
       <w:start w:val="1"/>
       <w:numFmt w:val="none"/>
       <w:suff w:val="nothing"/>
@@ -17275,13 +19562,13 @@
     <w:abstractNumId w:val="5"/>
   </w:num>
   <w:num w:numId="6">
-    <w:abstractNumId w:val="1"/>
+    <w:abstractNumId w:val="6"/>
   </w:num>
   <w:num w:numId="7">
-    <w:abstractNumId w:val="1"/>
+    <w:abstractNumId w:val="7"/>
   </w:num>
   <w:num w:numId="8">
-    <w:abstractNumId w:val="1"/>
+    <w:abstractNumId w:val="8"/>
   </w:num>
   <w:num w:numId="9">
     <w:abstractNumId w:val="1"/>
@@ -17305,6 +19592,42 @@
     <w:abstractNumId w:val="1"/>
   </w:num>
   <w:num w:numId="16">
+    <w:abstractNumId w:val="1"/>
+  </w:num>
+  <w:num w:numId="17">
+    <w:abstractNumId w:val="1"/>
+  </w:num>
+  <w:num w:numId="18">
+    <w:abstractNumId w:val="1"/>
+  </w:num>
+  <w:num w:numId="19">
+    <w:abstractNumId w:val="1"/>
+  </w:num>
+  <w:num w:numId="20">
+    <w:abstractNumId w:val="1"/>
+  </w:num>
+  <w:num w:numId="21">
+    <w:abstractNumId w:val="1"/>
+  </w:num>
+  <w:num w:numId="22">
+    <w:abstractNumId w:val="1"/>
+  </w:num>
+  <w:num w:numId="23">
+    <w:abstractNumId w:val="6"/>
+    <w:lvlOverride w:ilvl="0">
+      <w:startOverride w:val="1"/>
+    </w:lvlOverride>
+  </w:num>
+  <w:num w:numId="24">
+    <w:abstractNumId w:val="1"/>
+  </w:num>
+  <w:num w:numId="25">
+    <w:abstractNumId w:val="1"/>
+  </w:num>
+  <w:num w:numId="26">
+    <w:abstractNumId w:val="1"/>
+  </w:num>
+  <w:num w:numId="27">
     <w:abstractNumId w:val="1"/>
   </w:num>
 </w:numbering>
